--- a/CMA_Summaries_B2_Ch12.docx
+++ b/CMA_Summaries_B2_Ch12.docx
@@ -1994,7 +1994,7 @@
           <w:sz w:val="15"/>
           <w:szCs w:val="15"/>
         </w:rPr>
-        <w:t xml:space="preserve">The bars are drawn to scale.</w:t>
+        <w:t xml:space="preserve">The parts add up to the total; the bars are to scale.</w:t>
       </w:r>
     </w:p>
     <w:p>
@@ -2005,7 +2005,7 @@
       <w:r>
         <w:drawing>
           <wp:inline distT="0" distB="0" distL="0" distR="0">
-            <wp:extent cx="5734050" cy="2851925"/>
+            <wp:extent cx="5734050" cy="2716125"/>
             <wp:effectExtent t="0" r="0" b="0" l="0"/>
             <wp:docPr id="1" name="" descr="" title=""/>
             <wp:cNvGraphicFramePr>
@@ -2030,7 +2030,7 @@
                   <pic:spPr bwMode="auto">
                     <a:xfrm>
                       <a:off x="0" y="0"/>
-                      <a:ext cx="5734050" cy="2851925"/>
+                      <a:ext cx="5734050" cy="2716125"/>
                     </a:xfrm>
                     <a:prstGeom prst="rect">
                       <a:avLst/>
@@ -2098,7 +2098,7 @@
                 <w:sz w:val="16"/>
                 <w:szCs w:val="16"/>
               </w:rPr>
-              <w:t xml:space="preserve">Pool total   ·   Indirect labor   ·   Equipment depreciation   ·   Warehouse lease</w:t>
+              <w:t xml:space="preserve">product-sustaining cost   ·   Indirect labor   ·   Equipment depreciation   ·   Warehouse lease</w:t>
             </w:r>
           </w:p>
         </w:tc>
@@ -5391,7 +5391,7 @@
           <w:sz w:val="15"/>
           <w:szCs w:val="15"/>
         </w:rPr>
-        <w:t xml:space="preserve">The bars are drawn to scale.</w:t>
+        <w:t xml:space="preserve">The parts add up to the total; the bars are to scale.</w:t>
       </w:r>
     </w:p>
     <w:p>
@@ -5402,7 +5402,7 @@
       <w:r>
         <w:drawing>
           <wp:inline distT="0" distB="0" distL="0" distR="0">
-            <wp:extent cx="5734050" cy="2248350"/>
+            <wp:extent cx="5734050" cy="2414325"/>
             <wp:effectExtent t="0" r="0" b="0" l="0"/>
             <wp:docPr id="1" name="" descr="" title=""/>
             <wp:cNvGraphicFramePr>
@@ -5427,7 +5427,7 @@
                   <pic:spPr bwMode="auto">
                     <a:xfrm>
                       <a:off x="0" y="0"/>
-                      <a:ext cx="5734050" cy="2248350"/>
+                      <a:ext cx="5734050" cy="2414325"/>
                     </a:xfrm>
                     <a:prstGeom prst="rect">
                       <a:avLst/>

--- a/CMA_Summaries_B2_Ch12.docx
+++ b/CMA_Summaries_B2_Ch12.docx
@@ -1632,7 +1632,7 @@
           <w:sz w:val="16"/>
           <w:szCs w:val="16"/>
         </w:rPr>
-        <w:t xml:space="preserve">      gaps 1–7</w:t>
+        <w:t xml:space="preserve">      gaps 1–9</w:t>
       </w:r>
     </w:p>
     <w:p>
@@ -1905,6 +1905,77 @@
           <w:szCs w:val="19"/>
         </w:rPr>
         <w:t xml:space="preserve"> what causes the cost. </w:t>
+      </w:r>
+      <w:r>
+        <w:rPr>
+          <w:sz w:val="19"/>
+          <w:szCs w:val="19"/>
+        </w:rPr>
+        <w:t xml:space="preserve"/>
+      </w:r>
+      <w:r>
+        <w:rPr>
+          <w:b/>
+          <w:bCs/>
+          <w:color w:val="8186EF"/>
+          <w:sz w:val="15"/>
+          <w:szCs w:val="15"/>
+        </w:rPr>
+        <w:t xml:space="preserve"> (8) </w:t>
+      </w:r>
+      <w:r>
+        <w:rPr>
+          <w:u w:val="single"/>
+          <w:sz w:val="19"/>
+          <w:szCs w:val="19"/>
+        </w:rPr>
+        <w:t xml:space="preserve">           </w:t>
+      </w:r>
+      <w:r>
+        <w:rPr>
+          <w:sz w:val="19"/>
+          <w:szCs w:val="19"/>
+        </w:rPr>
+        <w:t xml:space="preserve"> </w:t>
+      </w:r>
+      <w:r>
+        <w:rPr>
+          <w:sz w:val="19"/>
+          <w:szCs w:val="19"/>
+        </w:rPr>
+        <w:t xml:space="preserve"> labor of $360,000 is split by time studies; the $100,000 </w:t>
+      </w:r>
+      <w:r>
+        <w:rPr>
+          <w:b/>
+          <w:bCs/>
+          <w:color w:val="8186EF"/>
+          <w:sz w:val="15"/>
+          <w:szCs w:val="15"/>
+        </w:rPr>
+        <w:t xml:space="preserve"> (9) </w:t>
+      </w:r>
+      <w:r>
+        <w:rPr>
+          <w:u w:val="single"/>
+          <w:sz w:val="19"/>
+          <w:szCs w:val="19"/>
+        </w:rPr>
+        <w:t xml:space="preserve">           </w:t>
+      </w:r>
+      <w:r>
+        <w:rPr>
+          <w:sz w:val="19"/>
+          <w:szCs w:val="19"/>
+        </w:rPr>
+        <w:t xml:space="preserve"> </w:t>
+      </w:r>
+      <w:r>
+        <w:rPr>
+          <w:sz w:val="19"/>
+          <w:szCs w:val="19"/>
+        </w:rPr>
+        <w:t xml:space="preserve"> lease from Book 1 goes to the facility pool. </w:t>
       </w:r>
     </w:p>
     <w:tbl>
@@ -1962,7 +2033,7 @@
                 <w:sz w:val="16"/>
                 <w:szCs w:val="16"/>
               </w:rPr>
-              <w:t xml:space="preserve">quality   ·   resources   ·   Activity-based   ·   product   ·   drivers   ·   second   ·   measure   ·   overhead</w:t>
+              <w:t xml:space="preserve">quality   ·   measure   ·   product   ·   Activity-based   ·   resources   ·   studies   ·   second   ·   Indirect   ·   warehouse   ·   overhead</w:t>
             </w:r>
           </w:p>
         </w:tc>
@@ -2125,7 +2196,7 @@
           <w:sz w:val="16"/>
           <w:szCs w:val="16"/>
         </w:rPr>
-        <w:t xml:space="preserve">      gaps 11–14</w:t>
+        <w:t xml:space="preserve">      gaps 13–16</w:t>
       </w:r>
     </w:p>
     <w:p>
@@ -2148,7 +2219,7 @@
           <w:sz w:val="15"/>
           <w:szCs w:val="15"/>
         </w:rPr>
-        <w:t xml:space="preserve"> (11) </w:t>
+        <w:t xml:space="preserve"> (13) </w:t>
       </w:r>
       <w:r>
         <w:rPr>
@@ -2187,7 +2258,7 @@
           <w:sz w:val="15"/>
           <w:szCs w:val="15"/>
         </w:rPr>
-        <w:t xml:space="preserve"> (12) </w:t>
+        <w:t xml:space="preserve"> (14) </w:t>
       </w:r>
       <w:r>
         <w:rPr>
@@ -2219,7 +2290,7 @@
           <w:sz w:val="15"/>
           <w:szCs w:val="15"/>
         </w:rPr>
-        <w:t xml:space="preserve"> (13) </w:t>
+        <w:t xml:space="preserve"> (15) </w:t>
       </w:r>
       <w:r>
         <w:rPr>
@@ -2258,7 +2329,7 @@
           <w:sz w:val="15"/>
           <w:szCs w:val="15"/>
         </w:rPr>
-        <w:t xml:space="preserve"> (14) </w:t>
+        <w:t xml:space="preserve"> (16) </w:t>
       </w:r>
       <w:r>
         <w:rPr>
@@ -2338,7 +2409,7 @@
                 <w:sz w:val="16"/>
                 <w:szCs w:val="16"/>
               </w:rPr>
-              <w:t xml:space="preserve">re-testing   ·   willing   ·   Receiving   ·   blending   ·   resource</w:t>
+              <w:t xml:space="preserve">re-testing   ·   willing   ·   Receiving   ·   blending   ·   value-added</w:t>
             </w:r>
           </w:p>
         </w:tc>
@@ -2973,14 +3044,14 @@
                 <w:sz w:val="16"/>
                 <w:szCs w:val="16"/>
               </w:rPr>
-              <w:t xml:space="preserve">9  </w:t>
-            </w:r>
-            <w:r>
-              <w:rPr>
-                <w:sz w:val="16"/>
-                <w:szCs w:val="16"/>
-              </w:rPr>
-              <w:t xml:space="preserve">Equipment depreciation</w:t>
+              <w:t xml:space="preserve">10  </w:t>
+            </w:r>
+            <w:r>
+              <w:rPr>
+                <w:sz w:val="16"/>
+                <w:szCs w:val="16"/>
+              </w:rPr>
+              <w:t xml:space="preserve">Indirect labor</w:t>
             </w:r>
           </w:p>
         </w:tc>
@@ -3041,14 +3112,14 @@
                 <w:sz w:val="16"/>
                 <w:szCs w:val="16"/>
               </w:rPr>
-              <w:t xml:space="preserve">10  </w:t>
-            </w:r>
-            <w:r>
-              <w:rPr>
-                <w:sz w:val="16"/>
-                <w:szCs w:val="16"/>
-              </w:rPr>
-              <w:t xml:space="preserve">Warehouse lease</w:t>
+              <w:t xml:space="preserve">11  </w:t>
+            </w:r>
+            <w:r>
+              <w:rPr>
+                <w:sz w:val="16"/>
+                <w:szCs w:val="16"/>
+              </w:rPr>
+              <w:t xml:space="preserve">Equipment depreciation</w:t>
             </w:r>
           </w:p>
         </w:tc>
@@ -3109,14 +3180,14 @@
                 <w:sz w:val="16"/>
                 <w:szCs w:val="16"/>
               </w:rPr>
-              <w:t xml:space="preserve">11  </w:t>
-            </w:r>
-            <w:r>
-              <w:rPr>
-                <w:sz w:val="16"/>
-                <w:szCs w:val="16"/>
-              </w:rPr>
-              <w:t xml:space="preserve">blending</w:t>
+              <w:t xml:space="preserve">12  </w:t>
+            </w:r>
+            <w:r>
+              <w:rPr>
+                <w:sz w:val="16"/>
+                <w:szCs w:val="16"/>
+              </w:rPr>
+              <w:t xml:space="preserve">Warehouse lease</w:t>
             </w:r>
           </w:p>
         </w:tc>
@@ -3177,14 +3248,14 @@
                 <w:sz w:val="16"/>
                 <w:szCs w:val="16"/>
               </w:rPr>
-              <w:t xml:space="preserve">12  </w:t>
-            </w:r>
-            <w:r>
-              <w:rPr>
-                <w:sz w:val="16"/>
-                <w:szCs w:val="16"/>
-              </w:rPr>
-              <w:t xml:space="preserve">Receiving</w:t>
+              <w:t xml:space="preserve">13  </w:t>
+            </w:r>
+            <w:r>
+              <w:rPr>
+                <w:sz w:val="16"/>
+                <w:szCs w:val="16"/>
+              </w:rPr>
+              <w:t xml:space="preserve">blending</w:t>
             </w:r>
           </w:p>
         </w:tc>
@@ -3245,14 +3316,14 @@
                 <w:sz w:val="16"/>
                 <w:szCs w:val="16"/>
               </w:rPr>
-              <w:t xml:space="preserve">13  </w:t>
-            </w:r>
-            <w:r>
-              <w:rPr>
-                <w:sz w:val="16"/>
-                <w:szCs w:val="16"/>
-              </w:rPr>
-              <w:t xml:space="preserve">re-testing</w:t>
+              <w:t xml:space="preserve">14  </w:t>
+            </w:r>
+            <w:r>
+              <w:rPr>
+                <w:sz w:val="16"/>
+                <w:szCs w:val="16"/>
+              </w:rPr>
+              <w:t xml:space="preserve">Receiving</w:t>
             </w:r>
           </w:p>
         </w:tc>
@@ -3313,14 +3384,14 @@
                 <w:sz w:val="16"/>
                 <w:szCs w:val="16"/>
               </w:rPr>
-              <w:t xml:space="preserve">14  </w:t>
-            </w:r>
-            <w:r>
-              <w:rPr>
-                <w:sz w:val="16"/>
-                <w:szCs w:val="16"/>
-              </w:rPr>
-              <w:t xml:space="preserve">willing</w:t>
+              <w:t xml:space="preserve">15  </w:t>
+            </w:r>
+            <w:r>
+              <w:rPr>
+                <w:sz w:val="16"/>
+                <w:szCs w:val="16"/>
+              </w:rPr>
+              <w:t xml:space="preserve">re-testing</w:t>
             </w:r>
           </w:p>
         </w:tc>
@@ -3381,14 +3452,14 @@
                 <w:sz w:val="16"/>
                 <w:szCs w:val="16"/>
               </w:rPr>
-              <w:t xml:space="preserve">15  </w:t>
-            </w:r>
-            <w:r>
-              <w:rPr>
-                <w:sz w:val="16"/>
-                <w:szCs w:val="16"/>
-              </w:rPr>
-              <w:t xml:space="preserve">activity-based costing</w:t>
+              <w:t xml:space="preserve">16  </w:t>
+            </w:r>
+            <w:r>
+              <w:rPr>
+                <w:sz w:val="16"/>
+                <w:szCs w:val="16"/>
+              </w:rPr>
+              <w:t xml:space="preserve">willing</w:t>
             </w:r>
           </w:p>
         </w:tc>
@@ -3423,7 +3494,7 @@
                 <w:sz w:val="16"/>
                 <w:szCs w:val="16"/>
               </w:rPr>
-              <w:t xml:space="preserve">Indirect labor</w:t>
+              <w:t xml:space="preserve">Indirect</w:t>
             </w:r>
           </w:p>
         </w:tc>
@@ -3449,7 +3520,75 @@
                 <w:sz w:val="16"/>
                 <w:szCs w:val="16"/>
               </w:rPr>
-              <w:t xml:space="preserve">16  </w:t>
+              <w:t xml:space="preserve">17  </w:t>
+            </w:r>
+            <w:r>
+              <w:rPr>
+                <w:sz w:val="16"/>
+                <w:szCs w:val="16"/>
+              </w:rPr>
+              <w:t xml:space="preserve">activity-based costing</w:t>
+            </w:r>
+          </w:p>
+        </w:tc>
+      </w:tr>
+      <w:tr>
+        <w:tc>
+          <w:tcPr>
+            <w:tcW w:type="pct" w:w="2500"/>
+            <w:tcMar>
+              <w:top w:type="dxa" w:w="20"/>
+              <w:left w:type="dxa" w:w="80"/>
+              <w:bottom w:type="dxa" w:w="20"/>
+              <w:right w:type="dxa" w:w="80"/>
+            </w:tcMar>
+          </w:tcPr>
+          <w:p>
+            <w:pPr>
+              <w:spacing w:before="12" w:after="12"/>
+            </w:pPr>
+            <w:r>
+              <w:rPr>
+                <w:b/>
+                <w:bCs/>
+                <w:color w:val="8186EF"/>
+                <w:sz w:val="16"/>
+                <w:szCs w:val="16"/>
+              </w:rPr>
+              <w:t xml:space="preserve">9  </w:t>
+            </w:r>
+            <w:r>
+              <w:rPr>
+                <w:sz w:val="16"/>
+                <w:szCs w:val="16"/>
+              </w:rPr>
+              <w:t xml:space="preserve">warehouse</w:t>
+            </w:r>
+          </w:p>
+        </w:tc>
+        <w:tc>
+          <w:tcPr>
+            <w:tcW w:type="pct" w:w="2500"/>
+            <w:tcMar>
+              <w:top w:type="dxa" w:w="20"/>
+              <w:left w:type="dxa" w:w="80"/>
+              <w:bottom w:type="dxa" w:w="20"/>
+              <w:right w:type="dxa" w:w="80"/>
+            </w:tcMar>
+          </w:tcPr>
+          <w:p>
+            <w:pPr>
+              <w:spacing w:before="12" w:after="12"/>
+            </w:pPr>
+            <w:r>
+              <w:rPr>
+                <w:b/>
+                <w:bCs/>
+                <w:color w:val="8186EF"/>
+                <w:sz w:val="16"/>
+                <w:szCs w:val="16"/>
+              </w:rPr>
+              <w:t xml:space="preserve">18  </w:t>
             </w:r>
             <w:r>
               <w:rPr>
@@ -3499,7 +3638,7 @@
           <w:sz w:val="15"/>
           <w:szCs w:val="15"/>
         </w:rPr>
-        <w:t xml:space="preserve">An activity is a task that uses resources, such as a setup or a quality test. Each activity has an activity cost pool: the total cost of doing it. Activity-based costing assigns overhead to these pools first and then to products. The first stage uses resource drivers, such as the share of staff time spent on each activity. The second stage uses activity drivers, such as the number of setups each product needs. Both are cost drivers: they measure what causes the cost.</w:t>
+        <w:t xml:space="preserve">An activity is a task that uses resources, such as a setup or a quality test. Each activity has an activity cost pool: the total cost of doing it. Activity-based costing assigns overhead to these pools first and then to products. The first stage uses resource drivers, such as the share of staff time spent on each activity. The second stage uses activity drivers, such as the number of setups each product needs. Both are cost drivers: they measure what causes the cost. Indirect labor of $360,000 is split by time studies; the $100,000 warehouse lease from Book 1 goes to the facility pool.</w:t>
       </w:r>
     </w:p>
     <w:p>
@@ -5359,7 +5498,7 @@
                 <w:sz w:val="16"/>
                 <w:szCs w:val="16"/>
               </w:rPr>
-              <w:t xml:space="preserve">za'atar   ·   receive   ·   Lentils</w:t>
+              <w:t xml:space="preserve">Blending   ·   receive   ·   Lentils</w:t>
             </w:r>
           </w:p>
         </w:tc>
@@ -5549,6 +5688,31 @@
       </w:tr>
     </w:tbl>
     <w:p/>
+    <w:p>
+      <w:pPr>
+        <w:spacing w:before="20" w:after="20" w:line="360" w:lineRule="auto"/>
+        <w:ind w:left="200"/>
+      </w:pPr>
+      <w:r>
+        <w:rPr>
+          <w:sz w:val="19"/>
+          <w:szCs w:val="19"/>
+        </w:rPr>
+        <w:t xml:space="preserve">Complete the two blank rows.</w:t>
+      </w:r>
+    </w:p>
+    <w:p>
+      <w:pPr>
+        <w:pageBreakBefore w:val="true"/>
+        <w:spacing w:after="0"/>
+      </w:pPr>
+      <w:r>
+        <w:rPr>
+          <w:sz w:val="2"/>
+        </w:rPr>
+        <w:t xml:space="preserve"> </w:t>
+      </w:r>
+    </w:p>
     <w:tbl>
       <w:tblPr>
         <w:tblW w:type="pct" w:w="100%"/>
@@ -5563,10 +5727,10 @@
         </w:tblBorders>
       </w:tblPr>
       <w:tblGrid>
-        <w:gridCol w:w="3917"/>
-        <w:gridCol w:w="2890"/>
+        <w:gridCol w:w="4224"/>
+        <w:gridCol w:w="2254"/>
         <w:gridCol w:w="1091"/>
-        <w:gridCol w:w="1702"/>
+        <w:gridCol w:w="2031"/>
       </w:tblGrid>
       <w:tr>
         <w:tc>
@@ -5601,7 +5765,7 @@
       <w:tr>
         <w:tc>
           <w:tcPr>
-            <w:tcW w:type="pct" w:w="2040"/>
+            <w:tcW w:type="pct" w:w="2200"/>
             <w:shd w:fill="353A7C" w:val="clear"/>
             <w:tcMar>
               <w:top w:type="dxa" w:w="50"/>
@@ -5628,7 +5792,7 @@
         </w:tc>
         <w:tc>
           <w:tcPr>
-            <w:tcW w:type="pct" w:w="1505"/>
+            <w:tcW w:type="pct" w:w="1174"/>
             <w:shd w:fill="353A7C" w:val="clear"/>
             <w:tcMar>
               <w:top w:type="dxa" w:w="50"/>
@@ -5682,7 +5846,7 @@
         </w:tc>
         <w:tc>
           <w:tcPr>
-            <w:tcW w:type="pct" w:w="886"/>
+            <w:tcW w:type="pct" w:w="1058"/>
             <w:shd w:fill="353A7C" w:val="clear"/>
             <w:tcMar>
               <w:top w:type="dxa" w:w="50"/>
@@ -5711,7 +5875,7 @@
       <w:tr>
         <w:tc>
           <w:tcPr>
-            <w:tcW w:type="pct" w:w="2040"/>
+            <w:tcW w:type="pct" w:w="2200"/>
             <w:tcMar>
               <w:top w:type="dxa" w:w="50"/>
               <w:left w:type="dxa" w:w="110"/>
@@ -5734,7 +5898,7 @@
         </w:tc>
         <w:tc>
           <w:tcPr>
-            <w:tcW w:type="pct" w:w="1505"/>
+            <w:tcW w:type="pct" w:w="1174"/>
             <w:tcMar>
               <w:top w:type="dxa" w:w="50"/>
               <w:left w:type="dxa" w:w="110"/>
@@ -5780,7 +5944,7 @@
         </w:tc>
         <w:tc>
           <w:tcPr>
-            <w:tcW w:type="pct" w:w="886"/>
+            <w:tcW w:type="pct" w:w="1058"/>
             <w:tcMar>
               <w:top w:type="dxa" w:w="50"/>
               <w:left w:type="dxa" w:w="110"/>
@@ -5805,7 +5969,7 @@
       <w:tr>
         <w:tc>
           <w:tcPr>
-            <w:tcW w:type="pct" w:w="2040"/>
+            <w:tcW w:type="pct" w:w="2200"/>
             <w:shd w:fill="FBFAF6" w:val="clear"/>
             <w:tcMar>
               <w:top w:type="dxa" w:w="50"/>
@@ -5829,7 +5993,7 @@
         </w:tc>
         <w:tc>
           <w:tcPr>
-            <w:tcW w:type="pct" w:w="1505"/>
+            <w:tcW w:type="pct" w:w="1174"/>
             <w:shd w:fill="FFFFFF" w:val="clear"/>
             <w:tcMar>
               <w:top w:type="dxa" w:w="50"/>
@@ -5880,7 +6044,7 @@
         </w:tc>
         <w:tc>
           <w:tcPr>
-            <w:tcW w:type="pct" w:w="886"/>
+            <w:tcW w:type="pct" w:w="1058"/>
             <w:shd w:fill="FBFAF6" w:val="clear"/>
             <w:tcMar>
               <w:top w:type="dxa" w:w="50"/>
@@ -5906,7 +6070,7 @@
       <w:tr>
         <w:tc>
           <w:tcPr>
-            <w:tcW w:type="pct" w:w="2040"/>
+            <w:tcW w:type="pct" w:w="2200"/>
             <w:tcMar>
               <w:top w:type="dxa" w:w="50"/>
               <w:left w:type="dxa" w:w="110"/>
@@ -5929,102 +6093,7 @@
         </w:tc>
         <w:tc>
           <w:tcPr>
-            <w:tcW w:type="pct" w:w="1505"/>
-            <w:tcMar>
-              <w:top w:type="dxa" w:w="50"/>
-              <w:left w:type="dxa" w:w="110"/>
-              <w:bottom w:type="dxa" w:w="50"/>
-              <w:right w:type="dxa" w:w="110"/>
-            </w:tcMar>
-          </w:tcPr>
-          <w:p>
-            <w:pPr>
-              <w:spacing w:before="28" w:after="28"/>
-            </w:pPr>
-            <w:r>
-              <w:rPr>
-                <w:sz w:val="15"/>
-                <w:szCs w:val="15"/>
-              </w:rPr>
-              <w:t xml:space="preserve">2,000 packing hours</w:t>
-            </w:r>
-          </w:p>
-        </w:tc>
-        <w:tc>
-          <w:tcPr>
-            <w:tcW w:type="pct" w:w="568"/>
-            <w:tcMar>
-              <w:top w:type="dxa" w:w="50"/>
-              <w:left w:type="dxa" w:w="110"/>
-              <w:bottom w:type="dxa" w:w="50"/>
-              <w:right w:type="dxa" w:w="110"/>
-            </w:tcMar>
-          </w:tcPr>
-          <w:p>
-            <w:pPr>
-              <w:spacing w:before="28" w:after="28"/>
-            </w:pPr>
-            <w:r>
-              <w:rPr>
-                <w:sz w:val="15"/>
-                <w:szCs w:val="15"/>
-              </w:rPr>
-              <w:t xml:space="preserve">$30</w:t>
-            </w:r>
-          </w:p>
-        </w:tc>
-        <w:tc>
-          <w:tcPr>
-            <w:tcW w:type="pct" w:w="886"/>
-            <w:tcMar>
-              <w:top w:type="dxa" w:w="50"/>
-              <w:left w:type="dxa" w:w="110"/>
-              <w:bottom w:type="dxa" w:w="50"/>
-              <w:right w:type="dxa" w:w="110"/>
-            </w:tcMar>
-          </w:tcPr>
-          <w:p>
-            <w:pPr>
-              <w:spacing w:before="28" w:after="28"/>
-            </w:pPr>
-            <w:r>
-              <w:rPr>
-                <w:sz w:val="15"/>
-                <w:szCs w:val="15"/>
-              </w:rPr>
-              <w:t xml:space="preserve">________</w:t>
-            </w:r>
-          </w:p>
-        </w:tc>
-      </w:tr>
-      <w:tr>
-        <w:tc>
-          <w:tcPr>
-            <w:tcW w:type="pct" w:w="2040"/>
-            <w:shd w:fill="FBFAF6" w:val="clear"/>
-            <w:tcMar>
-              <w:top w:type="dxa" w:w="50"/>
-              <w:left w:type="dxa" w:w="110"/>
-              <w:bottom w:type="dxa" w:w="50"/>
-              <w:right w:type="dxa" w:w="110"/>
-            </w:tcMar>
-          </w:tcPr>
-          <w:p>
-            <w:pPr>
-              <w:spacing w:before="28" w:after="28"/>
-            </w:pPr>
-            <w:r>
-              <w:rPr>
-                <w:sz w:val="15"/>
-                <w:szCs w:val="15"/>
-              </w:rPr>
-              <w:t xml:space="preserve">Quality testing</w:t>
-            </w:r>
-          </w:p>
-        </w:tc>
-        <w:tc>
-          <w:tcPr>
-            <w:tcW w:type="pct" w:w="1505"/>
+            <w:tcW w:type="pct" w:w="1174"/>
             <w:shd w:fill="FFFFFF" w:val="clear"/>
             <w:tcMar>
               <w:top w:type="dxa" w:w="50"/>
@@ -6052,7 +6121,6 @@
         <w:tc>
           <w:tcPr>
             <w:tcW w:type="pct" w:w="568"/>
-            <w:shd w:fill="FBFAF6" w:val="clear"/>
             <w:tcMar>
               <w:top w:type="dxa" w:w="50"/>
               <w:left w:type="dxa" w:w="110"/>
@@ -6069,14 +6137,13 @@
                 <w:sz w:val="15"/>
                 <w:szCs w:val="15"/>
               </w:rPr>
-              <w:t xml:space="preserve">$60</w:t>
-            </w:r>
-          </w:p>
-        </w:tc>
-        <w:tc>
-          <w:tcPr>
-            <w:tcW w:type="pct" w:w="886"/>
-            <w:shd w:fill="FBFAF6" w:val="clear"/>
+              <w:t xml:space="preserve">$30</w:t>
+            </w:r>
+          </w:p>
+        </w:tc>
+        <w:tc>
+          <w:tcPr>
+            <w:tcW w:type="pct" w:w="1058"/>
             <w:tcMar>
               <w:top w:type="dxa" w:w="50"/>
               <w:left w:type="dxa" w:w="110"/>
@@ -6093,7 +6160,7 @@
                 <w:sz w:val="15"/>
                 <w:szCs w:val="15"/>
               </w:rPr>
-              <w:t xml:space="preserve">72,000</w:t>
+              <w:t xml:space="preserve">________</w:t>
             </w:r>
           </w:p>
         </w:tc>
@@ -6101,7 +6168,8 @@
       <w:tr>
         <w:tc>
           <w:tcPr>
-            <w:tcW w:type="pct" w:w="2040"/>
+            <w:tcW w:type="pct" w:w="2200"/>
+            <w:shd w:fill="FBFAF6" w:val="clear"/>
             <w:tcMar>
               <w:top w:type="dxa" w:w="50"/>
               <w:left w:type="dxa" w:w="110"/>
@@ -6118,13 +6186,110 @@
                 <w:sz w:val="15"/>
                 <w:szCs w:val="15"/>
               </w:rPr>
+              <w:t xml:space="preserve">Quality testing</w:t>
+            </w:r>
+          </w:p>
+        </w:tc>
+        <w:tc>
+          <w:tcPr>
+            <w:tcW w:type="pct" w:w="1174"/>
+            <w:shd w:fill="FBFAF6" w:val="clear"/>
+            <w:tcMar>
+              <w:top w:type="dxa" w:w="50"/>
+              <w:left w:type="dxa" w:w="110"/>
+              <w:bottom w:type="dxa" w:w="50"/>
+              <w:right w:type="dxa" w:w="110"/>
+            </w:tcMar>
+          </w:tcPr>
+          <w:p>
+            <w:pPr>
+              <w:spacing w:before="28" w:after="28"/>
+            </w:pPr>
+            <w:r>
+              <w:rPr>
+                <w:sz w:val="15"/>
+                <w:szCs w:val="15"/>
+              </w:rPr>
+              <w:t xml:space="preserve">1,200 tests</w:t>
+            </w:r>
+          </w:p>
+        </w:tc>
+        <w:tc>
+          <w:tcPr>
+            <w:tcW w:type="pct" w:w="568"/>
+            <w:shd w:fill="FBFAF6" w:val="clear"/>
+            <w:tcMar>
+              <w:top w:type="dxa" w:w="50"/>
+              <w:left w:type="dxa" w:w="110"/>
+              <w:bottom w:type="dxa" w:w="50"/>
+              <w:right w:type="dxa" w:w="110"/>
+            </w:tcMar>
+          </w:tcPr>
+          <w:p>
+            <w:pPr>
+              <w:spacing w:before="28" w:after="28"/>
+            </w:pPr>
+            <w:r>
+              <w:rPr>
+                <w:sz w:val="15"/>
+                <w:szCs w:val="15"/>
+              </w:rPr>
+              <w:t xml:space="preserve">$60</w:t>
+            </w:r>
+          </w:p>
+        </w:tc>
+        <w:tc>
+          <w:tcPr>
+            <w:tcW w:type="pct" w:w="1058"/>
+            <w:shd w:fill="FBFAF6" w:val="clear"/>
+            <w:tcMar>
+              <w:top w:type="dxa" w:w="50"/>
+              <w:left w:type="dxa" w:w="110"/>
+              <w:bottom w:type="dxa" w:w="50"/>
+              <w:right w:type="dxa" w:w="110"/>
+            </w:tcMar>
+          </w:tcPr>
+          <w:p>
+            <w:pPr>
+              <w:spacing w:before="28" w:after="28"/>
+            </w:pPr>
+            <w:r>
+              <w:rPr>
+                <w:sz w:val="15"/>
+                <w:szCs w:val="15"/>
+              </w:rPr>
+              <w:t xml:space="preserve">72,000</w:t>
+            </w:r>
+          </w:p>
+        </w:tc>
+      </w:tr>
+      <w:tr>
+        <w:tc>
+          <w:tcPr>
+            <w:tcW w:type="pct" w:w="2200"/>
+            <w:tcMar>
+              <w:top w:type="dxa" w:w="50"/>
+              <w:left w:type="dxa" w:w="110"/>
+              <w:bottom w:type="dxa" w:w="50"/>
+              <w:right w:type="dxa" w:w="110"/>
+            </w:tcMar>
+          </w:tcPr>
+          <w:p>
+            <w:pPr>
+              <w:spacing w:before="28" w:after="28"/>
+            </w:pPr>
+            <w:r>
+              <w:rPr>
+                <w:sz w:val="15"/>
+                <w:szCs w:val="15"/>
+              </w:rPr>
               <w:t xml:space="preserve">Facility</w:t>
             </w:r>
           </w:p>
         </w:tc>
         <w:tc>
           <w:tcPr>
-            <w:tcW w:type="pct" w:w="1505"/>
+            <w:tcW w:type="pct" w:w="1174"/>
             <w:shd w:fill="FFFFFF" w:val="clear"/>
             <w:tcMar>
               <w:top w:type="dxa" w:w="50"/>
@@ -6174,7 +6339,7 @@
         </w:tc>
         <w:tc>
           <w:tcPr>
-            <w:tcW w:type="pct" w:w="886"/>
+            <w:tcW w:type="pct" w:w="1058"/>
             <w:tcMar>
               <w:top w:type="dxa" w:w="50"/>
               <w:left w:type="dxa" w:w="110"/>
@@ -6199,7 +6364,7 @@
       <w:tr>
         <w:tc>
           <w:tcPr>
-            <w:tcW w:type="pct" w:w="2040"/>
+            <w:tcW w:type="pct" w:w="2200"/>
             <w:shd w:fill="FBFAF6" w:val="clear"/>
             <w:tcMar>
               <w:top w:type="dxa" w:w="50"/>
@@ -6223,7 +6388,7 @@
         </w:tc>
         <w:tc>
           <w:tcPr>
-            <w:tcW w:type="pct" w:w="1505"/>
+            <w:tcW w:type="pct" w:w="1174"/>
             <w:shd w:fill="FBFAF6" w:val="clear"/>
             <w:tcMar>
               <w:top w:type="dxa" w:w="50"/>
@@ -6271,7 +6436,7 @@
         </w:tc>
         <w:tc>
           <w:tcPr>
-            <w:tcW w:type="pct" w:w="886"/>
+            <w:tcW w:type="pct" w:w="1058"/>
             <w:shd w:fill="FBFAF6" w:val="clear"/>
             <w:tcMar>
               <w:top w:type="dxa" w:w="50"/>
@@ -6351,7 +6516,7 @@
                 <w:sz w:val="16"/>
                 <w:szCs w:val="16"/>
               </w:rPr>
-              <w:t xml:space="preserve">500 pallet positions   ·   1,200 tests   ·   800 setups   ·   product-sustaining cost</w:t>
+              <w:t xml:space="preserve">800 setups   ·   2,000 packing hours   ·   Blending setups   ·   500 pallet positions</w:t>
             </w:r>
           </w:p>
         </w:tc>
@@ -6360,18 +6525,6 @@
     <w:p/>
     <w:p>
       <w:pPr>
-        <w:pageBreakBefore w:val="true"/>
-        <w:spacing w:after="0"/>
-      </w:pPr>
-      <w:r>
-        <w:rPr>
-          <w:sz w:val="2"/>
-        </w:rPr>
-        <w:t xml:space="preserve"> </w:t>
-      </w:r>
-    </w:p>
-    <w:p>
-      <w:pPr>
         <w:spacing w:before="44" w:after="14"/>
       </w:pPr>
       <w:r>
@@ -6390,7 +6543,7 @@
           <w:sz w:val="16"/>
           <w:szCs w:val="16"/>
         </w:rPr>
-        <w:t xml:space="preserve">      gaps 10–11</w:t>
+        <w:t xml:space="preserve">      gaps 10–12</w:t>
       </w:r>
     </w:p>
     <w:p>
@@ -6435,7 +6588,14 @@
           <w:sz w:val="19"/>
           <w:szCs w:val="19"/>
         </w:rPr>
-        <w:t xml:space="preserve"> for lentils falls from $3.60 to $1.79, and for </w:t>
+        <w:t xml:space="preserve"> for lentils falls from $3.60 to $1.79, and for za'atar it rises from $3.60 to $10.84. </w:t>
+      </w:r>
+      <w:r>
+        <w:rPr>
+          <w:sz w:val="19"/>
+          <w:szCs w:val="19"/>
+        </w:rPr>
+        <w:t xml:space="preserve">Under the old rate, lentils cost $6.30 and </w:t>
       </w:r>
       <w:r>
         <w:rPr>
@@ -6467,7 +6627,53 @@
           <w:sz w:val="19"/>
           <w:szCs w:val="19"/>
         </w:rPr>
-        <w:t xml:space="preserve"> it rises from $3.60 to $10.84. </w:t>
+        <w:t xml:space="preserve"> to lose money at a price of $6.00. </w:t>
+      </w:r>
+      <w:r>
+        <w:rPr>
+          <w:sz w:val="19"/>
+          <w:szCs w:val="19"/>
+        </w:rPr>
+        <w:t xml:space="preserve">With ABC they cost $4.49 and earn a </w:t>
+      </w:r>
+      <w:r>
+        <w:rPr>
+          <w:b/>
+          <w:bCs/>
+          <w:color w:val="8186EF"/>
+          <w:sz w:val="15"/>
+          <w:szCs w:val="15"/>
+        </w:rPr>
+        <w:t xml:space="preserve"> (12) </w:t>
+      </w:r>
+      <w:r>
+        <w:rPr>
+          <w:u w:val="single"/>
+          <w:sz w:val="19"/>
+          <w:szCs w:val="19"/>
+        </w:rPr>
+        <w:t xml:space="preserve">           </w:t>
+      </w:r>
+      <w:r>
+        <w:rPr>
+          <w:sz w:val="19"/>
+          <w:szCs w:val="19"/>
+        </w:rPr>
+        <w:t xml:space="preserve"> </w:t>
+      </w:r>
+      <w:r>
+        <w:rPr>
+          <w:sz w:val="19"/>
+          <w:szCs w:val="19"/>
+        </w:rPr>
+        <w:t xml:space="preserve">. </w:t>
+      </w:r>
+      <w:r>
+        <w:rPr>
+          <w:sz w:val="19"/>
+          <w:szCs w:val="19"/>
+        </w:rPr>
+        <w:t xml:space="preserve">Za'atar costs $15.04, more than its price of $11.00. </w:t>
       </w:r>
     </w:p>
     <w:tbl>
@@ -6525,7 +6731,7 @@
                 <w:sz w:val="16"/>
                 <w:szCs w:val="16"/>
               </w:rPr>
-              <w:t xml:space="preserve">za'atar   ·   overhead   ·   quantity</w:t>
+              <w:t xml:space="preserve">seemed   ·   margin   ·   Complete   ·   overhead</w:t>
             </w:r>
           </w:p>
         </w:tc>
@@ -6546,15 +6752,15 @@
         </w:tblBorders>
       </w:tblPr>
       <w:tblGrid>
-        <w:gridCol w:w="1172"/>
-        <w:gridCol w:w="953"/>
-        <w:gridCol w:w="1722"/>
-        <w:gridCol w:w="868"/>
-        <w:gridCol w:w="895"/>
-        <w:gridCol w:w="886"/>
+        <w:gridCol w:w="1171"/>
+        <w:gridCol w:w="952"/>
+        <w:gridCol w:w="1721"/>
+        <w:gridCol w:w="867"/>
+        <w:gridCol w:w="894"/>
+        <w:gridCol w:w="1171"/>
         <w:gridCol w:w="966"/>
         <w:gridCol w:w="993"/>
-        <w:gridCol w:w="1145"/>
+        <w:gridCol w:w="864"/>
       </w:tblGrid>
       <w:tr>
         <w:tc>
@@ -6643,7 +6849,7 @@
         </w:tc>
         <w:tc>
           <w:tcPr>
-            <w:tcW w:type="pct" w:w="897"/>
+            <w:tcW w:type="pct" w:w="896"/>
             <w:shd w:fill="353A7C" w:val="clear"/>
             <w:tcMar>
               <w:top w:type="dxa" w:w="50"/>
@@ -6724,7 +6930,7 @@
         </w:tc>
         <w:tc>
           <w:tcPr>
-            <w:tcW w:type="pct" w:w="461"/>
+            <w:tcW w:type="pct" w:w="610"/>
             <w:shd w:fill="353A7C" w:val="clear"/>
             <w:tcMar>
               <w:top w:type="dxa" w:w="50"/>
@@ -6805,7 +7011,7 @@
         </w:tc>
         <w:tc>
           <w:tcPr>
-            <w:tcW w:type="pct" w:w="596"/>
+            <w:tcW w:type="pct" w:w="450"/>
             <w:shd w:fill="353A7C" w:val="clear"/>
             <w:tcMar>
               <w:top w:type="dxa" w:w="50"/>
@@ -6880,7 +7086,7 @@
         </w:tc>
         <w:tc>
           <w:tcPr>
-            <w:tcW w:type="pct" w:w="897"/>
+            <w:tcW w:type="pct" w:w="896"/>
             <w:shd w:fill="FFFFFF" w:val="clear"/>
             <w:tcMar>
               <w:top w:type="dxa" w:w="50"/>
@@ -6901,7 +7107,7 @@
                 <w:sz w:val="14"/>
                 <w:szCs w:val="14"/>
               </w:rPr>
-              <w:t xml:space="preserve">(12)</w:t>
+              <w:t xml:space="preserve">(13)</w:t>
             </w:r>
           </w:p>
         </w:tc>
@@ -6953,7 +7159,293 @@
         </w:tc>
         <w:tc>
           <w:tcPr>
-            <w:tcW w:type="pct" w:w="461"/>
+            <w:tcW w:type="pct" w:w="610"/>
+            <w:tcMar>
+              <w:top w:type="dxa" w:w="50"/>
+              <w:left w:type="dxa" w:w="110"/>
+              <w:bottom w:type="dxa" w:w="50"/>
+              <w:right w:type="dxa" w:w="110"/>
+            </w:tcMar>
+          </w:tcPr>
+          <w:p>
+            <w:pPr>
+              <w:spacing w:before="28" w:after="28"/>
+            </w:pPr>
+            <w:r>
+              <w:rPr>
+                <w:sz w:val="15"/>
+                <w:szCs w:val="15"/>
+              </w:rPr>
+              <w:t xml:space="preserve">($0.30)</w:t>
+            </w:r>
+          </w:p>
+        </w:tc>
+        <w:tc>
+          <w:tcPr>
+            <w:tcW w:type="pct" w:w="503"/>
+            <w:tcMar>
+              <w:top w:type="dxa" w:w="50"/>
+              <w:left w:type="dxa" w:w="110"/>
+              <w:bottom w:type="dxa" w:w="50"/>
+              <w:right w:type="dxa" w:w="110"/>
+            </w:tcMar>
+          </w:tcPr>
+          <w:p>
+            <w:pPr>
+              <w:spacing w:before="28" w:after="28"/>
+            </w:pPr>
+            <w:r>
+              <w:rPr>
+                <w:sz w:val="15"/>
+                <w:szCs w:val="15"/>
+              </w:rPr>
+              <w:t xml:space="preserve">$1.79</w:t>
+            </w:r>
+          </w:p>
+        </w:tc>
+        <w:tc>
+          <w:tcPr>
+            <w:tcW w:type="pct" w:w="517"/>
+            <w:tcMar>
+              <w:top w:type="dxa" w:w="50"/>
+              <w:left w:type="dxa" w:w="110"/>
+              <w:bottom w:type="dxa" w:w="50"/>
+              <w:right w:type="dxa" w:w="110"/>
+            </w:tcMar>
+          </w:tcPr>
+          <w:p>
+            <w:pPr>
+              <w:spacing w:before="28" w:after="28"/>
+            </w:pPr>
+            <w:r>
+              <w:rPr>
+                <w:sz w:val="15"/>
+                <w:szCs w:val="15"/>
+              </w:rPr>
+              <w:t xml:space="preserve">$4.49</w:t>
+            </w:r>
+          </w:p>
+        </w:tc>
+        <w:tc>
+          <w:tcPr>
+            <w:tcW w:type="pct" w:w="450"/>
+            <w:tcMar>
+              <w:top w:type="dxa" w:w="50"/>
+              <w:left w:type="dxa" w:w="110"/>
+              <w:bottom w:type="dxa" w:w="50"/>
+              <w:right w:type="dxa" w:w="110"/>
+            </w:tcMar>
+          </w:tcPr>
+          <w:p>
+            <w:pPr>
+              <w:spacing w:before="28" w:after="28"/>
+            </w:pPr>
+            <w:r>
+              <w:rPr>
+                <w:sz w:val="15"/>
+                <w:szCs w:val="15"/>
+              </w:rPr>
+              <w:t xml:space="preserve">$1.51</w:t>
+            </w:r>
+          </w:p>
+        </w:tc>
+      </w:tr>
+      <w:tr>
+        <w:tc>
+          <w:tcPr>
+            <w:tcW w:type="pct" w:w="610"/>
+            <w:shd w:fill="FBFAF6" w:val="clear"/>
+            <w:tcMar>
+              <w:top w:type="dxa" w:w="50"/>
+              <w:left w:type="dxa" w:w="110"/>
+              <w:bottom w:type="dxa" w:w="50"/>
+              <w:right w:type="dxa" w:w="110"/>
+            </w:tcMar>
+          </w:tcPr>
+          <w:p>
+            <w:pPr>
+              <w:spacing w:before="28" w:after="28"/>
+            </w:pPr>
+            <w:r>
+              <w:rPr>
+                <w:sz w:val="15"/>
+                <w:szCs w:val="15"/>
+              </w:rPr>
+              <w:t xml:space="preserve">Za'atar</w:t>
+            </w:r>
+          </w:p>
+        </w:tc>
+        <w:tc>
+          <w:tcPr>
+            <w:tcW w:type="pct" w:w="496"/>
+            <w:shd w:fill="FBFAF6" w:val="clear"/>
+            <w:tcMar>
+              <w:top w:type="dxa" w:w="50"/>
+              <w:left w:type="dxa" w:w="110"/>
+              <w:bottom w:type="dxa" w:w="50"/>
+              <w:right w:type="dxa" w:w="110"/>
+            </w:tcMar>
+          </w:tcPr>
+          <w:p>
+            <w:pPr>
+              <w:spacing w:before="28" w:after="28"/>
+            </w:pPr>
+            <w:r>
+              <w:rPr>
+                <w:sz w:val="15"/>
+                <w:szCs w:val="15"/>
+              </w:rPr>
+              <w:t xml:space="preserve">$11.00</w:t>
+            </w:r>
+          </w:p>
+        </w:tc>
+        <w:tc>
+          <w:tcPr>
+            <w:tcW w:type="pct" w:w="896"/>
+            <w:shd w:fill="FBFAF6" w:val="clear"/>
+            <w:tcMar>
+              <w:top w:type="dxa" w:w="50"/>
+              <w:left w:type="dxa" w:w="110"/>
+              <w:bottom w:type="dxa" w:w="50"/>
+              <w:right w:type="dxa" w:w="110"/>
+            </w:tcMar>
+          </w:tcPr>
+          <w:p>
+            <w:pPr>
+              <w:spacing w:before="28" w:after="28"/>
+            </w:pPr>
+            <w:r>
+              <w:rPr>
+                <w:sz w:val="15"/>
+                <w:szCs w:val="15"/>
+              </w:rPr>
+              <w:t xml:space="preserve">$3.00 + $1.20</w:t>
+            </w:r>
+          </w:p>
+        </w:tc>
+        <w:tc>
+          <w:tcPr>
+            <w:tcW w:type="pct" w:w="452"/>
+            <w:shd w:fill="FBFAF6" w:val="clear"/>
+            <w:tcMar>
+              <w:top w:type="dxa" w:w="50"/>
+              <w:left w:type="dxa" w:w="110"/>
+              <w:bottom w:type="dxa" w:w="50"/>
+              <w:right w:type="dxa" w:w="110"/>
+            </w:tcMar>
+          </w:tcPr>
+          <w:p>
+            <w:pPr>
+              <w:spacing w:before="28" w:after="28"/>
+            </w:pPr>
+            <w:r>
+              <w:rPr>
+                <w:sz w:val="15"/>
+                <w:szCs w:val="15"/>
+              </w:rPr>
+              <w:t xml:space="preserve">$3.60</w:t>
+            </w:r>
+          </w:p>
+        </w:tc>
+        <w:tc>
+          <w:tcPr>
+            <w:tcW w:type="pct" w:w="466"/>
+            <w:shd w:fill="FBFAF6" w:val="clear"/>
+            <w:tcMar>
+              <w:top w:type="dxa" w:w="50"/>
+              <w:left w:type="dxa" w:w="110"/>
+              <w:bottom w:type="dxa" w:w="50"/>
+              <w:right w:type="dxa" w:w="110"/>
+            </w:tcMar>
+          </w:tcPr>
+          <w:p>
+            <w:pPr>
+              <w:spacing w:before="28" w:after="28"/>
+            </w:pPr>
+            <w:r>
+              <w:rPr>
+                <w:sz w:val="15"/>
+                <w:szCs w:val="15"/>
+              </w:rPr>
+              <w:t xml:space="preserve">$7.80</w:t>
+            </w:r>
+          </w:p>
+        </w:tc>
+        <w:tc>
+          <w:tcPr>
+            <w:tcW w:type="pct" w:w="610"/>
+            <w:shd w:fill="FBFAF6" w:val="clear"/>
+            <w:tcMar>
+              <w:top w:type="dxa" w:w="50"/>
+              <w:left w:type="dxa" w:w="110"/>
+              <w:bottom w:type="dxa" w:w="50"/>
+              <w:right w:type="dxa" w:w="110"/>
+            </w:tcMar>
+          </w:tcPr>
+          <w:p>
+            <w:pPr>
+              <w:spacing w:before="28" w:after="28"/>
+            </w:pPr>
+            <w:r>
+              <w:rPr>
+                <w:sz w:val="15"/>
+                <w:szCs w:val="15"/>
+              </w:rPr>
+              <w:t xml:space="preserve">$3.20</w:t>
+            </w:r>
+          </w:p>
+        </w:tc>
+        <w:tc>
+          <w:tcPr>
+            <w:tcW w:type="pct" w:w="503"/>
+            <w:shd w:fill="FBFAF6" w:val="clear"/>
+            <w:tcMar>
+              <w:top w:type="dxa" w:w="50"/>
+              <w:left w:type="dxa" w:w="110"/>
+              <w:bottom w:type="dxa" w:w="50"/>
+              <w:right w:type="dxa" w:w="110"/>
+            </w:tcMar>
+          </w:tcPr>
+          <w:p>
+            <w:pPr>
+              <w:spacing w:before="28" w:after="28"/>
+            </w:pPr>
+            <w:r>
+              <w:rPr>
+                <w:sz w:val="15"/>
+                <w:szCs w:val="15"/>
+              </w:rPr>
+              <w:t xml:space="preserve">$10.84</w:t>
+            </w:r>
+          </w:p>
+        </w:tc>
+        <w:tc>
+          <w:tcPr>
+            <w:tcW w:type="pct" w:w="517"/>
+            <w:shd w:fill="FBFAF6" w:val="clear"/>
+            <w:tcMar>
+              <w:top w:type="dxa" w:w="50"/>
+              <w:left w:type="dxa" w:w="110"/>
+              <w:bottom w:type="dxa" w:w="50"/>
+              <w:right w:type="dxa" w:w="110"/>
+            </w:tcMar>
+          </w:tcPr>
+          <w:p>
+            <w:pPr>
+              <w:spacing w:before="28" w:after="28"/>
+            </w:pPr>
+            <w:r>
+              <w:rPr>
+                <w:sz w:val="15"/>
+                <w:szCs w:val="15"/>
+              </w:rPr>
+              <w:t xml:space="preserve">$15.04</w:t>
+            </w:r>
+          </w:p>
+        </w:tc>
+        <w:tc>
+          <w:tcPr>
+            <w:tcW w:type="pct" w:w="450"/>
             <w:shd w:fill="FFFFFF" w:val="clear"/>
             <w:tcMar>
               <w:top w:type="dxa" w:w="50"/>
@@ -6974,294 +7466,7 @@
                 <w:sz w:val="14"/>
                 <w:szCs w:val="14"/>
               </w:rPr>
-              <w:t xml:space="preserve">(13)</w:t>
-            </w:r>
-          </w:p>
-        </w:tc>
-        <w:tc>
-          <w:tcPr>
-            <w:tcW w:type="pct" w:w="503"/>
-            <w:tcMar>
-              <w:top w:type="dxa" w:w="50"/>
-              <w:left w:type="dxa" w:w="110"/>
-              <w:bottom w:type="dxa" w:w="50"/>
-              <w:right w:type="dxa" w:w="110"/>
-            </w:tcMar>
-          </w:tcPr>
-          <w:p>
-            <w:pPr>
-              <w:spacing w:before="28" w:after="28"/>
-            </w:pPr>
-            <w:r>
-              <w:rPr>
-                <w:sz w:val="15"/>
-                <w:szCs w:val="15"/>
-              </w:rPr>
-              <w:t xml:space="preserve">$1.79</w:t>
-            </w:r>
-          </w:p>
-        </w:tc>
-        <w:tc>
-          <w:tcPr>
-            <w:tcW w:type="pct" w:w="517"/>
-            <w:tcMar>
-              <w:top w:type="dxa" w:w="50"/>
-              <w:left w:type="dxa" w:w="110"/>
-              <w:bottom w:type="dxa" w:w="50"/>
-              <w:right w:type="dxa" w:w="110"/>
-            </w:tcMar>
-          </w:tcPr>
-          <w:p>
-            <w:pPr>
-              <w:spacing w:before="28" w:after="28"/>
-            </w:pPr>
-            <w:r>
-              <w:rPr>
-                <w:sz w:val="15"/>
-                <w:szCs w:val="15"/>
-              </w:rPr>
-              <w:t xml:space="preserve">$4.49</w:t>
-            </w:r>
-          </w:p>
-        </w:tc>
-        <w:tc>
-          <w:tcPr>
-            <w:tcW w:type="pct" w:w="596"/>
-            <w:tcMar>
-              <w:top w:type="dxa" w:w="50"/>
-              <w:left w:type="dxa" w:w="110"/>
-              <w:bottom w:type="dxa" w:w="50"/>
-              <w:right w:type="dxa" w:w="110"/>
-            </w:tcMar>
-          </w:tcPr>
-          <w:p>
-            <w:pPr>
-              <w:spacing w:before="28" w:after="28"/>
-            </w:pPr>
-            <w:r>
-              <w:rPr>
-                <w:sz w:val="15"/>
-                <w:szCs w:val="15"/>
-              </w:rPr>
-              <w:t xml:space="preserve">$1.51</w:t>
-            </w:r>
-          </w:p>
-        </w:tc>
-      </w:tr>
-      <w:tr>
-        <w:tc>
-          <w:tcPr>
-            <w:tcW w:type="pct" w:w="610"/>
-            <w:shd w:fill="FBFAF6" w:val="clear"/>
-            <w:tcMar>
-              <w:top w:type="dxa" w:w="50"/>
-              <w:left w:type="dxa" w:w="110"/>
-              <w:bottom w:type="dxa" w:w="50"/>
-              <w:right w:type="dxa" w:w="110"/>
-            </w:tcMar>
-          </w:tcPr>
-          <w:p>
-            <w:pPr>
-              <w:spacing w:before="28" w:after="28"/>
-            </w:pPr>
-            <w:r>
-              <w:rPr>
-                <w:sz w:val="15"/>
-                <w:szCs w:val="15"/>
-              </w:rPr>
-              <w:t xml:space="preserve">Za'atar</w:t>
-            </w:r>
-          </w:p>
-        </w:tc>
-        <w:tc>
-          <w:tcPr>
-            <w:tcW w:type="pct" w:w="496"/>
-            <w:shd w:fill="FBFAF6" w:val="clear"/>
-            <w:tcMar>
-              <w:top w:type="dxa" w:w="50"/>
-              <w:left w:type="dxa" w:w="110"/>
-              <w:bottom w:type="dxa" w:w="50"/>
-              <w:right w:type="dxa" w:w="110"/>
-            </w:tcMar>
-          </w:tcPr>
-          <w:p>
-            <w:pPr>
-              <w:spacing w:before="28" w:after="28"/>
-            </w:pPr>
-            <w:r>
-              <w:rPr>
-                <w:sz w:val="15"/>
-                <w:szCs w:val="15"/>
-              </w:rPr>
-              <w:t xml:space="preserve">$11.00</w:t>
-            </w:r>
-          </w:p>
-        </w:tc>
-        <w:tc>
-          <w:tcPr>
-            <w:tcW w:type="pct" w:w="897"/>
-            <w:shd w:fill="FBFAF6" w:val="clear"/>
-            <w:tcMar>
-              <w:top w:type="dxa" w:w="50"/>
-              <w:left w:type="dxa" w:w="110"/>
-              <w:bottom w:type="dxa" w:w="50"/>
-              <w:right w:type="dxa" w:w="110"/>
-            </w:tcMar>
-          </w:tcPr>
-          <w:p>
-            <w:pPr>
-              <w:spacing w:before="28" w:after="28"/>
-            </w:pPr>
-            <w:r>
-              <w:rPr>
-                <w:sz w:val="15"/>
-                <w:szCs w:val="15"/>
-              </w:rPr>
-              <w:t xml:space="preserve">$3.00 + $1.20</w:t>
-            </w:r>
-          </w:p>
-        </w:tc>
-        <w:tc>
-          <w:tcPr>
-            <w:tcW w:type="pct" w:w="452"/>
-            <w:shd w:fill="FBFAF6" w:val="clear"/>
-            <w:tcMar>
-              <w:top w:type="dxa" w:w="50"/>
-              <w:left w:type="dxa" w:w="110"/>
-              <w:bottom w:type="dxa" w:w="50"/>
-              <w:right w:type="dxa" w:w="110"/>
-            </w:tcMar>
-          </w:tcPr>
-          <w:p>
-            <w:pPr>
-              <w:spacing w:before="28" w:after="28"/>
-            </w:pPr>
-            <w:r>
-              <w:rPr>
-                <w:sz w:val="15"/>
-                <w:szCs w:val="15"/>
-              </w:rPr>
-              <w:t xml:space="preserve">$3.60</w:t>
-            </w:r>
-          </w:p>
-        </w:tc>
-        <w:tc>
-          <w:tcPr>
-            <w:tcW w:type="pct" w:w="466"/>
-            <w:shd w:fill="FBFAF6" w:val="clear"/>
-            <w:tcMar>
-              <w:top w:type="dxa" w:w="50"/>
-              <w:left w:type="dxa" w:w="110"/>
-              <w:bottom w:type="dxa" w:w="50"/>
-              <w:right w:type="dxa" w:w="110"/>
-            </w:tcMar>
-          </w:tcPr>
-          <w:p>
-            <w:pPr>
-              <w:spacing w:before="28" w:after="28"/>
-            </w:pPr>
-            <w:r>
-              <w:rPr>
-                <w:sz w:val="15"/>
-                <w:szCs w:val="15"/>
-              </w:rPr>
-              <w:t xml:space="preserve">$7.80</w:t>
-            </w:r>
-          </w:p>
-        </w:tc>
-        <w:tc>
-          <w:tcPr>
-            <w:tcW w:type="pct" w:w="461"/>
-            <w:shd w:fill="FBFAF6" w:val="clear"/>
-            <w:tcMar>
-              <w:top w:type="dxa" w:w="50"/>
-              <w:left w:type="dxa" w:w="110"/>
-              <w:bottom w:type="dxa" w:w="50"/>
-              <w:right w:type="dxa" w:w="110"/>
-            </w:tcMar>
-          </w:tcPr>
-          <w:p>
-            <w:pPr>
-              <w:spacing w:before="28" w:after="28"/>
-            </w:pPr>
-            <w:r>
-              <w:rPr>
-                <w:sz w:val="15"/>
-                <w:szCs w:val="15"/>
-              </w:rPr>
-              <w:t xml:space="preserve">$3.20</w:t>
-            </w:r>
-          </w:p>
-        </w:tc>
-        <w:tc>
-          <w:tcPr>
-            <w:tcW w:type="pct" w:w="503"/>
-            <w:shd w:fill="FBFAF6" w:val="clear"/>
-            <w:tcMar>
-              <w:top w:type="dxa" w:w="50"/>
-              <w:left w:type="dxa" w:w="110"/>
-              <w:bottom w:type="dxa" w:w="50"/>
-              <w:right w:type="dxa" w:w="110"/>
-            </w:tcMar>
-          </w:tcPr>
-          <w:p>
-            <w:pPr>
-              <w:spacing w:before="28" w:after="28"/>
-            </w:pPr>
-            <w:r>
-              <w:rPr>
-                <w:sz w:val="15"/>
-                <w:szCs w:val="15"/>
-              </w:rPr>
-              <w:t xml:space="preserve">$10.84</w:t>
-            </w:r>
-          </w:p>
-        </w:tc>
-        <w:tc>
-          <w:tcPr>
-            <w:tcW w:type="pct" w:w="517"/>
-            <w:shd w:fill="FBFAF6" w:val="clear"/>
-            <w:tcMar>
-              <w:top w:type="dxa" w:w="50"/>
-              <w:left w:type="dxa" w:w="110"/>
-              <w:bottom w:type="dxa" w:w="50"/>
-              <w:right w:type="dxa" w:w="110"/>
-            </w:tcMar>
-          </w:tcPr>
-          <w:p>
-            <w:pPr>
-              <w:spacing w:before="28" w:after="28"/>
-            </w:pPr>
-            <w:r>
-              <w:rPr>
-                <w:sz w:val="15"/>
-                <w:szCs w:val="15"/>
-              </w:rPr>
-              <w:t xml:space="preserve">$15.04</w:t>
-            </w:r>
-          </w:p>
-        </w:tc>
-        <w:tc>
-          <w:tcPr>
-            <w:tcW w:type="pct" w:w="596"/>
-            <w:shd w:fill="FBFAF6" w:val="clear"/>
-            <w:tcMar>
-              <w:top w:type="dxa" w:w="50"/>
-              <w:left w:type="dxa" w:w="110"/>
-              <w:bottom w:type="dxa" w:w="50"/>
-              <w:right w:type="dxa" w:w="110"/>
-            </w:tcMar>
-          </w:tcPr>
-          <w:p>
-            <w:pPr>
-              <w:spacing w:before="28" w:after="28"/>
-            </w:pPr>
-            <w:r>
-              <w:rPr>
-                <w:sz w:val="15"/>
-                <w:szCs w:val="15"/>
-              </w:rPr>
-              <w:t xml:space="preserve">($4.04)</w:t>
+              <w:t xml:space="preserve">(14)</w:t>
             </w:r>
           </w:p>
         </w:tc>
@@ -7323,7 +7528,7 @@
                 <w:sz w:val="16"/>
                 <w:szCs w:val="16"/>
               </w:rPr>
-              <w:t xml:space="preserve">Use   ·   ($0.30)   ·   $1.50 + $1.20</w:t>
+              <w:t xml:space="preserve">$1.50 + $1.20   ·   ($4.04)   ·   Receiving and cleaning</w:t>
             </w:r>
           </w:p>
         </w:tc>
@@ -7460,7 +7665,7 @@
                 <w:sz w:val="16"/>
                 <w:szCs w:val="16"/>
               </w:rPr>
-              <w:t xml:space="preserve">1,200 tests</w:t>
+              <w:t xml:space="preserve">2,000 packing hours</w:t>
             </w:r>
           </w:p>
         </w:tc>
@@ -7664,7 +7869,7 @@
                 <w:sz w:val="16"/>
                 <w:szCs w:val="16"/>
               </w:rPr>
-              <w:t xml:space="preserve">za'atar</w:t>
+              <w:t xml:space="preserve">seemed</w:t>
             </w:r>
           </w:p>
         </w:tc>
@@ -7732,7 +7937,7 @@
                 <w:sz w:val="16"/>
                 <w:szCs w:val="16"/>
               </w:rPr>
-              <w:t xml:space="preserve">$1.50 + $1.20</w:t>
+              <w:t xml:space="preserve">margin</w:t>
             </w:r>
           </w:p>
         </w:tc>
@@ -7800,7 +8005,7 @@
                 <w:sz w:val="16"/>
                 <w:szCs w:val="16"/>
               </w:rPr>
-              <w:t xml:space="preserve">($0.30)</w:t>
+              <w:t xml:space="preserve">$1.50 + $1.20</w:t>
             </w:r>
           </w:p>
         </w:tc>
@@ -7851,14 +8056,24 @@
           </w:tcPr>
           <w:p>
             <w:pPr>
-              <w:spacing w:before="24" w:after="24"/>
-            </w:pPr>
-            <w:r>
-              <w:rPr>
-                <w:sz w:val="16"/>
-                <w:szCs w:val="16"/>
-              </w:rPr>
-              <w:t xml:space="preserve"/>
+              <w:spacing w:before="12" w:after="12"/>
+            </w:pPr>
+            <w:r>
+              <w:rPr>
+                <w:b/>
+                <w:bCs/>
+                <w:color w:val="8186EF"/>
+                <w:sz w:val="16"/>
+                <w:szCs w:val="16"/>
+              </w:rPr>
+              <w:t xml:space="preserve">14  </w:t>
+            </w:r>
+            <w:r>
+              <w:rPr>
+                <w:sz w:val="16"/>
+                <w:szCs w:val="16"/>
+              </w:rPr>
+              <w:t xml:space="preserve">($4.04)</w:t>
             </w:r>
           </w:p>
         </w:tc>
@@ -7949,7 +8164,7 @@
           <w:sz w:val="15"/>
           <w:szCs w:val="15"/>
         </w:rPr>
-        <w:t xml:space="preserve">Per pack, overhead for lentils falls from $3.60 to $1.79, and for za'atar it rises from $3.60 to $10.84.</w:t>
+        <w:t xml:space="preserve">Per pack, overhead for lentils falls from $3.60 to $1.79, and for za'atar it rises from $3.60 to $10.84. Under the old rate, lentils cost $6.30 and seemed to lose money at a price of $6.00. With ABC they cost $4.49 and earn a margin. Za'atar costs $15.04, more than its price of $11.00.</w:t>
       </w:r>
     </w:p>
     <w:p>
@@ -11863,7 +12078,21 @@
           <w:sz w:val="19"/>
           <w:szCs w:val="19"/>
         </w:rPr>
-        <w:t xml:space="preserve">Overhead </w:t>
+        <w:t xml:space="preserve">Overhead applied: lentils $358,000; za'atar $542,000. </w:t>
+      </w:r>
+      <w:r>
+        <w:rPr>
+          <w:sz w:val="19"/>
+          <w:szCs w:val="19"/>
+        </w:rPr>
+        <w:t xml:space="preserve">Cost completed: lentils $898,000; za'atar $752,000; total $1,650,000. </w:t>
+      </w:r>
+      <w:r>
+        <w:rPr>
+          <w:sz w:val="19"/>
+          <w:szCs w:val="19"/>
+        </w:rPr>
+        <w:t xml:space="preserve">Cost of goods sold: $1,507,450; </w:t>
       </w:r>
       <w:r>
         <w:rPr>
@@ -11895,21 +12124,14 @@
           <w:sz w:val="19"/>
           <w:szCs w:val="19"/>
         </w:rPr>
-        <w:t xml:space="preserve">: lentils $358,000; za'atar $542,000. </w:t>
-      </w:r>
-      <w:r>
-        <w:rPr>
-          <w:sz w:val="19"/>
-          <w:szCs w:val="19"/>
-        </w:rPr>
-        <w:t xml:space="preserve">Cost completed: lentils $898,000; za'atar $752,000; total $1,650,000. </w:t>
-      </w:r>
-      <w:r>
-        <w:rPr>
-          <w:sz w:val="19"/>
-          <w:szCs w:val="19"/>
-        </w:rPr>
-        <w:t xml:space="preserve">Cost of goods sold: $1,507,450; </w:t>
+        <w:t xml:space="preserve"> finished goods $142,550. </w:t>
+      </w:r>
+      <w:r>
+        <w:rPr>
+          <w:sz w:val="19"/>
+          <w:szCs w:val="19"/>
+        </w:rPr>
+        <w:t xml:space="preserve">Entry 4 is where ABC </w:t>
       </w:r>
       <w:r>
         <w:rPr>
@@ -11941,7 +12163,7 @@
           <w:sz w:val="19"/>
           <w:szCs w:val="19"/>
         </w:rPr>
-        <w:t xml:space="preserve"> finished goods $142,550. </w:t>
+        <w:t xml:space="preserve">: overhead is applied at the five activity rates. </w:t>
       </w:r>
     </w:p>
     <w:tbl>
@@ -11999,7 +12221,7 @@
                 <w:sz w:val="16"/>
                 <w:szCs w:val="16"/>
               </w:rPr>
-              <w:t xml:space="preserve">Output   ·   balance   ·   ending   ·   applied   ·   application   ·   accounts   ·   Pulses   ·   materials   ·   exam-core   ·   lentils   ·   records</w:t>
+              <w:t xml:space="preserve">Output   ·   balance   ·   differs   ·   ending   ·   application   ·   accounts   ·   Pulses   ·   materials   ·   exam-core   ·   lentils   ·   records</w:t>
             </w:r>
           </w:p>
         </w:tc>
@@ -13693,6 +13915,19 @@
       </w:tr>
     </w:tbl>
     <w:p/>
+    <w:p>
+      <w:pPr>
+        <w:spacing w:before="20" w:after="20" w:line="360" w:lineRule="auto"/>
+        <w:ind w:left="200"/>
+      </w:pPr>
+      <w:r>
+        <w:rPr>
+          <w:sz w:val="19"/>
+          <w:szCs w:val="19"/>
+        </w:rPr>
+        <w:t xml:space="preserve">Work in process and both overhead accounts close; finished goods end at $142,550.</w:t>
+      </w:r>
+    </w:p>
     <w:tbl>
       <w:tblPr>
         <w:tblW w:type="pct" w:w="100%"/>
@@ -13921,7 +14156,7 @@
                 <w:sz w:val="16"/>
                 <w:szCs w:val="16"/>
               </w:rPr>
-              <w:t xml:space="preserve">Compute   ·   products   ·   Finished</w:t>
+              <w:t xml:space="preserve">Finished   ·   products   ·   za'atar</w:t>
             </w:r>
           </w:p>
         </w:tc>
@@ -14137,7 +14372,7 @@
                 <w:sz w:val="16"/>
                 <w:szCs w:val="16"/>
               </w:rPr>
-              <w:t xml:space="preserve">quantities   ·   quantity   ·   Compute</w:t>
+              <w:t xml:space="preserve">za'atar   ·   quantities   ·   quantity</w:t>
             </w:r>
           </w:p>
         </w:tc>
@@ -14273,7 +14508,7 @@
                 <w:sz w:val="16"/>
                 <w:szCs w:val="16"/>
               </w:rPr>
-              <w:t xml:space="preserve">Machine operations   ·   Recipe design (traced)   ·   Setups</w:t>
+              <w:t xml:space="preserve">Machine operations   ·   activity driver   ·   Quality tests</w:t>
             </w:r>
           </w:p>
         </w:tc>
@@ -14410,55 +14645,6 @@
         <w:tc>
           <w:tcPr>
             <w:tcW w:type="pct" w:w="2600"/>
-            <w:tcMar>
-              <w:top w:type="dxa" w:w="50"/>
-              <w:left w:type="dxa" w:w="110"/>
-              <w:bottom w:type="dxa" w:w="50"/>
-              <w:right w:type="dxa" w:w="110"/>
-            </w:tcMar>
-          </w:tcPr>
-          <w:p>
-            <w:pPr>
-              <w:spacing w:before="28" w:after="28"/>
-            </w:pPr>
-            <w:r>
-              <w:rPr>
-                <w:sz w:val="15"/>
-                <w:szCs w:val="15"/>
-              </w:rPr>
-              <w:t xml:space="preserve">2,000 packing hours × $30 = $60,000</w:t>
-            </w:r>
-          </w:p>
-        </w:tc>
-      </w:tr>
-      <w:tr>
-        <w:tc>
-          <w:tcPr>
-            <w:tcW w:type="pct" w:w="2400"/>
-            <w:shd w:fill="FBFAF6" w:val="clear"/>
-            <w:tcMar>
-              <w:top w:type="dxa" w:w="50"/>
-              <w:left w:type="dxa" w:w="110"/>
-              <w:bottom w:type="dxa" w:w="50"/>
-              <w:right w:type="dxa" w:w="110"/>
-            </w:tcMar>
-          </w:tcPr>
-          <w:p>
-            <w:pPr>
-              <w:spacing w:before="28" w:after="28"/>
-            </w:pPr>
-            <w:r>
-              <w:rPr>
-                <w:sz w:val="15"/>
-                <w:szCs w:val="15"/>
-              </w:rPr>
-              <w:t xml:space="preserve">Facility (za'atar)</w:t>
-            </w:r>
-          </w:p>
-        </w:tc>
-        <w:tc>
-          <w:tcPr>
-            <w:tcW w:type="pct" w:w="2600"/>
             <w:shd w:fill="FFFFFF" w:val="clear"/>
             <w:tcMar>
               <w:top w:type="dxa" w:w="50"/>
@@ -14480,6 +14666,56 @@
                 <w:szCs w:val="14"/>
               </w:rPr>
               <w:t xml:space="preserve">(24)</w:t>
+            </w:r>
+          </w:p>
+        </w:tc>
+      </w:tr>
+      <w:tr>
+        <w:tc>
+          <w:tcPr>
+            <w:tcW w:type="pct" w:w="2400"/>
+            <w:shd w:fill="FBFAF6" w:val="clear"/>
+            <w:tcMar>
+              <w:top w:type="dxa" w:w="50"/>
+              <w:left w:type="dxa" w:w="110"/>
+              <w:bottom w:type="dxa" w:w="50"/>
+              <w:right w:type="dxa" w:w="110"/>
+            </w:tcMar>
+          </w:tcPr>
+          <w:p>
+            <w:pPr>
+              <w:spacing w:before="28" w:after="28"/>
+            </w:pPr>
+            <w:r>
+              <w:rPr>
+                <w:sz w:val="15"/>
+                <w:szCs w:val="15"/>
+              </w:rPr>
+              <w:t xml:space="preserve">Facility (za'atar)</w:t>
+            </w:r>
+          </w:p>
+        </w:tc>
+        <w:tc>
+          <w:tcPr>
+            <w:tcW w:type="pct" w:w="2600"/>
+            <w:shd w:fill="FBFAF6" w:val="clear"/>
+            <w:tcMar>
+              <w:top w:type="dxa" w:w="50"/>
+              <w:left w:type="dxa" w:w="110"/>
+              <w:bottom w:type="dxa" w:w="50"/>
+              <w:right w:type="dxa" w:w="110"/>
+            </w:tcMar>
+          </w:tcPr>
+          <w:p>
+            <w:pPr>
+              <w:spacing w:before="28" w:after="28"/>
+            </w:pPr>
+            <w:r>
+              <w:rPr>
+                <w:sz w:val="15"/>
+                <w:szCs w:val="15"/>
+              </w:rPr>
+              <w:t xml:space="preserve">500 pallet positions × $100 = $50,000</w:t>
             </w:r>
           </w:p>
         </w:tc>
@@ -14541,7 +14777,7 @@
                 <w:sz w:val="16"/>
                 <w:szCs w:val="16"/>
               </w:rPr>
-              <w:t xml:space="preserve">500 pallet positions × $100 = $50,000   ·   2,000 packing hours × $30 = $60,000</w:t>
+              <w:t xml:space="preserve">2,000 packing hours × $30 = $60,000   ·   500 pallet positions × $100 = $50,000</w:t>
             </w:r>
           </w:p>
         </w:tc>
@@ -14974,7 +15210,7 @@
                 <w:sz w:val="16"/>
                 <w:szCs w:val="16"/>
               </w:rPr>
-              <w:t xml:space="preserve">Unit-level   ·   Batch-level   ·   setups   ·   Product-sustaining</w:t>
+              <w:t xml:space="preserve">Product-sustaining   ·   Batch-level   ·   Unit-level   ·   Credit</w:t>
             </w:r>
           </w:p>
         </w:tc>
@@ -15962,7 +16198,7 @@
                 <w:sz w:val="16"/>
                 <w:szCs w:val="16"/>
               </w:rPr>
-              <w:t xml:space="preserve">Setups</w:t>
+              <w:t xml:space="preserve">Machine operations</w:t>
             </w:r>
           </w:p>
         </w:tc>
@@ -16030,7 +16266,7 @@
                 <w:sz w:val="16"/>
                 <w:szCs w:val="16"/>
               </w:rPr>
-              <w:t xml:space="preserve">Recipe design (traced)</w:t>
+              <w:t xml:space="preserve">Quality tests</w:t>
             </w:r>
           </w:p>
         </w:tc>
@@ -16065,7 +16301,7 @@
                 <w:sz w:val="16"/>
                 <w:szCs w:val="16"/>
               </w:rPr>
-              <w:t xml:space="preserve">applied</w:t>
+              <w:t xml:space="preserve">ending</w:t>
             </w:r>
           </w:p>
         </w:tc>
@@ -16098,7 +16334,7 @@
                 <w:sz w:val="16"/>
                 <w:szCs w:val="16"/>
               </w:rPr>
-              <w:t xml:space="preserve">500 pallet positions × $100 = $50,000</w:t>
+              <w:t xml:space="preserve">2,000 packing hours × $30 = $60,000</w:t>
             </w:r>
           </w:p>
         </w:tc>
@@ -16133,7 +16369,7 @@
                 <w:sz w:val="16"/>
                 <w:szCs w:val="16"/>
               </w:rPr>
-              <w:t xml:space="preserve">ending</w:t>
+              <w:t xml:space="preserve">differs</w:t>
             </w:r>
           </w:p>
         </w:tc>
@@ -16539,7 +16775,7 @@
           <w:sz w:val="15"/>
           <w:szCs w:val="15"/>
         </w:rPr>
-        <w:t xml:space="preserve">This example records a full year of the Pulses &amp; Spices line with ABC, from overhead to cost of goods sold. The product costs are exam-core; the entries are for depth. Output: 200,000 packs of lentils and 50,000 packs of za'atar; 185,000 and 45,000 sold. Direct costs per pack: lentils $1.50 materials and $1.20 labor; za'atar $3.00 and $1.20. Overhead: $900,000 in five activity pools. Record overhead, direct costs and the application at activity rates. Move completed packs to finished goods, record the sales, close the overhead accounts and check every balance. Overhead applied: lentils $358,000; za'atar $542,000. Cost completed: lentils $898,000; za'atar $752,000; total $1,650,000. Cost of goods sold: $1,507,450; ending finished goods $142,550.</w:t>
+        <w:t xml:space="preserve">This example records a full year of the Pulses &amp; Spices line with ABC, from overhead to cost of goods sold. The product costs are exam-core; the entries are for depth. Output: 200,000 packs of lentils and 50,000 packs of za'atar; 185,000 and 45,000 sold. Direct costs per pack: lentils $1.50 materials and $1.20 labor; za'atar $3.00 and $1.20. Overhead: $900,000 in five activity pools. Record overhead, direct costs and the application at activity rates. Move completed packs to finished goods, record the sales, close the overhead accounts and check every balance. Overhead applied: lentils $358,000; za'atar $542,000. Cost completed: lentils $898,000; za'atar $752,000; total $1,650,000. Cost of goods sold: $1,507,450; ending finished goods $142,550. Entry 4 is where ABC differs: overhead is applied at the five activity rates.</w:t>
       </w:r>
     </w:p>
     <w:p>

--- a/CMA_Summaries_B2_Ch12.docx
+++ b/CMA_Summaries_B2_Ch12.docx
@@ -276,7 +276,7 @@
           <w:sz w:val="19"/>
           <w:szCs w:val="19"/>
         </w:rPr>
-        <w:t xml:space="preserve"> system collects overhead in one pool and </w:t>
+        <w:t xml:space="preserve"> system collects overhead in one pool and spreads it with one volume </w:t>
       </w:r>
       <w:r>
         <w:rPr>
@@ -308,7 +308,7 @@
           <w:sz w:val="19"/>
           <w:szCs w:val="19"/>
         </w:rPr>
-        <w:t xml:space="preserve"> it with one volume measure, such as direct labor hours. </w:t>
+        <w:t xml:space="preserve">, such as direct labor hours. </w:t>
       </w:r>
       <w:r>
         <w:rPr>
@@ -639,7 +639,7 @@
                 <w:sz w:val="16"/>
                 <w:szCs w:val="16"/>
               </w:rPr>
-              <w:t xml:space="preserve">traditional   ·   spreads   ·   lentils   ·   receipts   ·   receives   ·   because   ·   whether   ·   High-volume   ·   distortion   ·   Pulses</w:t>
+              <w:t xml:space="preserve">traditional   ·   measure   ·   lentils   ·   receipts   ·   receives   ·   because   ·   whether   ·   High-volume   ·   distortion   ·   Pulses</w:t>
             </w:r>
           </w:p>
         </w:tc>
@@ -1299,7 +1299,7 @@
                 <w:sz w:val="16"/>
                 <w:szCs w:val="16"/>
               </w:rPr>
-              <w:t xml:space="preserve">spreads</w:t>
+              <w:t xml:space="preserve">measure</w:t>
             </w:r>
           </w:p>
         </w:tc>
@@ -5505,80 +5505,919 @@
       </w:tr>
     </w:tbl>
     <w:p/>
-    <w:p>
-      <w:pPr>
-        <w:spacing w:before="44" w:after="10"/>
-      </w:pPr>
-      <w:r>
-        <w:rPr>
-          <w:b/>
-          <w:bCs/>
-          <w:color w:val="353A7C"/>
-          <w:sz w:val="18"/>
-          <w:szCs w:val="18"/>
-        </w:rPr>
-        <w:t xml:space="preserve">Worked example: activity rates and ABC overhead for lentils</w:t>
-      </w:r>
-    </w:p>
-    <w:p>
-      <w:pPr>
-        <w:spacing w:before="0" w:after="12"/>
-      </w:pPr>
-      <w:r>
-        <w:rPr>
-          <w:color w:val="6B7280"/>
-          <w:sz w:val="15"/>
-          <w:szCs w:val="15"/>
-        </w:rPr>
-        <w:t xml:space="preserve">The parts add up to the total; the bars are to scale.</w:t>
-      </w:r>
-    </w:p>
-    <w:p>
-      <w:pPr>
-        <w:spacing w:after="40" w:before="90"/>
-        <w:jc w:val="center"/>
-      </w:pPr>
-      <w:r>
-        <w:drawing>
-          <wp:inline distT="0" distB="0" distL="0" distR="0">
-            <wp:extent cx="5734050" cy="2414325"/>
-            <wp:effectExtent t="0" r="0" b="0" l="0"/>
-            <wp:docPr id="1" name="" descr="" title=""/>
-            <wp:cNvGraphicFramePr>
-              <a:graphicFrameLocks xmlns:a="http://schemas.openxmlformats.org/drawingml/2006/main" noChangeAspect="1"/>
-            </wp:cNvGraphicFramePr>
-            <a:graphic xmlns:a="http://schemas.openxmlformats.org/drawingml/2006/main">
-              <a:graphicData uri="http://schemas.openxmlformats.org/drawingml/2006/picture">
-                <pic:pic xmlns:pic="http://schemas.openxmlformats.org/drawingml/2006/picture">
-                  <pic:nvPicPr>
-                    <pic:cNvPr id="0" name="" descr=""/>
-                    <pic:cNvPicPr>
-                      <a:picLocks noChangeAspect="1" noChangeArrowheads="1"/>
-                    </pic:cNvPicPr>
-                  </pic:nvPicPr>
-                  <pic:blipFill>
-                    <a:blip r:embed="rId105" cstate="none"/>
-                    <a:srcRect/>
-                    <a:stretch>
-                      <a:fillRect/>
-                    </a:stretch>
-                  </pic:blipFill>
-                  <pic:spPr bwMode="auto">
-                    <a:xfrm>
-                      <a:off x="0" y="0"/>
-                      <a:ext cx="5734050" cy="2414325"/>
-                    </a:xfrm>
-                    <a:prstGeom prst="rect">
-                      <a:avLst/>
-                    </a:prstGeom>
-                  </pic:spPr>
-                </pic:pic>
-              </a:graphicData>
-            </a:graphic>
-          </wp:inline>
-        </w:drawing>
-      </w:r>
-    </w:p>
+    <w:tbl>
+      <w:tblPr>
+        <w:tblW w:type="pct" w:w="100%"/>
+        <w:tblLayout w:type="fixed"/>
+        <w:tblBorders>
+          <w:top w:val="single" w:color="353A7C" w:sz="6"/>
+          <w:left w:val="single" w:color="353A7C" w:sz="6"/>
+          <w:bottom w:val="single" w:color="353A7C" w:sz="6"/>
+          <w:right w:val="single" w:color="353A7C" w:sz="6"/>
+          <w:insideH w:val="single" w:color="353A7C" w:sz="6"/>
+          <w:insideV w:val="single" w:color="353A7C" w:sz="6"/>
+        </w:tblBorders>
+      </w:tblPr>
+      <w:tblGrid>
+        <w:gridCol w:w="3418"/>
+        <w:gridCol w:w="1309"/>
+        <w:gridCol w:w="2698"/>
+        <w:gridCol w:w="873"/>
+        <w:gridCol w:w="1302"/>
+      </w:tblGrid>
+      <w:tr>
+        <w:tc>
+          <w:tcPr>
+            <w:tcW w:type="pct" w:w="5000"/>
+            <w:gridSpan w:val="5"/>
+            <w:shd w:fill="353A7C" w:val="clear"/>
+            <w:tcMar>
+              <w:top w:type="dxa" w:w="60"/>
+              <w:left w:type="dxa" w:w="120"/>
+              <w:bottom w:type="dxa" w:w="60"/>
+              <w:right w:type="dxa" w:w="120"/>
+            </w:tcMar>
+          </w:tcPr>
+          <w:p>
+            <w:pPr>
+              <w:spacing w:before="40" w:after="40"/>
+            </w:pPr>
+            <w:r>
+              <w:rPr>
+                <w:b/>
+                <w:bCs/>
+                <w:color w:val="FFFFFF"/>
+                <w:sz w:val="17"/>
+                <w:szCs w:val="17"/>
+              </w:rPr>
+              <w:t xml:space="preserve">Worked example: activity rates and ABC overhead for lentils</w:t>
+            </w:r>
+          </w:p>
+        </w:tc>
+      </w:tr>
+      <w:tr>
+        <w:tc>
+          <w:tcPr>
+            <w:tcW w:type="pct" w:w="1780"/>
+            <w:shd w:fill="353A7C" w:val="clear"/>
+            <w:tcMar>
+              <w:top w:type="dxa" w:w="50"/>
+              <w:left w:type="dxa" w:w="110"/>
+              <w:bottom w:type="dxa" w:w="50"/>
+              <w:right w:type="dxa" w:w="110"/>
+            </w:tcMar>
+          </w:tcPr>
+          <w:p>
+            <w:pPr>
+              <w:spacing w:before="30" w:after="30"/>
+            </w:pPr>
+            <w:r>
+              <w:rPr>
+                <w:b/>
+                <w:bCs/>
+                <w:color w:val="FFFFFF"/>
+                <w:sz w:val="15"/>
+                <w:szCs w:val="15"/>
+              </w:rPr>
+              <w:t xml:space="preserve">Activity pool</w:t>
+            </w:r>
+          </w:p>
+        </w:tc>
+        <w:tc>
+          <w:tcPr>
+            <w:tcW w:type="pct" w:w="682"/>
+            <w:shd w:fill="353A7C" w:val="clear"/>
+            <w:tcMar>
+              <w:top w:type="dxa" w:w="50"/>
+              <w:left w:type="dxa" w:w="110"/>
+              <w:bottom w:type="dxa" w:w="50"/>
+              <w:right w:type="dxa" w:w="110"/>
+            </w:tcMar>
+          </w:tcPr>
+          <w:p>
+            <w:pPr>
+              <w:spacing w:before="30" w:after="30"/>
+            </w:pPr>
+            <w:r>
+              <w:rPr>
+                <w:b/>
+                <w:bCs/>
+                <w:color w:val="FFFFFF"/>
+                <w:sz w:val="15"/>
+                <w:szCs w:val="15"/>
+              </w:rPr>
+              <w:t xml:space="preserve">Cost</w:t>
+            </w:r>
+          </w:p>
+        </w:tc>
+        <w:tc>
+          <w:tcPr>
+            <w:tcW w:type="pct" w:w="1405"/>
+            <w:shd w:fill="353A7C" w:val="clear"/>
+            <w:tcMar>
+              <w:top w:type="dxa" w:w="50"/>
+              <w:left w:type="dxa" w:w="110"/>
+              <w:bottom w:type="dxa" w:w="50"/>
+              <w:right w:type="dxa" w:w="110"/>
+            </w:tcMar>
+          </w:tcPr>
+          <w:p>
+            <w:pPr>
+              <w:spacing w:before="30" w:after="30"/>
+            </w:pPr>
+            <w:r>
+              <w:rPr>
+                <w:b/>
+                <w:bCs/>
+                <w:color w:val="FFFFFF"/>
+                <w:sz w:val="15"/>
+                <w:szCs w:val="15"/>
+              </w:rPr>
+              <w:t xml:space="preserve">Driver quantity</w:t>
+            </w:r>
+          </w:p>
+        </w:tc>
+        <w:tc>
+          <w:tcPr>
+            <w:tcW w:type="pct" w:w="455"/>
+            <w:shd w:fill="353A7C" w:val="clear"/>
+            <w:tcMar>
+              <w:top w:type="dxa" w:w="50"/>
+              <w:left w:type="dxa" w:w="110"/>
+              <w:bottom w:type="dxa" w:w="50"/>
+              <w:right w:type="dxa" w:w="110"/>
+            </w:tcMar>
+          </w:tcPr>
+          <w:p>
+            <w:pPr>
+              <w:spacing w:before="30" w:after="30"/>
+            </w:pPr>
+            <w:r>
+              <w:rPr>
+                <w:b/>
+                <w:bCs/>
+                <w:color w:val="FFFFFF"/>
+                <w:sz w:val="15"/>
+                <w:szCs w:val="15"/>
+              </w:rPr>
+              <w:t xml:space="preserve">Rate</w:t>
+            </w:r>
+          </w:p>
+        </w:tc>
+        <w:tc>
+          <w:tcPr>
+            <w:tcW w:type="pct" w:w="678"/>
+            <w:shd w:fill="353A7C" w:val="clear"/>
+            <w:tcMar>
+              <w:top w:type="dxa" w:w="50"/>
+              <w:left w:type="dxa" w:w="110"/>
+              <w:bottom w:type="dxa" w:w="50"/>
+              <w:right w:type="dxa" w:w="110"/>
+            </w:tcMar>
+          </w:tcPr>
+          <w:p>
+            <w:pPr>
+              <w:spacing w:before="30" w:after="30"/>
+            </w:pPr>
+            <w:r>
+              <w:rPr>
+                <w:b/>
+                <w:bCs/>
+                <w:color w:val="FFFFFF"/>
+                <w:sz w:val="15"/>
+                <w:szCs w:val="15"/>
+              </w:rPr>
+              <w:t xml:space="preserve">Lentils</w:t>
+            </w:r>
+          </w:p>
+        </w:tc>
+      </w:tr>
+      <w:tr>
+        <w:tc>
+          <w:tcPr>
+            <w:tcW w:type="pct" w:w="1780"/>
+            <w:tcMar>
+              <w:top w:type="dxa" w:w="50"/>
+              <w:left w:type="dxa" w:w="110"/>
+              <w:bottom w:type="dxa" w:w="50"/>
+              <w:right w:type="dxa" w:w="110"/>
+            </w:tcMar>
+          </w:tcPr>
+          <w:p>
+            <w:pPr>
+              <w:spacing w:before="28" w:after="28"/>
+            </w:pPr>
+            <w:r>
+              <w:rPr>
+                <w:sz w:val="15"/>
+                <w:szCs w:val="15"/>
+              </w:rPr>
+              <w:t xml:space="preserve">Receiving and cleaning</w:t>
+            </w:r>
+          </w:p>
+        </w:tc>
+        <w:tc>
+          <w:tcPr>
+            <w:tcW w:type="pct" w:w="682"/>
+            <w:tcMar>
+              <w:top w:type="dxa" w:w="50"/>
+              <w:left w:type="dxa" w:w="110"/>
+              <w:bottom w:type="dxa" w:w="50"/>
+              <w:right w:type="dxa" w:w="110"/>
+            </w:tcMar>
+          </w:tcPr>
+          <w:p>
+            <w:pPr>
+              <w:spacing w:before="28" w:after="28"/>
+            </w:pPr>
+            <w:r>
+              <w:rPr>
+                <w:sz w:val="15"/>
+                <w:szCs w:val="15"/>
+              </w:rPr>
+              <w:t xml:space="preserve">180,000</w:t>
+            </w:r>
+          </w:p>
+        </w:tc>
+        <w:tc>
+          <w:tcPr>
+            <w:tcW w:type="pct" w:w="1405"/>
+            <w:tcMar>
+              <w:top w:type="dxa" w:w="50"/>
+              <w:left w:type="dxa" w:w="110"/>
+              <w:bottom w:type="dxa" w:w="50"/>
+              <w:right w:type="dxa" w:w="110"/>
+            </w:tcMar>
+          </w:tcPr>
+          <w:p>
+            <w:pPr>
+              <w:spacing w:before="28" w:after="28"/>
+            </w:pPr>
+            <w:r>
+              <w:rPr>
+                <w:sz w:val="15"/>
+                <w:szCs w:val="15"/>
+              </w:rPr>
+              <w:t xml:space="preserve">600 receipts</w:t>
+            </w:r>
+          </w:p>
+        </w:tc>
+        <w:tc>
+          <w:tcPr>
+            <w:tcW w:type="pct" w:w="455"/>
+            <w:tcMar>
+              <w:top w:type="dxa" w:w="50"/>
+              <w:left w:type="dxa" w:w="110"/>
+              <w:bottom w:type="dxa" w:w="50"/>
+              <w:right w:type="dxa" w:w="110"/>
+            </w:tcMar>
+          </w:tcPr>
+          <w:p>
+            <w:pPr>
+              <w:spacing w:before="28" w:after="28"/>
+            </w:pPr>
+            <w:r>
+              <w:rPr>
+                <w:sz w:val="15"/>
+                <w:szCs w:val="15"/>
+              </w:rPr>
+              <w:t xml:space="preserve">$300</w:t>
+            </w:r>
+          </w:p>
+        </w:tc>
+        <w:tc>
+          <w:tcPr>
+            <w:tcW w:type="pct" w:w="678"/>
+            <w:tcMar>
+              <w:top w:type="dxa" w:w="50"/>
+              <w:left w:type="dxa" w:w="110"/>
+              <w:bottom w:type="dxa" w:w="50"/>
+              <w:right w:type="dxa" w:w="110"/>
+            </w:tcMar>
+          </w:tcPr>
+          <w:p>
+            <w:pPr>
+              <w:spacing w:before="28" w:after="28"/>
+            </w:pPr>
+            <w:r>
+              <w:rPr>
+                <w:sz w:val="15"/>
+                <w:szCs w:val="15"/>
+              </w:rPr>
+              <w:t xml:space="preserve">60,000</w:t>
+            </w:r>
+          </w:p>
+        </w:tc>
+      </w:tr>
+      <w:tr>
+        <w:tc>
+          <w:tcPr>
+            <w:tcW w:type="pct" w:w="1780"/>
+            <w:shd w:fill="FBFAF6" w:val="clear"/>
+            <w:tcMar>
+              <w:top w:type="dxa" w:w="50"/>
+              <w:left w:type="dxa" w:w="110"/>
+              <w:bottom w:type="dxa" w:w="50"/>
+              <w:right w:type="dxa" w:w="110"/>
+            </w:tcMar>
+          </w:tcPr>
+          <w:p>
+            <w:pPr>
+              <w:spacing w:before="28" w:after="28"/>
+            </w:pPr>
+            <w:r>
+              <w:rPr>
+                <w:sz w:val="15"/>
+                <w:szCs w:val="15"/>
+              </w:rPr>
+              <w:t xml:space="preserve">Blending setups</w:t>
+            </w:r>
+          </w:p>
+        </w:tc>
+        <w:tc>
+          <w:tcPr>
+            <w:tcW w:type="pct" w:w="682"/>
+            <w:shd w:fill="FBFAF6" w:val="clear"/>
+            <w:tcMar>
+              <w:top w:type="dxa" w:w="50"/>
+              <w:left w:type="dxa" w:w="110"/>
+              <w:bottom w:type="dxa" w:w="50"/>
+              <w:right w:type="dxa" w:w="110"/>
+            </w:tcMar>
+          </w:tcPr>
+          <w:p>
+            <w:pPr>
+              <w:spacing w:before="28" w:after="28"/>
+            </w:pPr>
+            <w:r>
+              <w:rPr>
+                <w:sz w:val="15"/>
+                <w:szCs w:val="15"/>
+              </w:rPr>
+              <w:t xml:space="preserve">270,000</w:t>
+            </w:r>
+          </w:p>
+        </w:tc>
+        <w:tc>
+          <w:tcPr>
+            <w:tcW w:type="pct" w:w="1405"/>
+            <w:shd w:fill="FBFAF6" w:val="clear"/>
+            <w:tcMar>
+              <w:top w:type="dxa" w:w="50"/>
+              <w:left w:type="dxa" w:w="110"/>
+              <w:bottom w:type="dxa" w:w="50"/>
+              <w:right w:type="dxa" w:w="110"/>
+            </w:tcMar>
+          </w:tcPr>
+          <w:p>
+            <w:pPr>
+              <w:spacing w:before="28" w:after="28"/>
+            </w:pPr>
+            <w:r>
+              <w:rPr>
+                <w:sz w:val="15"/>
+                <w:szCs w:val="15"/>
+              </w:rPr>
+              <w:t xml:space="preserve">900 setups</w:t>
+            </w:r>
+          </w:p>
+        </w:tc>
+        <w:tc>
+          <w:tcPr>
+            <w:tcW w:type="pct" w:w="455"/>
+            <w:shd w:fill="FBFAF6" w:val="clear"/>
+            <w:tcMar>
+              <w:top w:type="dxa" w:w="50"/>
+              <w:left w:type="dxa" w:w="110"/>
+              <w:bottom w:type="dxa" w:w="50"/>
+              <w:right w:type="dxa" w:w="110"/>
+            </w:tcMar>
+          </w:tcPr>
+          <w:p>
+            <w:pPr>
+              <w:spacing w:before="28" w:after="28"/>
+            </w:pPr>
+            <w:r>
+              <w:rPr>
+                <w:sz w:val="15"/>
+                <w:szCs w:val="15"/>
+              </w:rPr>
+              <w:t xml:space="preserve">$300</w:t>
+            </w:r>
+          </w:p>
+        </w:tc>
+        <w:tc>
+          <w:tcPr>
+            <w:tcW w:type="pct" w:w="678"/>
+            <w:shd w:fill="FBFAF6" w:val="clear"/>
+            <w:tcMar>
+              <w:top w:type="dxa" w:w="50"/>
+              <w:left w:type="dxa" w:w="110"/>
+              <w:bottom w:type="dxa" w:w="50"/>
+              <w:right w:type="dxa" w:w="110"/>
+            </w:tcMar>
+          </w:tcPr>
+          <w:p>
+            <w:pPr>
+              <w:spacing w:before="28" w:after="28"/>
+            </w:pPr>
+            <w:r>
+              <w:rPr>
+                <w:sz w:val="15"/>
+                <w:szCs w:val="15"/>
+              </w:rPr>
+              <w:t xml:space="preserve">30,000</w:t>
+            </w:r>
+          </w:p>
+        </w:tc>
+      </w:tr>
+      <w:tr>
+        <w:tc>
+          <w:tcPr>
+            <w:tcW w:type="pct" w:w="1780"/>
+            <w:tcMar>
+              <w:top w:type="dxa" w:w="50"/>
+              <w:left w:type="dxa" w:w="110"/>
+              <w:bottom w:type="dxa" w:w="50"/>
+              <w:right w:type="dxa" w:w="110"/>
+            </w:tcMar>
+          </w:tcPr>
+          <w:p>
+            <w:pPr>
+              <w:spacing w:before="28" w:after="28"/>
+            </w:pPr>
+            <w:r>
+              <w:rPr>
+                <w:sz w:val="15"/>
+                <w:szCs w:val="15"/>
+              </w:rPr>
+              <w:t xml:space="preserve">Packaging</w:t>
+            </w:r>
+          </w:p>
+        </w:tc>
+        <w:tc>
+          <w:tcPr>
+            <w:tcW w:type="pct" w:w="682"/>
+            <w:tcMar>
+              <w:top w:type="dxa" w:w="50"/>
+              <w:left w:type="dxa" w:w="110"/>
+              <w:bottom w:type="dxa" w:w="50"/>
+              <w:right w:type="dxa" w:w="110"/>
+            </w:tcMar>
+          </w:tcPr>
+          <w:p>
+            <w:pPr>
+              <w:spacing w:before="28" w:after="28"/>
+            </w:pPr>
+            <w:r>
+              <w:rPr>
+                <w:sz w:val="15"/>
+                <w:szCs w:val="15"/>
+              </w:rPr>
+              <w:t xml:space="preserve">210,000</w:t>
+            </w:r>
+          </w:p>
+        </w:tc>
+        <w:tc>
+          <w:tcPr>
+            <w:tcW w:type="pct" w:w="1405"/>
+            <w:tcMar>
+              <w:top w:type="dxa" w:w="50"/>
+              <w:left w:type="dxa" w:w="110"/>
+              <w:bottom w:type="dxa" w:w="50"/>
+              <w:right w:type="dxa" w:w="110"/>
+            </w:tcMar>
+          </w:tcPr>
+          <w:p>
+            <w:pPr>
+              <w:spacing w:before="28" w:after="28"/>
+            </w:pPr>
+            <w:r>
+              <w:rPr>
+                <w:sz w:val="15"/>
+                <w:szCs w:val="15"/>
+              </w:rPr>
+              <w:t xml:space="preserve">7,000 packing hours</w:t>
+            </w:r>
+          </w:p>
+        </w:tc>
+        <w:tc>
+          <w:tcPr>
+            <w:tcW w:type="pct" w:w="455"/>
+            <w:tcMar>
+              <w:top w:type="dxa" w:w="50"/>
+              <w:left w:type="dxa" w:w="110"/>
+              <w:bottom w:type="dxa" w:w="50"/>
+              <w:right w:type="dxa" w:w="110"/>
+            </w:tcMar>
+          </w:tcPr>
+          <w:p>
+            <w:pPr>
+              <w:spacing w:before="28" w:after="28"/>
+            </w:pPr>
+            <w:r>
+              <w:rPr>
+                <w:sz w:val="15"/>
+                <w:szCs w:val="15"/>
+              </w:rPr>
+              <w:t xml:space="preserve">$30</w:t>
+            </w:r>
+          </w:p>
+        </w:tc>
+        <w:tc>
+          <w:tcPr>
+            <w:tcW w:type="pct" w:w="678"/>
+            <w:tcMar>
+              <w:top w:type="dxa" w:w="50"/>
+              <w:left w:type="dxa" w:w="110"/>
+              <w:bottom w:type="dxa" w:w="50"/>
+              <w:right w:type="dxa" w:w="110"/>
+            </w:tcMar>
+          </w:tcPr>
+          <w:p>
+            <w:pPr>
+              <w:spacing w:before="28" w:after="28"/>
+            </w:pPr>
+            <w:r>
+              <w:rPr>
+                <w:sz w:val="15"/>
+                <w:szCs w:val="15"/>
+              </w:rPr>
+              <w:t xml:space="preserve">150,000</w:t>
+            </w:r>
+          </w:p>
+        </w:tc>
+      </w:tr>
+      <w:tr>
+        <w:tc>
+          <w:tcPr>
+            <w:tcW w:type="pct" w:w="1780"/>
+            <w:shd w:fill="FBFAF6" w:val="clear"/>
+            <w:tcMar>
+              <w:top w:type="dxa" w:w="50"/>
+              <w:left w:type="dxa" w:w="110"/>
+              <w:bottom w:type="dxa" w:w="50"/>
+              <w:right w:type="dxa" w:w="110"/>
+            </w:tcMar>
+          </w:tcPr>
+          <w:p>
+            <w:pPr>
+              <w:spacing w:before="28" w:after="28"/>
+            </w:pPr>
+            <w:r>
+              <w:rPr>
+                <w:sz w:val="15"/>
+                <w:szCs w:val="15"/>
+              </w:rPr>
+              <w:t xml:space="preserve">Quality testing</w:t>
+            </w:r>
+          </w:p>
+        </w:tc>
+        <w:tc>
+          <w:tcPr>
+            <w:tcW w:type="pct" w:w="682"/>
+            <w:shd w:fill="FBFAF6" w:val="clear"/>
+            <w:tcMar>
+              <w:top w:type="dxa" w:w="50"/>
+              <w:left w:type="dxa" w:w="110"/>
+              <w:bottom w:type="dxa" w:w="50"/>
+              <w:right w:type="dxa" w:w="110"/>
+            </w:tcMar>
+          </w:tcPr>
+          <w:p>
+            <w:pPr>
+              <w:spacing w:before="28" w:after="28"/>
+            </w:pPr>
+            <w:r>
+              <w:rPr>
+                <w:sz w:val="15"/>
+                <w:szCs w:val="15"/>
+              </w:rPr>
+              <w:t xml:space="preserve">90,000</w:t>
+            </w:r>
+          </w:p>
+        </w:tc>
+        <w:tc>
+          <w:tcPr>
+            <w:tcW w:type="pct" w:w="1405"/>
+            <w:shd w:fill="FFFFFF" w:val="clear"/>
+            <w:tcMar>
+              <w:top w:type="dxa" w:w="50"/>
+              <w:left w:type="dxa" w:w="110"/>
+              <w:bottom w:type="dxa" w:w="50"/>
+              <w:right w:type="dxa" w:w="110"/>
+            </w:tcMar>
+          </w:tcPr>
+          <w:p>
+            <w:pPr>
+              <w:spacing w:before="46" w:after="46"/>
+            </w:pPr>
+            <w:r>
+              <w:rPr>
+                <w:b/>
+                <w:bCs/>
+                <w:color w:val="8186EF"/>
+                <w:sz w:val="14"/>
+                <w:szCs w:val="14"/>
+              </w:rPr>
+              <w:t xml:space="preserve">(5)</w:t>
+            </w:r>
+          </w:p>
+        </w:tc>
+        <w:tc>
+          <w:tcPr>
+            <w:tcW w:type="pct" w:w="455"/>
+            <w:shd w:fill="FBFAF6" w:val="clear"/>
+            <w:tcMar>
+              <w:top w:type="dxa" w:w="50"/>
+              <w:left w:type="dxa" w:w="110"/>
+              <w:bottom w:type="dxa" w:w="50"/>
+              <w:right w:type="dxa" w:w="110"/>
+            </w:tcMar>
+          </w:tcPr>
+          <w:p>
+            <w:pPr>
+              <w:spacing w:before="28" w:after="28"/>
+            </w:pPr>
+            <w:r>
+              <w:rPr>
+                <w:sz w:val="15"/>
+                <w:szCs w:val="15"/>
+              </w:rPr>
+              <w:t xml:space="preserve">$60</w:t>
+            </w:r>
+          </w:p>
+        </w:tc>
+        <w:tc>
+          <w:tcPr>
+            <w:tcW w:type="pct" w:w="678"/>
+            <w:shd w:fill="FBFAF6" w:val="clear"/>
+            <w:tcMar>
+              <w:top w:type="dxa" w:w="50"/>
+              <w:left w:type="dxa" w:w="110"/>
+              <w:bottom w:type="dxa" w:w="50"/>
+              <w:right w:type="dxa" w:w="110"/>
+            </w:tcMar>
+          </w:tcPr>
+          <w:p>
+            <w:pPr>
+              <w:spacing w:before="28" w:after="28"/>
+            </w:pPr>
+            <w:r>
+              <w:rPr>
+                <w:sz w:val="15"/>
+                <w:szCs w:val="15"/>
+              </w:rPr>
+              <w:t xml:space="preserve">18,000</w:t>
+            </w:r>
+          </w:p>
+        </w:tc>
+      </w:tr>
+      <w:tr>
+        <w:tc>
+          <w:tcPr>
+            <w:tcW w:type="pct" w:w="1780"/>
+            <w:tcMar>
+              <w:top w:type="dxa" w:w="50"/>
+              <w:left w:type="dxa" w:w="110"/>
+              <w:bottom w:type="dxa" w:w="50"/>
+              <w:right w:type="dxa" w:w="110"/>
+            </w:tcMar>
+          </w:tcPr>
+          <w:p>
+            <w:pPr>
+              <w:spacing w:before="28" w:after="28"/>
+            </w:pPr>
+            <w:r>
+              <w:rPr>
+                <w:sz w:val="15"/>
+                <w:szCs w:val="15"/>
+              </w:rPr>
+              <w:t xml:space="preserve">Facility</w:t>
+            </w:r>
+          </w:p>
+        </w:tc>
+        <w:tc>
+          <w:tcPr>
+            <w:tcW w:type="pct" w:w="682"/>
+            <w:tcMar>
+              <w:top w:type="dxa" w:w="50"/>
+              <w:left w:type="dxa" w:w="110"/>
+              <w:bottom w:type="dxa" w:w="50"/>
+              <w:right w:type="dxa" w:w="110"/>
+            </w:tcMar>
+          </w:tcPr>
+          <w:p>
+            <w:pPr>
+              <w:spacing w:before="28" w:after="28"/>
+            </w:pPr>
+            <w:r>
+              <w:rPr>
+                <w:sz w:val="15"/>
+                <w:szCs w:val="15"/>
+              </w:rPr>
+              <w:t xml:space="preserve">150,000</w:t>
+            </w:r>
+          </w:p>
+        </w:tc>
+        <w:tc>
+          <w:tcPr>
+            <w:tcW w:type="pct" w:w="1405"/>
+            <w:shd w:fill="FFFFFF" w:val="clear"/>
+            <w:tcMar>
+              <w:top w:type="dxa" w:w="50"/>
+              <w:left w:type="dxa" w:w="110"/>
+              <w:bottom w:type="dxa" w:w="50"/>
+              <w:right w:type="dxa" w:w="110"/>
+            </w:tcMar>
+          </w:tcPr>
+          <w:p>
+            <w:pPr>
+              <w:spacing w:before="46" w:after="46"/>
+            </w:pPr>
+            <w:r>
+              <w:rPr>
+                <w:b/>
+                <w:bCs/>
+                <w:color w:val="8186EF"/>
+                <w:sz w:val="14"/>
+                <w:szCs w:val="14"/>
+              </w:rPr>
+              <w:t xml:space="preserve">(6)</w:t>
+            </w:r>
+          </w:p>
+        </w:tc>
+        <w:tc>
+          <w:tcPr>
+            <w:tcW w:type="pct" w:w="455"/>
+            <w:tcMar>
+              <w:top w:type="dxa" w:w="50"/>
+              <w:left w:type="dxa" w:w="110"/>
+              <w:bottom w:type="dxa" w:w="50"/>
+              <w:right w:type="dxa" w:w="110"/>
+            </w:tcMar>
+          </w:tcPr>
+          <w:p>
+            <w:pPr>
+              <w:spacing w:before="28" w:after="28"/>
+            </w:pPr>
+            <w:r>
+              <w:rPr>
+                <w:sz w:val="15"/>
+                <w:szCs w:val="15"/>
+              </w:rPr>
+              <w:t xml:space="preserve">$100</w:t>
+            </w:r>
+          </w:p>
+        </w:tc>
+        <w:tc>
+          <w:tcPr>
+            <w:tcW w:type="pct" w:w="678"/>
+            <w:tcMar>
+              <w:top w:type="dxa" w:w="50"/>
+              <w:left w:type="dxa" w:w="110"/>
+              <w:bottom w:type="dxa" w:w="50"/>
+              <w:right w:type="dxa" w:w="110"/>
+            </w:tcMar>
+          </w:tcPr>
+          <w:p>
+            <w:pPr>
+              <w:spacing w:before="28" w:after="28"/>
+            </w:pPr>
+            <w:r>
+              <w:rPr>
+                <w:sz w:val="15"/>
+                <w:szCs w:val="15"/>
+              </w:rPr>
+              <w:t xml:space="preserve">100,000</w:t>
+            </w:r>
+          </w:p>
+        </w:tc>
+      </w:tr>
+      <w:tr>
+        <w:tc>
+          <w:tcPr>
+            <w:tcW w:type="pct" w:w="1780"/>
+            <w:shd w:fill="FBFAF6" w:val="clear"/>
+            <w:tcMar>
+              <w:top w:type="dxa" w:w="50"/>
+              <w:left w:type="dxa" w:w="110"/>
+              <w:bottom w:type="dxa" w:w="50"/>
+              <w:right w:type="dxa" w:w="110"/>
+            </w:tcMar>
+          </w:tcPr>
+          <w:p>
+            <w:pPr>
+              <w:spacing w:before="28" w:after="28"/>
+            </w:pPr>
+            <w:r>
+              <w:rPr>
+                <w:sz w:val="15"/>
+                <w:szCs w:val="15"/>
+              </w:rPr>
+              <w:t xml:space="preserve">Total</w:t>
+            </w:r>
+          </w:p>
+        </w:tc>
+        <w:tc>
+          <w:tcPr>
+            <w:tcW w:type="pct" w:w="682"/>
+            <w:shd w:fill="FBFAF6" w:val="clear"/>
+            <w:tcMar>
+              <w:top w:type="dxa" w:w="50"/>
+              <w:left w:type="dxa" w:w="110"/>
+              <w:bottom w:type="dxa" w:w="50"/>
+              <w:right w:type="dxa" w:w="110"/>
+            </w:tcMar>
+          </w:tcPr>
+          <w:p>
+            <w:pPr>
+              <w:spacing w:before="28" w:after="28"/>
+            </w:pPr>
+            <w:r>
+              <w:rPr>
+                <w:sz w:val="15"/>
+                <w:szCs w:val="15"/>
+              </w:rPr>
+              <w:t xml:space="preserve">900,000</w:t>
+            </w:r>
+          </w:p>
+        </w:tc>
+        <w:tc>
+          <w:tcPr>
+            <w:tcW w:type="pct" w:w="1405"/>
+            <w:shd w:fill="FBFAF6" w:val="clear"/>
+            <w:tcMar>
+              <w:top w:type="dxa" w:w="50"/>
+              <w:left w:type="dxa" w:w="110"/>
+              <w:bottom w:type="dxa" w:w="50"/>
+              <w:right w:type="dxa" w:w="110"/>
+            </w:tcMar>
+          </w:tcPr>
+          <w:p>
+            <w:pPr>
+              <w:spacing w:before="28" w:after="28"/>
+            </w:pPr>
+            <w:r>
+              <w:rPr>
+                <w:sz w:val="15"/>
+                <w:szCs w:val="15"/>
+              </w:rPr>
+              <w:t xml:space="preserve"> </w:t>
+            </w:r>
+          </w:p>
+        </w:tc>
+        <w:tc>
+          <w:tcPr>
+            <w:tcW w:type="pct" w:w="455"/>
+            <w:shd w:fill="FBFAF6" w:val="clear"/>
+            <w:tcMar>
+              <w:top w:type="dxa" w:w="50"/>
+              <w:left w:type="dxa" w:w="110"/>
+              <w:bottom w:type="dxa" w:w="50"/>
+              <w:right w:type="dxa" w:w="110"/>
+            </w:tcMar>
+          </w:tcPr>
+          <w:p>
+            <w:pPr>
+              <w:spacing w:before="28" w:after="28"/>
+            </w:pPr>
+            <w:r>
+              <w:rPr>
+                <w:sz w:val="15"/>
+                <w:szCs w:val="15"/>
+              </w:rPr>
+              <w:t xml:space="preserve"> </w:t>
+            </w:r>
+          </w:p>
+        </w:tc>
+        <w:tc>
+          <w:tcPr>
+            <w:tcW w:type="pct" w:w="678"/>
+            <w:shd w:fill="FBFAF6" w:val="clear"/>
+            <w:tcMar>
+              <w:top w:type="dxa" w:w="50"/>
+              <w:left w:type="dxa" w:w="110"/>
+              <w:bottom w:type="dxa" w:w="50"/>
+              <w:right w:type="dxa" w:w="110"/>
+            </w:tcMar>
+          </w:tcPr>
+          <w:p>
+            <w:pPr>
+              <w:spacing w:before="28" w:after="28"/>
+            </w:pPr>
+            <w:r>
+              <w:rPr>
+                <w:sz w:val="15"/>
+                <w:szCs w:val="15"/>
+              </w:rPr>
+              <w:t xml:space="preserve">358,000</w:t>
+            </w:r>
+          </w:p>
+        </w:tc>
+      </w:tr>
+    </w:tbl>
+    <w:p/>
     <w:tbl>
       <w:tblPr>
         <w:tblW w:type="pct" w:w="100%"/>
@@ -5634,7 +6473,7 @@
                 <w:sz w:val="16"/>
                 <w:szCs w:val="16"/>
               </w:rPr>
-              <w:t xml:space="preserve">activity   ·   Packaging   ·   Facility</w:t>
+              <w:t xml:space="preserve">1,500 pallet positions   ·   1,500 tests   ·   facility-sustaining cost</w:t>
             </w:r>
           </w:p>
         </w:tc>
@@ -5699,18 +6538,6 @@
           <w:szCs w:val="19"/>
         </w:rPr>
         <w:t xml:space="preserve">Complete the two blank rows.</w:t>
-      </w:r>
-    </w:p>
-    <w:p>
-      <w:pPr>
-        <w:pageBreakBefore w:val="true"/>
-        <w:spacing w:after="0"/>
-      </w:pPr>
-      <w:r>
-        <w:rPr>
-          <w:sz w:val="2"/>
-        </w:rPr>
-        <w:t xml:space="preserve"> </w:t>
       </w:r>
     </w:p>
     <w:tbl>
@@ -6523,6 +7350,18 @@
       </w:tr>
     </w:tbl>
     <w:p/>
+    <w:p>
+      <w:pPr>
+        <w:pageBreakBefore w:val="true"/>
+        <w:spacing w:after="0"/>
+      </w:pPr>
+      <w:r>
+        <w:rPr>
+          <w:sz w:val="2"/>
+        </w:rPr>
+        <w:t xml:space="preserve"> </w:t>
+      </w:r>
+    </w:p>
     <w:p>
       <w:pPr>
         <w:spacing w:before="44" w:after="14"/>
@@ -7904,7 +8743,7 @@
                 <w:sz w:val="16"/>
                 <w:szCs w:val="16"/>
               </w:rPr>
-              <w:t xml:space="preserve">Packaging</w:t>
+              <w:t xml:space="preserve">1,500 tests</w:t>
             </w:r>
           </w:p>
         </w:tc>
@@ -7972,7 +8811,7 @@
                 <w:sz w:val="16"/>
                 <w:szCs w:val="16"/>
               </w:rPr>
-              <w:t xml:space="preserve">Facility</w:t>
+              <w:t xml:space="preserve">1,500 pallet positions</w:t>
             </w:r>
           </w:p>
         </w:tc>
@@ -8605,7 +9444,7 @@
       <w:r>
         <w:drawing>
           <wp:inline distT="0" distB="0" distL="0" distR="0">
-            <wp:extent cx="5734050" cy="1644775"/>
+            <wp:extent cx="5734050" cy="2067275"/>
             <wp:effectExtent t="0" r="0" b="0" l="0"/>
             <wp:docPr id="1" name="" descr="" title=""/>
             <wp:cNvGraphicFramePr>
@@ -8621,7 +9460,7 @@
                     </pic:cNvPicPr>
                   </pic:nvPicPr>
                   <pic:blipFill>
-                    <a:blip r:embed="rId106" cstate="none"/>
+                    <a:blip r:embed="rId105" cstate="none"/>
                     <a:srcRect/>
                     <a:stretch>
                       <a:fillRect/>
@@ -8630,7 +9469,7 @@
                   <pic:spPr bwMode="auto">
                     <a:xfrm>
                       <a:off x="0" y="0"/>
-                      <a:ext cx="5734050" cy="1644775"/>
+                      <a:ext cx="5734050" cy="2067275"/>
                     </a:xfrm>
                     <a:prstGeom prst="rect">
                       <a:avLst/>
@@ -9951,14 +10790,7 @@
           <w:sz w:val="19"/>
           <w:szCs w:val="19"/>
         </w:rPr>
-        <w:t xml:space="preserve"> gives more accurate product costs where products differ in complexity. </w:t>
-      </w:r>
-      <w:r>
-        <w:rPr>
-          <w:sz w:val="19"/>
-          <w:szCs w:val="19"/>
-        </w:rPr>
-        <w:t xml:space="preserve">It shows batch-level and </w:t>
+        <w:t xml:space="preserve"> gives more accurate product costs where products differ in </w:t>
       </w:r>
       <w:r>
         <w:rPr>
@@ -9976,7 +10808,7 @@
           <w:sz w:val="19"/>
           <w:szCs w:val="19"/>
         </w:rPr>
-        <w:t xml:space="preserve">                    </w:t>
+        <w:t xml:space="preserve">            </w:t>
       </w:r>
       <w:r>
         <w:rPr>
@@ -9990,14 +10822,28 @@
           <w:sz w:val="19"/>
           <w:szCs w:val="19"/>
         </w:rPr>
-        <w:t xml:space="preserve"> costs that a volume rate hides. </w:t>
-      </w:r>
-      <w:r>
-        <w:rPr>
-          <w:sz w:val="19"/>
-          <w:szCs w:val="19"/>
-        </w:rPr>
-        <w:t xml:space="preserve">It also links cost to </w:t>
+        <w:t xml:space="preserve">. </w:t>
+      </w:r>
+      <w:r>
+        <w:rPr>
+          <w:sz w:val="19"/>
+          <w:szCs w:val="19"/>
+        </w:rPr>
+        <w:t xml:space="preserve">It shows batch-level and product-sustaining costs that a volume rate hides. </w:t>
+      </w:r>
+      <w:r>
+        <w:rPr>
+          <w:sz w:val="19"/>
+          <w:szCs w:val="19"/>
+        </w:rPr>
+        <w:t xml:space="preserve">It also links cost to activities that managers can change. </w:t>
+      </w:r>
+      <w:r>
+        <w:rPr>
+          <w:sz w:val="19"/>
+          <w:szCs w:val="19"/>
+        </w:rPr>
+        <w:t xml:space="preserve">It needs data on many drivers, judgment to design the pools, and </w:t>
       </w:r>
       <w:r>
         <w:rPr>
@@ -10015,7 +10861,7 @@
           <w:sz w:val="19"/>
           <w:szCs w:val="19"/>
         </w:rPr>
-        <w:t xml:space="preserve">            </w:t>
+        <w:t xml:space="preserve">           </w:t>
       </w:r>
       <w:r>
         <w:rPr>
@@ -10029,14 +10875,14 @@
           <w:sz w:val="19"/>
           <w:szCs w:val="19"/>
         </w:rPr>
-        <w:t xml:space="preserve"> that managers can change. </w:t>
-      </w:r>
-      <w:r>
-        <w:rPr>
-          <w:sz w:val="19"/>
-          <w:szCs w:val="19"/>
-        </w:rPr>
-        <w:t xml:space="preserve">It needs data on many drivers, </w:t>
+        <w:t xml:space="preserve"> updates. </w:t>
+      </w:r>
+      <w:r>
+        <w:rPr>
+          <w:sz w:val="19"/>
+          <w:szCs w:val="19"/>
+        </w:rPr>
+        <w:t xml:space="preserve"/>
       </w:r>
       <w:r>
         <w:rPr>
@@ -10068,14 +10914,7 @@
           <w:sz w:val="19"/>
           <w:szCs w:val="19"/>
         </w:rPr>
-        <w:t xml:space="preserve"> to design the pools, and regular updates. </w:t>
-      </w:r>
-      <w:r>
-        <w:rPr>
-          <w:sz w:val="19"/>
-          <w:szCs w:val="19"/>
-        </w:rPr>
-        <w:t xml:space="preserve">Facility costs are still </w:t>
+        <w:t xml:space="preserve"> costs are still allocated </w:t>
       </w:r>
       <w:r>
         <w:rPr>
@@ -10107,7 +10946,7 @@
           <w:sz w:val="19"/>
           <w:szCs w:val="19"/>
         </w:rPr>
-        <w:t xml:space="preserve"> without a true driver. </w:t>
+        <w:t xml:space="preserve"> a true driver. </w:t>
       </w:r>
     </w:p>
     <w:tbl>
@@ -10165,7 +11004,7 @@
                 <w:sz w:val="16"/>
                 <w:szCs w:val="16"/>
               </w:rPr>
-              <w:t xml:space="preserve">allocation   ·   accurate   ·   activities   ·   allocated   ·   judgment   ·   product-sustaining</w:t>
+              <w:t xml:space="preserve">allocation   ·   choices   ·   regular   ·   without   ·   Facility   ·   complexity</w:t>
             </w:r>
           </w:p>
         </w:tc>
@@ -11199,7 +12038,7 @@
                 <w:sz w:val="16"/>
                 <w:szCs w:val="16"/>
               </w:rPr>
-              <w:t xml:space="preserve">product-sustaining</w:t>
+              <w:t xml:space="preserve">complexity</w:t>
             </w:r>
           </w:p>
         </w:tc>
@@ -11267,7 +12106,7 @@
                 <w:sz w:val="16"/>
                 <w:szCs w:val="16"/>
               </w:rPr>
-              <w:t xml:space="preserve">activities</w:t>
+              <w:t xml:space="preserve">regular</w:t>
             </w:r>
           </w:p>
         </w:tc>
@@ -11335,7 +12174,7 @@
                 <w:sz w:val="16"/>
                 <w:szCs w:val="16"/>
               </w:rPr>
-              <w:t xml:space="preserve">judgment</w:t>
+              <w:t xml:space="preserve">Facility</w:t>
             </w:r>
           </w:p>
         </w:tc>
@@ -11403,7 +12242,7 @@
                 <w:sz w:val="16"/>
                 <w:szCs w:val="16"/>
               </w:rPr>
-              <w:t xml:space="preserve">allocated</w:t>
+              <w:t xml:space="preserve">without</w:t>
             </w:r>
           </w:p>
         </w:tc>
@@ -11760,7 +12599,7 @@
           <w:sz w:val="16"/>
           <w:szCs w:val="16"/>
         </w:rPr>
-        <w:t xml:space="preserve">      gaps 1–10</w:t>
+        <w:t xml:space="preserve">      gaps 1–7</w:t>
       </w:r>
     </w:p>
     <w:p>
@@ -11805,7 +12644,14 @@
           <w:sz w:val="19"/>
           <w:szCs w:val="19"/>
         </w:rPr>
-        <w:t xml:space="preserve"> a full year of the </w:t>
+        <w:t xml:space="preserve"> a full year of the Pulses &amp; Spices line with ABC, from overhead to cost of goods sold. </w:t>
+      </w:r>
+      <w:r>
+        <w:rPr>
+          <w:sz w:val="19"/>
+          <w:szCs w:val="19"/>
+        </w:rPr>
+        <w:t xml:space="preserve">The product costs are </w:t>
       </w:r>
       <w:r>
         <w:rPr>
@@ -11837,14 +12683,14 @@
           <w:sz w:val="19"/>
           <w:szCs w:val="19"/>
         </w:rPr>
-        <w:t xml:space="preserve"> &amp; Spices line with ABC, from overhead to cost of goods sold. </w:t>
-      </w:r>
-      <w:r>
-        <w:rPr>
-          <w:sz w:val="19"/>
-          <w:szCs w:val="19"/>
-        </w:rPr>
-        <w:t xml:space="preserve">The product costs are </w:t>
+        <w:t xml:space="preserve">; the entries are for depth. </w:t>
+      </w:r>
+      <w:r>
+        <w:rPr>
+          <w:sz w:val="19"/>
+          <w:szCs w:val="19"/>
+        </w:rPr>
+        <w:t xml:space="preserve"/>
       </w:r>
       <w:r>
         <w:rPr>
@@ -11876,14 +12722,28 @@
           <w:sz w:val="19"/>
           <w:szCs w:val="19"/>
         </w:rPr>
-        <w:t xml:space="preserve">; the entries are for depth. </w:t>
-      </w:r>
-      <w:r>
-        <w:rPr>
-          <w:sz w:val="19"/>
-          <w:szCs w:val="19"/>
-        </w:rPr>
-        <w:t xml:space="preserve"/>
+        <w:t xml:space="preserve">: 200,000 packs of lentils and 50,000 packs of za'atar; 185,000 and 45,000 sold. </w:t>
+      </w:r>
+      <w:r>
+        <w:rPr>
+          <w:sz w:val="19"/>
+          <w:szCs w:val="19"/>
+        </w:rPr>
+        <w:t xml:space="preserve">Direct costs per pack: lentils $1.50 materials and $1.20 labor; za'atar $3.00 and $1.20. </w:t>
+      </w:r>
+      <w:r>
+        <w:rPr>
+          <w:sz w:val="19"/>
+          <w:szCs w:val="19"/>
+        </w:rPr>
+        <w:t xml:space="preserve">Overhead: $900,000 in five activity pools. </w:t>
+      </w:r>
+      <w:r>
+        <w:rPr>
+          <w:sz w:val="19"/>
+          <w:szCs w:val="19"/>
+        </w:rPr>
+        <w:t xml:space="preserve">Record overhead, direct costs and the </w:t>
       </w:r>
       <w:r>
         <w:rPr>
@@ -11901,7 +12761,7 @@
           <w:sz w:val="19"/>
           <w:szCs w:val="19"/>
         </w:rPr>
-        <w:t xml:space="preserve">           </w:t>
+        <w:t xml:space="preserve">             </w:t>
       </w:r>
       <w:r>
         <w:rPr>
@@ -11915,14 +12775,14 @@
           <w:sz w:val="19"/>
           <w:szCs w:val="19"/>
         </w:rPr>
-        <w:t xml:space="preserve">: 200,000 packs of lentils and 50,000 packs of za'atar; 185,000 and 45,000 sold. </w:t>
-      </w:r>
-      <w:r>
-        <w:rPr>
-          <w:sz w:val="19"/>
-          <w:szCs w:val="19"/>
-        </w:rPr>
-        <w:t xml:space="preserve">Direct costs per pack: lentils $1.50 </w:t>
+        <w:t xml:space="preserve"> at activity rates. </w:t>
+      </w:r>
+      <w:r>
+        <w:rPr>
+          <w:sz w:val="19"/>
+          <w:szCs w:val="19"/>
+        </w:rPr>
+        <w:t xml:space="preserve">Move completed packs to finished goods, record the sales, close the overhead accounts and check every </w:t>
       </w:r>
       <w:r>
         <w:rPr>
@@ -11954,21 +12814,28 @@
           <w:sz w:val="19"/>
           <w:szCs w:val="19"/>
         </w:rPr>
-        <w:t xml:space="preserve"> and $1.20 labor; za'atar $3.00 and $1.20. </w:t>
-      </w:r>
-      <w:r>
-        <w:rPr>
-          <w:sz w:val="19"/>
-          <w:szCs w:val="19"/>
-        </w:rPr>
-        <w:t xml:space="preserve">Overhead: $900,000 in five activity pools. </w:t>
-      </w:r>
-      <w:r>
-        <w:rPr>
-          <w:sz w:val="19"/>
-          <w:szCs w:val="19"/>
-        </w:rPr>
-        <w:t xml:space="preserve">Record overhead, direct costs and the </w:t>
+        <w:t xml:space="preserve">. </w:t>
+      </w:r>
+      <w:r>
+        <w:rPr>
+          <w:sz w:val="19"/>
+          <w:szCs w:val="19"/>
+        </w:rPr>
+        <w:t xml:space="preserve">Overhead applied: lentils $358,000; za'atar $542,000. </w:t>
+      </w:r>
+      <w:r>
+        <w:rPr>
+          <w:sz w:val="19"/>
+          <w:szCs w:val="19"/>
+        </w:rPr>
+        <w:t xml:space="preserve">Cost completed: lentils $898,000; za'atar $752,000; total $1,650,000. </w:t>
+      </w:r>
+      <w:r>
+        <w:rPr>
+          <w:sz w:val="19"/>
+          <w:szCs w:val="19"/>
+        </w:rPr>
+        <w:t xml:space="preserve">Cost of goods sold: $1,507,450; </w:t>
       </w:r>
       <w:r>
         <w:rPr>
@@ -11986,7 +12853,7 @@
           <w:sz w:val="19"/>
           <w:szCs w:val="19"/>
         </w:rPr>
-        <w:t xml:space="preserve">             </w:t>
+        <w:t xml:space="preserve">           </w:t>
       </w:r>
       <w:r>
         <w:rPr>
@@ -12000,14 +12867,14 @@
           <w:sz w:val="19"/>
           <w:szCs w:val="19"/>
         </w:rPr>
-        <w:t xml:space="preserve"> at activity rates. </w:t>
-      </w:r>
-      <w:r>
-        <w:rPr>
-          <w:sz w:val="19"/>
-          <w:szCs w:val="19"/>
-        </w:rPr>
-        <w:t xml:space="preserve">Move completed packs to finished goods, record the sales, close the overhead </w:t>
+        <w:t xml:space="preserve"> finished goods $142,550. </w:t>
+      </w:r>
+      <w:r>
+        <w:rPr>
+          <w:sz w:val="19"/>
+          <w:szCs w:val="19"/>
+        </w:rPr>
+        <w:t xml:space="preserve">Entry 4 is where ABC </w:t>
       </w:r>
       <w:r>
         <w:rPr>
@@ -12018,130 +12885,6 @@
           <w:szCs w:val="15"/>
         </w:rPr>
         <w:t xml:space="preserve"> (7) </w:t>
-      </w:r>
-      <w:r>
-        <w:rPr>
-          <w:u w:val="single"/>
-          <w:sz w:val="19"/>
-          <w:szCs w:val="19"/>
-        </w:rPr>
-        <w:t xml:space="preserve">           </w:t>
-      </w:r>
-      <w:r>
-        <w:rPr>
-          <w:sz w:val="19"/>
-          <w:szCs w:val="19"/>
-        </w:rPr>
-        <w:t xml:space="preserve"> </w:t>
-      </w:r>
-      <w:r>
-        <w:rPr>
-          <w:sz w:val="19"/>
-          <w:szCs w:val="19"/>
-        </w:rPr>
-        <w:t xml:space="preserve"> and check every </w:t>
-      </w:r>
-      <w:r>
-        <w:rPr>
-          <w:b/>
-          <w:bCs/>
-          <w:color w:val="8186EF"/>
-          <w:sz w:val="15"/>
-          <w:szCs w:val="15"/>
-        </w:rPr>
-        <w:t xml:space="preserve"> (8) </w:t>
-      </w:r>
-      <w:r>
-        <w:rPr>
-          <w:u w:val="single"/>
-          <w:sz w:val="19"/>
-          <w:szCs w:val="19"/>
-        </w:rPr>
-        <w:t xml:space="preserve">           </w:t>
-      </w:r>
-      <w:r>
-        <w:rPr>
-          <w:sz w:val="19"/>
-          <w:szCs w:val="19"/>
-        </w:rPr>
-        <w:t xml:space="preserve"> </w:t>
-      </w:r>
-      <w:r>
-        <w:rPr>
-          <w:sz w:val="19"/>
-          <w:szCs w:val="19"/>
-        </w:rPr>
-        <w:t xml:space="preserve">. </w:t>
-      </w:r>
-      <w:r>
-        <w:rPr>
-          <w:sz w:val="19"/>
-          <w:szCs w:val="19"/>
-        </w:rPr>
-        <w:t xml:space="preserve">Overhead applied: lentils $358,000; za'atar $542,000. </w:t>
-      </w:r>
-      <w:r>
-        <w:rPr>
-          <w:sz w:val="19"/>
-          <w:szCs w:val="19"/>
-        </w:rPr>
-        <w:t xml:space="preserve">Cost completed: lentils $898,000; za'atar $752,000; total $1,650,000. </w:t>
-      </w:r>
-      <w:r>
-        <w:rPr>
-          <w:sz w:val="19"/>
-          <w:szCs w:val="19"/>
-        </w:rPr>
-        <w:t xml:space="preserve">Cost of goods sold: $1,507,450; </w:t>
-      </w:r>
-      <w:r>
-        <w:rPr>
-          <w:b/>
-          <w:bCs/>
-          <w:color w:val="8186EF"/>
-          <w:sz w:val="15"/>
-          <w:szCs w:val="15"/>
-        </w:rPr>
-        <w:t xml:space="preserve"> (9) </w:t>
-      </w:r>
-      <w:r>
-        <w:rPr>
-          <w:u w:val="single"/>
-          <w:sz w:val="19"/>
-          <w:szCs w:val="19"/>
-        </w:rPr>
-        <w:t xml:space="preserve">           </w:t>
-      </w:r>
-      <w:r>
-        <w:rPr>
-          <w:sz w:val="19"/>
-          <w:szCs w:val="19"/>
-        </w:rPr>
-        <w:t xml:space="preserve"> </w:t>
-      </w:r>
-      <w:r>
-        <w:rPr>
-          <w:sz w:val="19"/>
-          <w:szCs w:val="19"/>
-        </w:rPr>
-        <w:t xml:space="preserve"> finished goods $142,550. </w:t>
-      </w:r>
-      <w:r>
-        <w:rPr>
-          <w:sz w:val="19"/>
-          <w:szCs w:val="19"/>
-        </w:rPr>
-        <w:t xml:space="preserve">Entry 4 is where ABC </w:t>
-      </w:r>
-      <w:r>
-        <w:rPr>
-          <w:b/>
-          <w:bCs/>
-          <w:color w:val="8186EF"/>
-          <w:sz w:val="15"/>
-          <w:szCs w:val="15"/>
-        </w:rPr>
-        <w:t xml:space="preserve"> (10) </w:t>
       </w:r>
       <w:r>
         <w:rPr>
@@ -12221,7 +12964,7 @@
                 <w:sz w:val="16"/>
                 <w:szCs w:val="16"/>
               </w:rPr>
-              <w:t xml:space="preserve">Output   ·   balance   ·   differs   ·   ending   ·   application   ·   accounts   ·   Pulses   ·   materials   ·   exam-core   ·   lentils   ·   records</w:t>
+              <w:t xml:space="preserve">application   ·   balance   ·   differs   ·   ending   ·   Output   ·   exam-core   ·   entries   ·   records</w:t>
             </w:r>
           </w:p>
         </w:tc>
@@ -12414,6 +13157,293 @@
         <w:tc>
           <w:tcPr>
             <w:tcW w:type="pct" w:w="2200"/>
+            <w:tcMar>
+              <w:top w:type="dxa" w:w="50"/>
+              <w:left w:type="dxa" w:w="110"/>
+              <w:bottom w:type="dxa" w:w="50"/>
+              <w:right w:type="dxa" w:w="110"/>
+            </w:tcMar>
+          </w:tcPr>
+          <w:p>
+            <w:pPr>
+              <w:spacing w:before="28" w:after="28"/>
+            </w:pPr>
+            <w:r>
+              <w:rPr>
+                <w:sz w:val="15"/>
+                <w:szCs w:val="15"/>
+              </w:rPr>
+              <w:t xml:space="preserve">MOH Control</w:t>
+            </w:r>
+          </w:p>
+        </w:tc>
+        <w:tc>
+          <w:tcPr>
+            <w:tcW w:type="pct" w:w="1115"/>
+            <w:tcMar>
+              <w:top w:type="dxa" w:w="50"/>
+              <w:left w:type="dxa" w:w="110"/>
+              <w:bottom w:type="dxa" w:w="50"/>
+              <w:right w:type="dxa" w:w="110"/>
+            </w:tcMar>
+          </w:tcPr>
+          <w:p>
+            <w:pPr>
+              <w:spacing w:before="28" w:after="28"/>
+            </w:pPr>
+            <w:r>
+              <w:rPr>
+                <w:sz w:val="15"/>
+                <w:szCs w:val="15"/>
+              </w:rPr>
+              <w:t xml:space="preserve">900,000</w:t>
+            </w:r>
+          </w:p>
+        </w:tc>
+        <w:tc>
+          <w:tcPr>
+            <w:tcW w:type="pct" w:w="1117"/>
+            <w:tcMar>
+              <w:top w:type="dxa" w:w="50"/>
+              <w:left w:type="dxa" w:w="110"/>
+              <w:bottom w:type="dxa" w:w="50"/>
+              <w:right w:type="dxa" w:w="110"/>
+            </w:tcMar>
+          </w:tcPr>
+          <w:p>
+            <w:pPr>
+              <w:spacing w:before="28" w:after="28"/>
+            </w:pPr>
+            <w:r>
+              <w:rPr>
+                <w:sz w:val="15"/>
+                <w:szCs w:val="15"/>
+              </w:rPr>
+              <w:t xml:space="preserve"> </w:t>
+            </w:r>
+          </w:p>
+        </w:tc>
+      </w:tr>
+      <w:tr>
+        <w:tc>
+          <w:tcPr>
+            <w:tcW w:type="pct" w:w="568"/>
+            <w:shd w:fill="FBFAF6" w:val="clear"/>
+            <w:tcMar>
+              <w:top w:type="dxa" w:w="50"/>
+              <w:left w:type="dxa" w:w="110"/>
+              <w:bottom w:type="dxa" w:w="50"/>
+              <w:right w:type="dxa" w:w="110"/>
+            </w:tcMar>
+          </w:tcPr>
+          <w:p>
+            <w:pPr>
+              <w:spacing w:before="28" w:after="28"/>
+            </w:pPr>
+            <w:r>
+              <w:rPr>
+                <w:sz w:val="15"/>
+                <w:szCs w:val="15"/>
+              </w:rPr>
+              <w:t xml:space="preserve"> </w:t>
+            </w:r>
+          </w:p>
+        </w:tc>
+        <w:tc>
+          <w:tcPr>
+            <w:tcW w:type="pct" w:w="2200"/>
+            <w:shd w:fill="FBFAF6" w:val="clear"/>
+            <w:tcMar>
+              <w:top w:type="dxa" w:w="50"/>
+              <w:left w:type="dxa" w:w="110"/>
+              <w:bottom w:type="dxa" w:w="50"/>
+              <w:right w:type="dxa" w:w="110"/>
+            </w:tcMar>
+          </w:tcPr>
+          <w:p>
+            <w:pPr>
+              <w:spacing w:before="28" w:after="28"/>
+            </w:pPr>
+            <w:r>
+              <w:rPr>
+                <w:sz w:val="15"/>
+                <w:szCs w:val="15"/>
+              </w:rPr>
+              <w:t xml:space="preserve">Various accounts</w:t>
+            </w:r>
+          </w:p>
+        </w:tc>
+        <w:tc>
+          <w:tcPr>
+            <w:tcW w:type="pct" w:w="1115"/>
+            <w:shd w:fill="FBFAF6" w:val="clear"/>
+            <w:tcMar>
+              <w:top w:type="dxa" w:w="50"/>
+              <w:left w:type="dxa" w:w="110"/>
+              <w:bottom w:type="dxa" w:w="50"/>
+              <w:right w:type="dxa" w:w="110"/>
+            </w:tcMar>
+          </w:tcPr>
+          <w:p>
+            <w:pPr>
+              <w:spacing w:before="28" w:after="28"/>
+            </w:pPr>
+            <w:r>
+              <w:rPr>
+                <w:sz w:val="15"/>
+                <w:szCs w:val="15"/>
+              </w:rPr>
+              <w:t xml:space="preserve"> </w:t>
+            </w:r>
+          </w:p>
+        </w:tc>
+        <w:tc>
+          <w:tcPr>
+            <w:tcW w:type="pct" w:w="1117"/>
+            <w:shd w:fill="FBFAF6" w:val="clear"/>
+            <w:tcMar>
+              <w:top w:type="dxa" w:w="50"/>
+              <w:left w:type="dxa" w:w="110"/>
+              <w:bottom w:type="dxa" w:w="50"/>
+              <w:right w:type="dxa" w:w="110"/>
+            </w:tcMar>
+          </w:tcPr>
+          <w:p>
+            <w:pPr>
+              <w:spacing w:before="28" w:after="28"/>
+            </w:pPr>
+            <w:r>
+              <w:rPr>
+                <w:sz w:val="15"/>
+                <w:szCs w:val="15"/>
+              </w:rPr>
+              <w:t xml:space="preserve">900,000</w:t>
+            </w:r>
+          </w:p>
+        </w:tc>
+      </w:tr>
+      <w:tr>
+        <w:tc>
+          <w:tcPr>
+            <w:tcW w:type="pct" w:w="568"/>
+            <w:tcMar>
+              <w:top w:type="dxa" w:w="50"/>
+              <w:left w:type="dxa" w:w="110"/>
+              <w:bottom w:type="dxa" w:w="50"/>
+              <w:right w:type="dxa" w:w="110"/>
+            </w:tcMar>
+          </w:tcPr>
+          <w:p>
+            <w:pPr>
+              <w:spacing w:before="28" w:after="28"/>
+            </w:pPr>
+            <w:r>
+              <w:rPr>
+                <w:sz w:val="15"/>
+                <w:szCs w:val="15"/>
+              </w:rPr>
+              <w:t xml:space="preserve">2</w:t>
+            </w:r>
+          </w:p>
+        </w:tc>
+        <w:tc>
+          <w:tcPr>
+            <w:tcW w:type="pct" w:w="2200"/>
+            <w:tcMar>
+              <w:top w:type="dxa" w:w="50"/>
+              <w:left w:type="dxa" w:w="110"/>
+              <w:bottom w:type="dxa" w:w="50"/>
+              <w:right w:type="dxa" w:w="110"/>
+            </w:tcMar>
+          </w:tcPr>
+          <w:p>
+            <w:pPr>
+              <w:spacing w:before="28" w:after="28"/>
+            </w:pPr>
+            <w:r>
+              <w:rPr>
+                <w:sz w:val="15"/>
+                <w:szCs w:val="15"/>
+              </w:rPr>
+              <w:t xml:space="preserve">WIP - Pulses &amp; Spices</w:t>
+            </w:r>
+          </w:p>
+        </w:tc>
+        <w:tc>
+          <w:tcPr>
+            <w:tcW w:type="pct" w:w="1115"/>
+            <w:tcMar>
+              <w:top w:type="dxa" w:w="50"/>
+              <w:left w:type="dxa" w:w="110"/>
+              <w:bottom w:type="dxa" w:w="50"/>
+              <w:right w:type="dxa" w:w="110"/>
+            </w:tcMar>
+          </w:tcPr>
+          <w:p>
+            <w:pPr>
+              <w:spacing w:before="28" w:after="28"/>
+            </w:pPr>
+            <w:r>
+              <w:rPr>
+                <w:sz w:val="15"/>
+                <w:szCs w:val="15"/>
+              </w:rPr>
+              <w:t xml:space="preserve">450,000</w:t>
+            </w:r>
+          </w:p>
+        </w:tc>
+        <w:tc>
+          <w:tcPr>
+            <w:tcW w:type="pct" w:w="1117"/>
+            <w:tcMar>
+              <w:top w:type="dxa" w:w="50"/>
+              <w:left w:type="dxa" w:w="110"/>
+              <w:bottom w:type="dxa" w:w="50"/>
+              <w:right w:type="dxa" w:w="110"/>
+            </w:tcMar>
+          </w:tcPr>
+          <w:p>
+            <w:pPr>
+              <w:spacing w:before="28" w:after="28"/>
+            </w:pPr>
+            <w:r>
+              <w:rPr>
+                <w:sz w:val="15"/>
+                <w:szCs w:val="15"/>
+              </w:rPr>
+              <w:t xml:space="preserve"> </w:t>
+            </w:r>
+          </w:p>
+        </w:tc>
+      </w:tr>
+      <w:tr>
+        <w:tc>
+          <w:tcPr>
+            <w:tcW w:type="pct" w:w="568"/>
+            <w:shd w:fill="FBFAF6" w:val="clear"/>
+            <w:tcMar>
+              <w:top w:type="dxa" w:w="50"/>
+              <w:left w:type="dxa" w:w="110"/>
+              <w:bottom w:type="dxa" w:w="50"/>
+              <w:right w:type="dxa" w:w="110"/>
+            </w:tcMar>
+          </w:tcPr>
+          <w:p>
+            <w:pPr>
+              <w:spacing w:before="28" w:after="28"/>
+            </w:pPr>
+            <w:r>
+              <w:rPr>
+                <w:sz w:val="15"/>
+                <w:szCs w:val="15"/>
+              </w:rPr>
+              <w:t xml:space="preserve"> </w:t>
+            </w:r>
+          </w:p>
+        </w:tc>
+        <w:tc>
+          <w:tcPr>
+            <w:tcW w:type="pct" w:w="2200"/>
             <w:shd w:fill="FFFFFF" w:val="clear"/>
             <w:tcMar>
               <w:top w:type="dxa" w:w="50"/>
@@ -12434,13 +13464,14 @@
                 <w:sz w:val="14"/>
                 <w:szCs w:val="14"/>
               </w:rPr>
-              <w:t xml:space="preserve">(11)</w:t>
+              <w:t xml:space="preserve">(8)</w:t>
             </w:r>
           </w:p>
         </w:tc>
         <w:tc>
           <w:tcPr>
             <w:tcW w:type="pct" w:w="1115"/>
+            <w:shd w:fill="FBFAF6" w:val="clear"/>
             <w:tcMar>
               <w:top w:type="dxa" w:w="50"/>
               <w:left w:type="dxa" w:w="110"/>
@@ -12457,13 +13488,14 @@
                 <w:sz w:val="15"/>
                 <w:szCs w:val="15"/>
               </w:rPr>
-              <w:t xml:space="preserve">900,000</w:t>
+              <w:t xml:space="preserve"> </w:t>
             </w:r>
           </w:p>
         </w:tc>
         <w:tc>
           <w:tcPr>
             <w:tcW w:type="pct" w:w="1117"/>
+            <w:shd w:fill="FBFAF6" w:val="clear"/>
             <w:tcMar>
               <w:top w:type="dxa" w:w="50"/>
               <w:left w:type="dxa" w:w="110"/>
@@ -12480,7 +13512,7 @@
                 <w:sz w:val="15"/>
                 <w:szCs w:val="15"/>
               </w:rPr>
-              <w:t xml:space="preserve"> </w:t>
+              <w:t xml:space="preserve">450,000</w:t>
             </w:r>
           </w:p>
         </w:tc>
@@ -12489,7 +13521,6 @@
         <w:tc>
           <w:tcPr>
             <w:tcW w:type="pct" w:w="568"/>
-            <w:shd w:fill="FBFAF6" w:val="clear"/>
             <w:tcMar>
               <w:top w:type="dxa" w:w="50"/>
               <w:left w:type="dxa" w:w="110"/>
@@ -12506,7 +13537,7 @@
                 <w:sz w:val="15"/>
                 <w:szCs w:val="15"/>
               </w:rPr>
-              <w:t xml:space="preserve"> </w:t>
+              <w:t xml:space="preserve">3</w:t>
             </w:r>
           </w:p>
         </w:tc>
@@ -12533,295 +13564,7 @@
                 <w:sz w:val="14"/>
                 <w:szCs w:val="14"/>
               </w:rPr>
-              <w:t xml:space="preserve">(12)</w:t>
-            </w:r>
-          </w:p>
-        </w:tc>
-        <w:tc>
-          <w:tcPr>
-            <w:tcW w:type="pct" w:w="1115"/>
-            <w:shd w:fill="FBFAF6" w:val="clear"/>
-            <w:tcMar>
-              <w:top w:type="dxa" w:w="50"/>
-              <w:left w:type="dxa" w:w="110"/>
-              <w:bottom w:type="dxa" w:w="50"/>
-              <w:right w:type="dxa" w:w="110"/>
-            </w:tcMar>
-          </w:tcPr>
-          <w:p>
-            <w:pPr>
-              <w:spacing w:before="28" w:after="28"/>
-            </w:pPr>
-            <w:r>
-              <w:rPr>
-                <w:sz w:val="15"/>
-                <w:szCs w:val="15"/>
-              </w:rPr>
-              <w:t xml:space="preserve"> </w:t>
-            </w:r>
-          </w:p>
-        </w:tc>
-        <w:tc>
-          <w:tcPr>
-            <w:tcW w:type="pct" w:w="1117"/>
-            <w:shd w:fill="FBFAF6" w:val="clear"/>
-            <w:tcMar>
-              <w:top w:type="dxa" w:w="50"/>
-              <w:left w:type="dxa" w:w="110"/>
-              <w:bottom w:type="dxa" w:w="50"/>
-              <w:right w:type="dxa" w:w="110"/>
-            </w:tcMar>
-          </w:tcPr>
-          <w:p>
-            <w:pPr>
-              <w:spacing w:before="28" w:after="28"/>
-            </w:pPr>
-            <w:r>
-              <w:rPr>
-                <w:sz w:val="15"/>
-                <w:szCs w:val="15"/>
-              </w:rPr>
-              <w:t xml:space="preserve">900,000</w:t>
-            </w:r>
-          </w:p>
-        </w:tc>
-      </w:tr>
-      <w:tr>
-        <w:tc>
-          <w:tcPr>
-            <w:tcW w:type="pct" w:w="568"/>
-            <w:tcMar>
-              <w:top w:type="dxa" w:w="50"/>
-              <w:left w:type="dxa" w:w="110"/>
-              <w:bottom w:type="dxa" w:w="50"/>
-              <w:right w:type="dxa" w:w="110"/>
-            </w:tcMar>
-          </w:tcPr>
-          <w:p>
-            <w:pPr>
-              <w:spacing w:before="28" w:after="28"/>
-            </w:pPr>
-            <w:r>
-              <w:rPr>
-                <w:sz w:val="15"/>
-                <w:szCs w:val="15"/>
-              </w:rPr>
-              <w:t xml:space="preserve">2</w:t>
-            </w:r>
-          </w:p>
-        </w:tc>
-        <w:tc>
-          <w:tcPr>
-            <w:tcW w:type="pct" w:w="2200"/>
-            <w:tcMar>
-              <w:top w:type="dxa" w:w="50"/>
-              <w:left w:type="dxa" w:w="110"/>
-              <w:bottom w:type="dxa" w:w="50"/>
-              <w:right w:type="dxa" w:w="110"/>
-            </w:tcMar>
-          </w:tcPr>
-          <w:p>
-            <w:pPr>
-              <w:spacing w:before="28" w:after="28"/>
-            </w:pPr>
-            <w:r>
-              <w:rPr>
-                <w:sz w:val="15"/>
-                <w:szCs w:val="15"/>
-              </w:rPr>
-              <w:t xml:space="preserve">WIP - Pulses &amp; Spices</w:t>
-            </w:r>
-          </w:p>
-        </w:tc>
-        <w:tc>
-          <w:tcPr>
-            <w:tcW w:type="pct" w:w="1115"/>
-            <w:tcMar>
-              <w:top w:type="dxa" w:w="50"/>
-              <w:left w:type="dxa" w:w="110"/>
-              <w:bottom w:type="dxa" w:w="50"/>
-              <w:right w:type="dxa" w:w="110"/>
-            </w:tcMar>
-          </w:tcPr>
-          <w:p>
-            <w:pPr>
-              <w:spacing w:before="28" w:after="28"/>
-            </w:pPr>
-            <w:r>
-              <w:rPr>
-                <w:sz w:val="15"/>
-                <w:szCs w:val="15"/>
-              </w:rPr>
-              <w:t xml:space="preserve">450,000</w:t>
-            </w:r>
-          </w:p>
-        </w:tc>
-        <w:tc>
-          <w:tcPr>
-            <w:tcW w:type="pct" w:w="1117"/>
-            <w:tcMar>
-              <w:top w:type="dxa" w:w="50"/>
-              <w:left w:type="dxa" w:w="110"/>
-              <w:bottom w:type="dxa" w:w="50"/>
-              <w:right w:type="dxa" w:w="110"/>
-            </w:tcMar>
-          </w:tcPr>
-          <w:p>
-            <w:pPr>
-              <w:spacing w:before="28" w:after="28"/>
-            </w:pPr>
-            <w:r>
-              <w:rPr>
-                <w:sz w:val="15"/>
-                <w:szCs w:val="15"/>
-              </w:rPr>
-              <w:t xml:space="preserve"> </w:t>
-            </w:r>
-          </w:p>
-        </w:tc>
-      </w:tr>
-      <w:tr>
-        <w:tc>
-          <w:tcPr>
-            <w:tcW w:type="pct" w:w="568"/>
-            <w:shd w:fill="FBFAF6" w:val="clear"/>
-            <w:tcMar>
-              <w:top w:type="dxa" w:w="50"/>
-              <w:left w:type="dxa" w:w="110"/>
-              <w:bottom w:type="dxa" w:w="50"/>
-              <w:right w:type="dxa" w:w="110"/>
-            </w:tcMar>
-          </w:tcPr>
-          <w:p>
-            <w:pPr>
-              <w:spacing w:before="28" w:after="28"/>
-            </w:pPr>
-            <w:r>
-              <w:rPr>
-                <w:sz w:val="15"/>
-                <w:szCs w:val="15"/>
-              </w:rPr>
-              <w:t xml:space="preserve"> </w:t>
-            </w:r>
-          </w:p>
-        </w:tc>
-        <w:tc>
-          <w:tcPr>
-            <w:tcW w:type="pct" w:w="2200"/>
-            <w:shd w:fill="FBFAF6" w:val="clear"/>
-            <w:tcMar>
-              <w:top w:type="dxa" w:w="50"/>
-              <w:left w:type="dxa" w:w="110"/>
-              <w:bottom w:type="dxa" w:w="50"/>
-              <w:right w:type="dxa" w:w="110"/>
-            </w:tcMar>
-          </w:tcPr>
-          <w:p>
-            <w:pPr>
-              <w:spacing w:before="28" w:after="28"/>
-            </w:pPr>
-            <w:r>
-              <w:rPr>
-                <w:sz w:val="15"/>
-                <w:szCs w:val="15"/>
-              </w:rPr>
-              <w:t xml:space="preserve">Raw Materials Inventory</w:t>
-            </w:r>
-          </w:p>
-        </w:tc>
-        <w:tc>
-          <w:tcPr>
-            <w:tcW w:type="pct" w:w="1115"/>
-            <w:shd w:fill="FBFAF6" w:val="clear"/>
-            <w:tcMar>
-              <w:top w:type="dxa" w:w="50"/>
-              <w:left w:type="dxa" w:w="110"/>
-              <w:bottom w:type="dxa" w:w="50"/>
-              <w:right w:type="dxa" w:w="110"/>
-            </w:tcMar>
-          </w:tcPr>
-          <w:p>
-            <w:pPr>
-              <w:spacing w:before="28" w:after="28"/>
-            </w:pPr>
-            <w:r>
-              <w:rPr>
-                <w:sz w:val="15"/>
-                <w:szCs w:val="15"/>
-              </w:rPr>
-              <w:t xml:space="preserve"> </w:t>
-            </w:r>
-          </w:p>
-        </w:tc>
-        <w:tc>
-          <w:tcPr>
-            <w:tcW w:type="pct" w:w="1117"/>
-            <w:shd w:fill="FBFAF6" w:val="clear"/>
-            <w:tcMar>
-              <w:top w:type="dxa" w:w="50"/>
-              <w:left w:type="dxa" w:w="110"/>
-              <w:bottom w:type="dxa" w:w="50"/>
-              <w:right w:type="dxa" w:w="110"/>
-            </w:tcMar>
-          </w:tcPr>
-          <w:p>
-            <w:pPr>
-              <w:spacing w:before="28" w:after="28"/>
-            </w:pPr>
-            <w:r>
-              <w:rPr>
-                <w:sz w:val="15"/>
-                <w:szCs w:val="15"/>
-              </w:rPr>
-              <w:t xml:space="preserve">450,000</w:t>
-            </w:r>
-          </w:p>
-        </w:tc>
-      </w:tr>
-      <w:tr>
-        <w:tc>
-          <w:tcPr>
-            <w:tcW w:type="pct" w:w="568"/>
-            <w:tcMar>
-              <w:top w:type="dxa" w:w="50"/>
-              <w:left w:type="dxa" w:w="110"/>
-              <w:bottom w:type="dxa" w:w="50"/>
-              <w:right w:type="dxa" w:w="110"/>
-            </w:tcMar>
-          </w:tcPr>
-          <w:p>
-            <w:pPr>
-              <w:spacing w:before="28" w:after="28"/>
-            </w:pPr>
-            <w:r>
-              <w:rPr>
-                <w:sz w:val="15"/>
-                <w:szCs w:val="15"/>
-              </w:rPr>
-              <w:t xml:space="preserve">3</w:t>
-            </w:r>
-          </w:p>
-        </w:tc>
-        <w:tc>
-          <w:tcPr>
-            <w:tcW w:type="pct" w:w="2200"/>
-            <w:tcMar>
-              <w:top w:type="dxa" w:w="50"/>
-              <w:left w:type="dxa" w:w="110"/>
-              <w:bottom w:type="dxa" w:w="50"/>
-              <w:right w:type="dxa" w:w="110"/>
-            </w:tcMar>
-          </w:tcPr>
-          <w:p>
-            <w:pPr>
-              <w:spacing w:before="28" w:after="28"/>
-            </w:pPr>
-            <w:r>
-              <w:rPr>
-                <w:sz w:val="15"/>
-                <w:szCs w:val="15"/>
-              </w:rPr>
-              <w:t xml:space="preserve">WIP - Pulses &amp; Spices</w:t>
+              <w:t xml:space="preserve">(9)</w:t>
             </w:r>
           </w:p>
         </w:tc>
@@ -12920,7 +13663,7 @@
                 <w:sz w:val="14"/>
                 <w:szCs w:val="14"/>
               </w:rPr>
-              <w:t xml:space="preserve">(13)</w:t>
+              <w:t xml:space="preserve">(10)</w:t>
             </w:r>
           </w:p>
         </w:tc>
@@ -12994,6 +13737,582 @@
                 <w:szCs w:val="15"/>
               </w:rPr>
               <w:t xml:space="preserve">4</w:t>
+            </w:r>
+          </w:p>
+        </w:tc>
+        <w:tc>
+          <w:tcPr>
+            <w:tcW w:type="pct" w:w="2200"/>
+            <w:tcMar>
+              <w:top w:type="dxa" w:w="50"/>
+              <w:left w:type="dxa" w:w="110"/>
+              <w:bottom w:type="dxa" w:w="50"/>
+              <w:right w:type="dxa" w:w="110"/>
+            </w:tcMar>
+          </w:tcPr>
+          <w:p>
+            <w:pPr>
+              <w:spacing w:before="28" w:after="28"/>
+            </w:pPr>
+            <w:r>
+              <w:rPr>
+                <w:sz w:val="15"/>
+                <w:szCs w:val="15"/>
+              </w:rPr>
+              <w:t xml:space="preserve">WIP - Pulses &amp; Spices</w:t>
+            </w:r>
+          </w:p>
+        </w:tc>
+        <w:tc>
+          <w:tcPr>
+            <w:tcW w:type="pct" w:w="1115"/>
+            <w:tcMar>
+              <w:top w:type="dxa" w:w="50"/>
+              <w:left w:type="dxa" w:w="110"/>
+              <w:bottom w:type="dxa" w:w="50"/>
+              <w:right w:type="dxa" w:w="110"/>
+            </w:tcMar>
+          </w:tcPr>
+          <w:p>
+            <w:pPr>
+              <w:spacing w:before="28" w:after="28"/>
+            </w:pPr>
+            <w:r>
+              <w:rPr>
+                <w:sz w:val="15"/>
+                <w:szCs w:val="15"/>
+              </w:rPr>
+              <w:t xml:space="preserve">900,000</w:t>
+            </w:r>
+          </w:p>
+        </w:tc>
+        <w:tc>
+          <w:tcPr>
+            <w:tcW w:type="pct" w:w="1117"/>
+            <w:tcMar>
+              <w:top w:type="dxa" w:w="50"/>
+              <w:left w:type="dxa" w:w="110"/>
+              <w:bottom w:type="dxa" w:w="50"/>
+              <w:right w:type="dxa" w:w="110"/>
+            </w:tcMar>
+          </w:tcPr>
+          <w:p>
+            <w:pPr>
+              <w:spacing w:before="28" w:after="28"/>
+            </w:pPr>
+            <w:r>
+              <w:rPr>
+                <w:sz w:val="15"/>
+                <w:szCs w:val="15"/>
+              </w:rPr>
+              <w:t xml:space="preserve"> </w:t>
+            </w:r>
+          </w:p>
+        </w:tc>
+      </w:tr>
+      <w:tr>
+        <w:tc>
+          <w:tcPr>
+            <w:tcW w:type="pct" w:w="568"/>
+            <w:shd w:fill="FBFAF6" w:val="clear"/>
+            <w:tcMar>
+              <w:top w:type="dxa" w:w="50"/>
+              <w:left w:type="dxa" w:w="110"/>
+              <w:bottom w:type="dxa" w:w="50"/>
+              <w:right w:type="dxa" w:w="110"/>
+            </w:tcMar>
+          </w:tcPr>
+          <w:p>
+            <w:pPr>
+              <w:spacing w:before="28" w:after="28"/>
+            </w:pPr>
+            <w:r>
+              <w:rPr>
+                <w:sz w:val="15"/>
+                <w:szCs w:val="15"/>
+              </w:rPr>
+              <w:t xml:space="preserve"> </w:t>
+            </w:r>
+          </w:p>
+        </w:tc>
+        <w:tc>
+          <w:tcPr>
+            <w:tcW w:type="pct" w:w="2200"/>
+            <w:shd w:fill="FBFAF6" w:val="clear"/>
+            <w:tcMar>
+              <w:top w:type="dxa" w:w="50"/>
+              <w:left w:type="dxa" w:w="110"/>
+              <w:bottom w:type="dxa" w:w="50"/>
+              <w:right w:type="dxa" w:w="110"/>
+            </w:tcMar>
+          </w:tcPr>
+          <w:p>
+            <w:pPr>
+              <w:spacing w:before="28" w:after="28"/>
+            </w:pPr>
+            <w:r>
+              <w:rPr>
+                <w:sz w:val="15"/>
+                <w:szCs w:val="15"/>
+              </w:rPr>
+              <w:t xml:space="preserve">MOH Applied</w:t>
+            </w:r>
+          </w:p>
+        </w:tc>
+        <w:tc>
+          <w:tcPr>
+            <w:tcW w:type="pct" w:w="1115"/>
+            <w:shd w:fill="FBFAF6" w:val="clear"/>
+            <w:tcMar>
+              <w:top w:type="dxa" w:w="50"/>
+              <w:left w:type="dxa" w:w="110"/>
+              <w:bottom w:type="dxa" w:w="50"/>
+              <w:right w:type="dxa" w:w="110"/>
+            </w:tcMar>
+          </w:tcPr>
+          <w:p>
+            <w:pPr>
+              <w:spacing w:before="28" w:after="28"/>
+            </w:pPr>
+            <w:r>
+              <w:rPr>
+                <w:sz w:val="15"/>
+                <w:szCs w:val="15"/>
+              </w:rPr>
+              <w:t xml:space="preserve"> </w:t>
+            </w:r>
+          </w:p>
+        </w:tc>
+        <w:tc>
+          <w:tcPr>
+            <w:tcW w:type="pct" w:w="1117"/>
+            <w:shd w:fill="FBFAF6" w:val="clear"/>
+            <w:tcMar>
+              <w:top w:type="dxa" w:w="50"/>
+              <w:left w:type="dxa" w:w="110"/>
+              <w:bottom w:type="dxa" w:w="50"/>
+              <w:right w:type="dxa" w:w="110"/>
+            </w:tcMar>
+          </w:tcPr>
+          <w:p>
+            <w:pPr>
+              <w:spacing w:before="28" w:after="28"/>
+            </w:pPr>
+            <w:r>
+              <w:rPr>
+                <w:sz w:val="15"/>
+                <w:szCs w:val="15"/>
+              </w:rPr>
+              <w:t xml:space="preserve">900,000</w:t>
+            </w:r>
+          </w:p>
+        </w:tc>
+      </w:tr>
+      <w:tr>
+        <w:tc>
+          <w:tcPr>
+            <w:tcW w:type="pct" w:w="568"/>
+            <w:tcMar>
+              <w:top w:type="dxa" w:w="50"/>
+              <w:left w:type="dxa" w:w="110"/>
+              <w:bottom w:type="dxa" w:w="50"/>
+              <w:right w:type="dxa" w:w="110"/>
+            </w:tcMar>
+          </w:tcPr>
+          <w:p>
+            <w:pPr>
+              <w:spacing w:before="28" w:after="28"/>
+            </w:pPr>
+            <w:r>
+              <w:rPr>
+                <w:sz w:val="15"/>
+                <w:szCs w:val="15"/>
+              </w:rPr>
+              <w:t xml:space="preserve">5</w:t>
+            </w:r>
+          </w:p>
+        </w:tc>
+        <w:tc>
+          <w:tcPr>
+            <w:tcW w:type="pct" w:w="2200"/>
+            <w:tcMar>
+              <w:top w:type="dxa" w:w="50"/>
+              <w:left w:type="dxa" w:w="110"/>
+              <w:bottom w:type="dxa" w:w="50"/>
+              <w:right w:type="dxa" w:w="110"/>
+            </w:tcMar>
+          </w:tcPr>
+          <w:p>
+            <w:pPr>
+              <w:spacing w:before="28" w:after="28"/>
+            </w:pPr>
+            <w:r>
+              <w:rPr>
+                <w:sz w:val="15"/>
+                <w:szCs w:val="15"/>
+              </w:rPr>
+              <w:t xml:space="preserve">Finished Goods</w:t>
+            </w:r>
+          </w:p>
+        </w:tc>
+        <w:tc>
+          <w:tcPr>
+            <w:tcW w:type="pct" w:w="1115"/>
+            <w:tcMar>
+              <w:top w:type="dxa" w:w="50"/>
+              <w:left w:type="dxa" w:w="110"/>
+              <w:bottom w:type="dxa" w:w="50"/>
+              <w:right w:type="dxa" w:w="110"/>
+            </w:tcMar>
+          </w:tcPr>
+          <w:p>
+            <w:pPr>
+              <w:spacing w:before="28" w:after="28"/>
+            </w:pPr>
+            <w:r>
+              <w:rPr>
+                <w:sz w:val="15"/>
+                <w:szCs w:val="15"/>
+              </w:rPr>
+              <w:t xml:space="preserve">1,650,000</w:t>
+            </w:r>
+          </w:p>
+        </w:tc>
+        <w:tc>
+          <w:tcPr>
+            <w:tcW w:type="pct" w:w="1117"/>
+            <w:tcMar>
+              <w:top w:type="dxa" w:w="50"/>
+              <w:left w:type="dxa" w:w="110"/>
+              <w:bottom w:type="dxa" w:w="50"/>
+              <w:right w:type="dxa" w:w="110"/>
+            </w:tcMar>
+          </w:tcPr>
+          <w:p>
+            <w:pPr>
+              <w:spacing w:before="28" w:after="28"/>
+            </w:pPr>
+            <w:r>
+              <w:rPr>
+                <w:sz w:val="15"/>
+                <w:szCs w:val="15"/>
+              </w:rPr>
+              <w:t xml:space="preserve"> </w:t>
+            </w:r>
+          </w:p>
+        </w:tc>
+      </w:tr>
+      <w:tr>
+        <w:tc>
+          <w:tcPr>
+            <w:tcW w:type="pct" w:w="568"/>
+            <w:shd w:fill="FBFAF6" w:val="clear"/>
+            <w:tcMar>
+              <w:top w:type="dxa" w:w="50"/>
+              <w:left w:type="dxa" w:w="110"/>
+              <w:bottom w:type="dxa" w:w="50"/>
+              <w:right w:type="dxa" w:w="110"/>
+            </w:tcMar>
+          </w:tcPr>
+          <w:p>
+            <w:pPr>
+              <w:spacing w:before="28" w:after="28"/>
+            </w:pPr>
+            <w:r>
+              <w:rPr>
+                <w:sz w:val="15"/>
+                <w:szCs w:val="15"/>
+              </w:rPr>
+              <w:t xml:space="preserve"> </w:t>
+            </w:r>
+          </w:p>
+        </w:tc>
+        <w:tc>
+          <w:tcPr>
+            <w:tcW w:type="pct" w:w="2200"/>
+            <w:shd w:fill="FBFAF6" w:val="clear"/>
+            <w:tcMar>
+              <w:top w:type="dxa" w:w="50"/>
+              <w:left w:type="dxa" w:w="110"/>
+              <w:bottom w:type="dxa" w:w="50"/>
+              <w:right w:type="dxa" w:w="110"/>
+            </w:tcMar>
+          </w:tcPr>
+          <w:p>
+            <w:pPr>
+              <w:spacing w:before="28" w:after="28"/>
+            </w:pPr>
+            <w:r>
+              <w:rPr>
+                <w:sz w:val="15"/>
+                <w:szCs w:val="15"/>
+              </w:rPr>
+              <w:t xml:space="preserve">WIP - Pulses &amp; Spices</w:t>
+            </w:r>
+          </w:p>
+        </w:tc>
+        <w:tc>
+          <w:tcPr>
+            <w:tcW w:type="pct" w:w="1115"/>
+            <w:shd w:fill="FBFAF6" w:val="clear"/>
+            <w:tcMar>
+              <w:top w:type="dxa" w:w="50"/>
+              <w:left w:type="dxa" w:w="110"/>
+              <w:bottom w:type="dxa" w:w="50"/>
+              <w:right w:type="dxa" w:w="110"/>
+            </w:tcMar>
+          </w:tcPr>
+          <w:p>
+            <w:pPr>
+              <w:spacing w:before="28" w:after="28"/>
+            </w:pPr>
+            <w:r>
+              <w:rPr>
+                <w:sz w:val="15"/>
+                <w:szCs w:val="15"/>
+              </w:rPr>
+              <w:t xml:space="preserve"> </w:t>
+            </w:r>
+          </w:p>
+        </w:tc>
+        <w:tc>
+          <w:tcPr>
+            <w:tcW w:type="pct" w:w="1117"/>
+            <w:shd w:fill="FBFAF6" w:val="clear"/>
+            <w:tcMar>
+              <w:top w:type="dxa" w:w="50"/>
+              <w:left w:type="dxa" w:w="110"/>
+              <w:bottom w:type="dxa" w:w="50"/>
+              <w:right w:type="dxa" w:w="110"/>
+            </w:tcMar>
+          </w:tcPr>
+          <w:p>
+            <w:pPr>
+              <w:spacing w:before="28" w:after="28"/>
+            </w:pPr>
+            <w:r>
+              <w:rPr>
+                <w:sz w:val="15"/>
+                <w:szCs w:val="15"/>
+              </w:rPr>
+              <w:t xml:space="preserve">1,650,000</w:t>
+            </w:r>
+          </w:p>
+        </w:tc>
+      </w:tr>
+      <w:tr>
+        <w:tc>
+          <w:tcPr>
+            <w:tcW w:type="pct" w:w="568"/>
+            <w:tcMar>
+              <w:top w:type="dxa" w:w="50"/>
+              <w:left w:type="dxa" w:w="110"/>
+              <w:bottom w:type="dxa" w:w="50"/>
+              <w:right w:type="dxa" w:w="110"/>
+            </w:tcMar>
+          </w:tcPr>
+          <w:p>
+            <w:pPr>
+              <w:spacing w:before="28" w:after="28"/>
+            </w:pPr>
+            <w:r>
+              <w:rPr>
+                <w:sz w:val="15"/>
+                <w:szCs w:val="15"/>
+              </w:rPr>
+              <w:t xml:space="preserve">6</w:t>
+            </w:r>
+          </w:p>
+        </w:tc>
+        <w:tc>
+          <w:tcPr>
+            <w:tcW w:type="pct" w:w="2200"/>
+            <w:tcMar>
+              <w:top w:type="dxa" w:w="50"/>
+              <w:left w:type="dxa" w:w="110"/>
+              <w:bottom w:type="dxa" w:w="50"/>
+              <w:right w:type="dxa" w:w="110"/>
+            </w:tcMar>
+          </w:tcPr>
+          <w:p>
+            <w:pPr>
+              <w:spacing w:before="28" w:after="28"/>
+            </w:pPr>
+            <w:r>
+              <w:rPr>
+                <w:sz w:val="15"/>
+                <w:szCs w:val="15"/>
+              </w:rPr>
+              <w:t xml:space="preserve">Cost of Goods Sold</w:t>
+            </w:r>
+          </w:p>
+        </w:tc>
+        <w:tc>
+          <w:tcPr>
+            <w:tcW w:type="pct" w:w="1115"/>
+            <w:tcMar>
+              <w:top w:type="dxa" w:w="50"/>
+              <w:left w:type="dxa" w:w="110"/>
+              <w:bottom w:type="dxa" w:w="50"/>
+              <w:right w:type="dxa" w:w="110"/>
+            </w:tcMar>
+          </w:tcPr>
+          <w:p>
+            <w:pPr>
+              <w:spacing w:before="28" w:after="28"/>
+            </w:pPr>
+            <w:r>
+              <w:rPr>
+                <w:sz w:val="15"/>
+                <w:szCs w:val="15"/>
+              </w:rPr>
+              <w:t xml:space="preserve">1,507,450</w:t>
+            </w:r>
+          </w:p>
+        </w:tc>
+        <w:tc>
+          <w:tcPr>
+            <w:tcW w:type="pct" w:w="1117"/>
+            <w:tcMar>
+              <w:top w:type="dxa" w:w="50"/>
+              <w:left w:type="dxa" w:w="110"/>
+              <w:bottom w:type="dxa" w:w="50"/>
+              <w:right w:type="dxa" w:w="110"/>
+            </w:tcMar>
+          </w:tcPr>
+          <w:p>
+            <w:pPr>
+              <w:spacing w:before="28" w:after="28"/>
+            </w:pPr>
+            <w:r>
+              <w:rPr>
+                <w:sz w:val="15"/>
+                <w:szCs w:val="15"/>
+              </w:rPr>
+              <w:t xml:space="preserve"> </w:t>
+            </w:r>
+          </w:p>
+        </w:tc>
+      </w:tr>
+      <w:tr>
+        <w:tc>
+          <w:tcPr>
+            <w:tcW w:type="pct" w:w="568"/>
+            <w:shd w:fill="FBFAF6" w:val="clear"/>
+            <w:tcMar>
+              <w:top w:type="dxa" w:w="50"/>
+              <w:left w:type="dxa" w:w="110"/>
+              <w:bottom w:type="dxa" w:w="50"/>
+              <w:right w:type="dxa" w:w="110"/>
+            </w:tcMar>
+          </w:tcPr>
+          <w:p>
+            <w:pPr>
+              <w:spacing w:before="28" w:after="28"/>
+            </w:pPr>
+            <w:r>
+              <w:rPr>
+                <w:sz w:val="15"/>
+                <w:szCs w:val="15"/>
+              </w:rPr>
+              <w:t xml:space="preserve"> </w:t>
+            </w:r>
+          </w:p>
+        </w:tc>
+        <w:tc>
+          <w:tcPr>
+            <w:tcW w:type="pct" w:w="2200"/>
+            <w:shd w:fill="FBFAF6" w:val="clear"/>
+            <w:tcMar>
+              <w:top w:type="dxa" w:w="50"/>
+              <w:left w:type="dxa" w:w="110"/>
+              <w:bottom w:type="dxa" w:w="50"/>
+              <w:right w:type="dxa" w:w="110"/>
+            </w:tcMar>
+          </w:tcPr>
+          <w:p>
+            <w:pPr>
+              <w:spacing w:before="28" w:after="28"/>
+            </w:pPr>
+            <w:r>
+              <w:rPr>
+                <w:sz w:val="15"/>
+                <w:szCs w:val="15"/>
+              </w:rPr>
+              <w:t xml:space="preserve">Finished Goods</w:t>
+            </w:r>
+          </w:p>
+        </w:tc>
+        <w:tc>
+          <w:tcPr>
+            <w:tcW w:type="pct" w:w="1115"/>
+            <w:shd w:fill="FBFAF6" w:val="clear"/>
+            <w:tcMar>
+              <w:top w:type="dxa" w:w="50"/>
+              <w:left w:type="dxa" w:w="110"/>
+              <w:bottom w:type="dxa" w:w="50"/>
+              <w:right w:type="dxa" w:w="110"/>
+            </w:tcMar>
+          </w:tcPr>
+          <w:p>
+            <w:pPr>
+              <w:spacing w:before="28" w:after="28"/>
+            </w:pPr>
+            <w:r>
+              <w:rPr>
+                <w:sz w:val="15"/>
+                <w:szCs w:val="15"/>
+              </w:rPr>
+              <w:t xml:space="preserve"> </w:t>
+            </w:r>
+          </w:p>
+        </w:tc>
+        <w:tc>
+          <w:tcPr>
+            <w:tcW w:type="pct" w:w="1117"/>
+            <w:shd w:fill="FBFAF6" w:val="clear"/>
+            <w:tcMar>
+              <w:top w:type="dxa" w:w="50"/>
+              <w:left w:type="dxa" w:w="110"/>
+              <w:bottom w:type="dxa" w:w="50"/>
+              <w:right w:type="dxa" w:w="110"/>
+            </w:tcMar>
+          </w:tcPr>
+          <w:p>
+            <w:pPr>
+              <w:spacing w:before="28" w:after="28"/>
+            </w:pPr>
+            <w:r>
+              <w:rPr>
+                <w:sz w:val="15"/>
+                <w:szCs w:val="15"/>
+              </w:rPr>
+              <w:t xml:space="preserve">1,507,450</w:t>
+            </w:r>
+          </w:p>
+        </w:tc>
+      </w:tr>
+      <w:tr>
+        <w:tc>
+          <w:tcPr>
+            <w:tcW w:type="pct" w:w="568"/>
+            <w:tcMar>
+              <w:top w:type="dxa" w:w="50"/>
+              <w:left w:type="dxa" w:w="110"/>
+              <w:bottom w:type="dxa" w:w="50"/>
+              <w:right w:type="dxa" w:w="110"/>
+            </w:tcMar>
+          </w:tcPr>
+          <w:p>
+            <w:pPr>
+              <w:spacing w:before="28" w:after="28"/>
+            </w:pPr>
+            <w:r>
+              <w:rPr>
+                <w:sz w:val="15"/>
+                <w:szCs w:val="15"/>
+              </w:rPr>
+              <w:t xml:space="preserve">7</w:t>
             </w:r>
           </w:p>
         </w:tc>
@@ -13020,7 +14339,7 @@
                 <w:sz w:val="14"/>
                 <w:szCs w:val="14"/>
               </w:rPr>
-              <w:t xml:space="preserve">(14)</w:t>
+              <w:t xml:space="preserve">(11)</w:t>
             </w:r>
           </w:p>
         </w:tc>
@@ -13093,103 +14412,6 @@
                 <w:szCs w:val="15"/>
               </w:rPr>
               <w:t xml:space="preserve"> </w:t>
-            </w:r>
-          </w:p>
-        </w:tc>
-        <w:tc>
-          <w:tcPr>
-            <w:tcW w:type="pct" w:w="2200"/>
-            <w:shd w:fill="FBFAF6" w:val="clear"/>
-            <w:tcMar>
-              <w:top w:type="dxa" w:w="50"/>
-              <w:left w:type="dxa" w:w="110"/>
-              <w:bottom w:type="dxa" w:w="50"/>
-              <w:right w:type="dxa" w:w="110"/>
-            </w:tcMar>
-          </w:tcPr>
-          <w:p>
-            <w:pPr>
-              <w:spacing w:before="28" w:after="28"/>
-            </w:pPr>
-            <w:r>
-              <w:rPr>
-                <w:sz w:val="15"/>
-                <w:szCs w:val="15"/>
-              </w:rPr>
-              <w:t xml:space="preserve">MOH Applied</w:t>
-            </w:r>
-          </w:p>
-        </w:tc>
-        <w:tc>
-          <w:tcPr>
-            <w:tcW w:type="pct" w:w="1115"/>
-            <w:shd w:fill="FBFAF6" w:val="clear"/>
-            <w:tcMar>
-              <w:top w:type="dxa" w:w="50"/>
-              <w:left w:type="dxa" w:w="110"/>
-              <w:bottom w:type="dxa" w:w="50"/>
-              <w:right w:type="dxa" w:w="110"/>
-            </w:tcMar>
-          </w:tcPr>
-          <w:p>
-            <w:pPr>
-              <w:spacing w:before="28" w:after="28"/>
-            </w:pPr>
-            <w:r>
-              <w:rPr>
-                <w:sz w:val="15"/>
-                <w:szCs w:val="15"/>
-              </w:rPr>
-              <w:t xml:space="preserve"> </w:t>
-            </w:r>
-          </w:p>
-        </w:tc>
-        <w:tc>
-          <w:tcPr>
-            <w:tcW w:type="pct" w:w="1117"/>
-            <w:shd w:fill="FBFAF6" w:val="clear"/>
-            <w:tcMar>
-              <w:top w:type="dxa" w:w="50"/>
-              <w:left w:type="dxa" w:w="110"/>
-              <w:bottom w:type="dxa" w:w="50"/>
-              <w:right w:type="dxa" w:w="110"/>
-            </w:tcMar>
-          </w:tcPr>
-          <w:p>
-            <w:pPr>
-              <w:spacing w:before="28" w:after="28"/>
-            </w:pPr>
-            <w:r>
-              <w:rPr>
-                <w:sz w:val="15"/>
-                <w:szCs w:val="15"/>
-              </w:rPr>
-              <w:t xml:space="preserve">900,000</w:t>
-            </w:r>
-          </w:p>
-        </w:tc>
-      </w:tr>
-      <w:tr>
-        <w:tc>
-          <w:tcPr>
-            <w:tcW w:type="pct" w:w="568"/>
-            <w:tcMar>
-              <w:top w:type="dxa" w:w="50"/>
-              <w:left w:type="dxa" w:w="110"/>
-              <w:bottom w:type="dxa" w:w="50"/>
-              <w:right w:type="dxa" w:w="110"/>
-            </w:tcMar>
-          </w:tcPr>
-          <w:p>
-            <w:pPr>
-              <w:spacing w:before="28" w:after="28"/>
-            </w:pPr>
-            <w:r>
-              <w:rPr>
-                <w:sz w:val="15"/>
-                <w:szCs w:val="15"/>
-              </w:rPr>
-              <w:t xml:space="preserve">5</w:t>
             </w:r>
           </w:p>
         </w:tc>
@@ -13216,13 +14438,14 @@
                 <w:sz w:val="14"/>
                 <w:szCs w:val="14"/>
               </w:rPr>
-              <w:t xml:space="preserve">(15)</w:t>
+              <w:t xml:space="preserve">(12)</w:t>
             </w:r>
           </w:p>
         </w:tc>
         <w:tc>
           <w:tcPr>
             <w:tcW w:type="pct" w:w="1115"/>
+            <w:shd w:fill="FBFAF6" w:val="clear"/>
             <w:tcMar>
               <w:top w:type="dxa" w:w="50"/>
               <w:left w:type="dxa" w:w="110"/>
@@ -13239,13 +14462,14 @@
                 <w:sz w:val="15"/>
                 <w:szCs w:val="15"/>
               </w:rPr>
-              <w:t xml:space="preserve">1,650,000</w:t>
+              <w:t xml:space="preserve"> </w:t>
             </w:r>
           </w:p>
         </w:tc>
         <w:tc>
           <w:tcPr>
             <w:tcW w:type="pct" w:w="1117"/>
+            <w:shd w:fill="FBFAF6" w:val="clear"/>
             <w:tcMar>
               <w:top w:type="dxa" w:w="50"/>
               <w:left w:type="dxa" w:w="110"/>
@@ -13262,7 +14486,7 @@
                 <w:sz w:val="15"/>
                 <w:szCs w:val="15"/>
               </w:rPr>
-              <w:t xml:space="preserve"> </w:t>
+              <w:t xml:space="preserve">900,000</w:t>
             </w:r>
           </w:p>
         </w:tc>
@@ -13271,7 +14495,6 @@
         <w:tc>
           <w:tcPr>
             <w:tcW w:type="pct" w:w="568"/>
-            <w:shd w:fill="FBFAF6" w:val="clear"/>
             <w:tcMar>
               <w:top w:type="dxa" w:w="50"/>
               <w:left w:type="dxa" w:w="110"/>
@@ -13289,103 +14512,6 @@
                 <w:szCs w:val="15"/>
               </w:rPr>
               <w:t xml:space="preserve"> </w:t>
-            </w:r>
-          </w:p>
-        </w:tc>
-        <w:tc>
-          <w:tcPr>
-            <w:tcW w:type="pct" w:w="2200"/>
-            <w:shd w:fill="FBFAF6" w:val="clear"/>
-            <w:tcMar>
-              <w:top w:type="dxa" w:w="50"/>
-              <w:left w:type="dxa" w:w="110"/>
-              <w:bottom w:type="dxa" w:w="50"/>
-              <w:right w:type="dxa" w:w="110"/>
-            </w:tcMar>
-          </w:tcPr>
-          <w:p>
-            <w:pPr>
-              <w:spacing w:before="28" w:after="28"/>
-            </w:pPr>
-            <w:r>
-              <w:rPr>
-                <w:sz w:val="15"/>
-                <w:szCs w:val="15"/>
-              </w:rPr>
-              <w:t xml:space="preserve">WIP - Pulses &amp; Spices</w:t>
-            </w:r>
-          </w:p>
-        </w:tc>
-        <w:tc>
-          <w:tcPr>
-            <w:tcW w:type="pct" w:w="1115"/>
-            <w:shd w:fill="FBFAF6" w:val="clear"/>
-            <w:tcMar>
-              <w:top w:type="dxa" w:w="50"/>
-              <w:left w:type="dxa" w:w="110"/>
-              <w:bottom w:type="dxa" w:w="50"/>
-              <w:right w:type="dxa" w:w="110"/>
-            </w:tcMar>
-          </w:tcPr>
-          <w:p>
-            <w:pPr>
-              <w:spacing w:before="28" w:after="28"/>
-            </w:pPr>
-            <w:r>
-              <w:rPr>
-                <w:sz w:val="15"/>
-                <w:szCs w:val="15"/>
-              </w:rPr>
-              <w:t xml:space="preserve"> </w:t>
-            </w:r>
-          </w:p>
-        </w:tc>
-        <w:tc>
-          <w:tcPr>
-            <w:tcW w:type="pct" w:w="1117"/>
-            <w:shd w:fill="FBFAF6" w:val="clear"/>
-            <w:tcMar>
-              <w:top w:type="dxa" w:w="50"/>
-              <w:left w:type="dxa" w:w="110"/>
-              <w:bottom w:type="dxa" w:w="50"/>
-              <w:right w:type="dxa" w:w="110"/>
-            </w:tcMar>
-          </w:tcPr>
-          <w:p>
-            <w:pPr>
-              <w:spacing w:before="28" w:after="28"/>
-            </w:pPr>
-            <w:r>
-              <w:rPr>
-                <w:sz w:val="15"/>
-                <w:szCs w:val="15"/>
-              </w:rPr>
-              <w:t xml:space="preserve">1,650,000</w:t>
-            </w:r>
-          </w:p>
-        </w:tc>
-      </w:tr>
-      <w:tr>
-        <w:tc>
-          <w:tcPr>
-            <w:tcW w:type="pct" w:w="568"/>
-            <w:tcMar>
-              <w:top w:type="dxa" w:w="50"/>
-              <w:left w:type="dxa" w:w="110"/>
-              <w:bottom w:type="dxa" w:w="50"/>
-              <w:right w:type="dxa" w:w="110"/>
-            </w:tcMar>
-          </w:tcPr>
-          <w:p>
-            <w:pPr>
-              <w:spacing w:before="28" w:after="28"/>
-            </w:pPr>
-            <w:r>
-              <w:rPr>
-                <w:sz w:val="15"/>
-                <w:szCs w:val="15"/>
-              </w:rPr>
-              <w:t xml:space="preserve">6</w:t>
             </w:r>
           </w:p>
         </w:tc>
@@ -13412,395 +14538,7 @@
                 <w:sz w:val="14"/>
                 <w:szCs w:val="14"/>
               </w:rPr>
-              <w:t xml:space="preserve">(16)</w:t>
-            </w:r>
-          </w:p>
-        </w:tc>
-        <w:tc>
-          <w:tcPr>
-            <w:tcW w:type="pct" w:w="1115"/>
-            <w:tcMar>
-              <w:top w:type="dxa" w:w="50"/>
-              <w:left w:type="dxa" w:w="110"/>
-              <w:bottom w:type="dxa" w:w="50"/>
-              <w:right w:type="dxa" w:w="110"/>
-            </w:tcMar>
-          </w:tcPr>
-          <w:p>
-            <w:pPr>
-              <w:spacing w:before="28" w:after="28"/>
-            </w:pPr>
-            <w:r>
-              <w:rPr>
-                <w:sz w:val="15"/>
-                <w:szCs w:val="15"/>
-              </w:rPr>
-              <w:t xml:space="preserve">1,507,450</w:t>
-            </w:r>
-          </w:p>
-        </w:tc>
-        <w:tc>
-          <w:tcPr>
-            <w:tcW w:type="pct" w:w="1117"/>
-            <w:tcMar>
-              <w:top w:type="dxa" w:w="50"/>
-              <w:left w:type="dxa" w:w="110"/>
-              <w:bottom w:type="dxa" w:w="50"/>
-              <w:right w:type="dxa" w:w="110"/>
-            </w:tcMar>
-          </w:tcPr>
-          <w:p>
-            <w:pPr>
-              <w:spacing w:before="28" w:after="28"/>
-            </w:pPr>
-            <w:r>
-              <w:rPr>
-                <w:sz w:val="15"/>
-                <w:szCs w:val="15"/>
-              </w:rPr>
-              <w:t xml:space="preserve"> </w:t>
-            </w:r>
-          </w:p>
-        </w:tc>
-      </w:tr>
-      <w:tr>
-        <w:tc>
-          <w:tcPr>
-            <w:tcW w:type="pct" w:w="568"/>
-            <w:shd w:fill="FBFAF6" w:val="clear"/>
-            <w:tcMar>
-              <w:top w:type="dxa" w:w="50"/>
-              <w:left w:type="dxa" w:w="110"/>
-              <w:bottom w:type="dxa" w:w="50"/>
-              <w:right w:type="dxa" w:w="110"/>
-            </w:tcMar>
-          </w:tcPr>
-          <w:p>
-            <w:pPr>
-              <w:spacing w:before="28" w:after="28"/>
-            </w:pPr>
-            <w:r>
-              <w:rPr>
-                <w:sz w:val="15"/>
-                <w:szCs w:val="15"/>
-              </w:rPr>
-              <w:t xml:space="preserve"> </w:t>
-            </w:r>
-          </w:p>
-        </w:tc>
-        <w:tc>
-          <w:tcPr>
-            <w:tcW w:type="pct" w:w="2200"/>
-            <w:shd w:fill="FBFAF6" w:val="clear"/>
-            <w:tcMar>
-              <w:top w:type="dxa" w:w="50"/>
-              <w:left w:type="dxa" w:w="110"/>
-              <w:bottom w:type="dxa" w:w="50"/>
-              <w:right w:type="dxa" w:w="110"/>
-            </w:tcMar>
-          </w:tcPr>
-          <w:p>
-            <w:pPr>
-              <w:spacing w:before="28" w:after="28"/>
-            </w:pPr>
-            <w:r>
-              <w:rPr>
-                <w:sz w:val="15"/>
-                <w:szCs w:val="15"/>
-              </w:rPr>
-              <w:t xml:space="preserve">Finished Goods</w:t>
-            </w:r>
-          </w:p>
-        </w:tc>
-        <w:tc>
-          <w:tcPr>
-            <w:tcW w:type="pct" w:w="1115"/>
-            <w:shd w:fill="FBFAF6" w:val="clear"/>
-            <w:tcMar>
-              <w:top w:type="dxa" w:w="50"/>
-              <w:left w:type="dxa" w:w="110"/>
-              <w:bottom w:type="dxa" w:w="50"/>
-              <w:right w:type="dxa" w:w="110"/>
-            </w:tcMar>
-          </w:tcPr>
-          <w:p>
-            <w:pPr>
-              <w:spacing w:before="28" w:after="28"/>
-            </w:pPr>
-            <w:r>
-              <w:rPr>
-                <w:sz w:val="15"/>
-                <w:szCs w:val="15"/>
-              </w:rPr>
-              <w:t xml:space="preserve"> </w:t>
-            </w:r>
-          </w:p>
-        </w:tc>
-        <w:tc>
-          <w:tcPr>
-            <w:tcW w:type="pct" w:w="1117"/>
-            <w:shd w:fill="FBFAF6" w:val="clear"/>
-            <w:tcMar>
-              <w:top w:type="dxa" w:w="50"/>
-              <w:left w:type="dxa" w:w="110"/>
-              <w:bottom w:type="dxa" w:w="50"/>
-              <w:right w:type="dxa" w:w="110"/>
-            </w:tcMar>
-          </w:tcPr>
-          <w:p>
-            <w:pPr>
-              <w:spacing w:before="28" w:after="28"/>
-            </w:pPr>
-            <w:r>
-              <w:rPr>
-                <w:sz w:val="15"/>
-                <w:szCs w:val="15"/>
-              </w:rPr>
-              <w:t xml:space="preserve">1,507,450</w:t>
-            </w:r>
-          </w:p>
-        </w:tc>
-      </w:tr>
-      <w:tr>
-        <w:tc>
-          <w:tcPr>
-            <w:tcW w:type="pct" w:w="568"/>
-            <w:tcMar>
-              <w:top w:type="dxa" w:w="50"/>
-              <w:left w:type="dxa" w:w="110"/>
-              <w:bottom w:type="dxa" w:w="50"/>
-              <w:right w:type="dxa" w:w="110"/>
-            </w:tcMar>
-          </w:tcPr>
-          <w:p>
-            <w:pPr>
-              <w:spacing w:before="28" w:after="28"/>
-            </w:pPr>
-            <w:r>
-              <w:rPr>
-                <w:sz w:val="15"/>
-                <w:szCs w:val="15"/>
-              </w:rPr>
-              <w:t xml:space="preserve">7</w:t>
-            </w:r>
-          </w:p>
-        </w:tc>
-        <w:tc>
-          <w:tcPr>
-            <w:tcW w:type="pct" w:w="2200"/>
-            <w:shd w:fill="FFFFFF" w:val="clear"/>
-            <w:tcMar>
-              <w:top w:type="dxa" w:w="50"/>
-              <w:left w:type="dxa" w:w="110"/>
-              <w:bottom w:type="dxa" w:w="50"/>
-              <w:right w:type="dxa" w:w="110"/>
-            </w:tcMar>
-          </w:tcPr>
-          <w:p>
-            <w:pPr>
-              <w:spacing w:before="46" w:after="46"/>
-            </w:pPr>
-            <w:r>
-              <w:rPr>
-                <w:b/>
-                <w:bCs/>
-                <w:color w:val="8186EF"/>
-                <w:sz w:val="14"/>
-                <w:szCs w:val="14"/>
-              </w:rPr>
-              <w:t xml:space="preserve">(17)</w:t>
-            </w:r>
-          </w:p>
-        </w:tc>
-        <w:tc>
-          <w:tcPr>
-            <w:tcW w:type="pct" w:w="1115"/>
-            <w:tcMar>
-              <w:top w:type="dxa" w:w="50"/>
-              <w:left w:type="dxa" w:w="110"/>
-              <w:bottom w:type="dxa" w:w="50"/>
-              <w:right w:type="dxa" w:w="110"/>
-            </w:tcMar>
-          </w:tcPr>
-          <w:p>
-            <w:pPr>
-              <w:spacing w:before="28" w:after="28"/>
-            </w:pPr>
-            <w:r>
-              <w:rPr>
-                <w:sz w:val="15"/>
-                <w:szCs w:val="15"/>
-              </w:rPr>
-              <w:t xml:space="preserve">900,000</w:t>
-            </w:r>
-          </w:p>
-        </w:tc>
-        <w:tc>
-          <w:tcPr>
-            <w:tcW w:type="pct" w:w="1117"/>
-            <w:tcMar>
-              <w:top w:type="dxa" w:w="50"/>
-              <w:left w:type="dxa" w:w="110"/>
-              <w:bottom w:type="dxa" w:w="50"/>
-              <w:right w:type="dxa" w:w="110"/>
-            </w:tcMar>
-          </w:tcPr>
-          <w:p>
-            <w:pPr>
-              <w:spacing w:before="28" w:after="28"/>
-            </w:pPr>
-            <w:r>
-              <w:rPr>
-                <w:sz w:val="15"/>
-                <w:szCs w:val="15"/>
-              </w:rPr>
-              <w:t xml:space="preserve"> </w:t>
-            </w:r>
-          </w:p>
-        </w:tc>
-      </w:tr>
-      <w:tr>
-        <w:tc>
-          <w:tcPr>
-            <w:tcW w:type="pct" w:w="568"/>
-            <w:shd w:fill="FBFAF6" w:val="clear"/>
-            <w:tcMar>
-              <w:top w:type="dxa" w:w="50"/>
-              <w:left w:type="dxa" w:w="110"/>
-              <w:bottom w:type="dxa" w:w="50"/>
-              <w:right w:type="dxa" w:w="110"/>
-            </w:tcMar>
-          </w:tcPr>
-          <w:p>
-            <w:pPr>
-              <w:spacing w:before="28" w:after="28"/>
-            </w:pPr>
-            <w:r>
-              <w:rPr>
-                <w:sz w:val="15"/>
-                <w:szCs w:val="15"/>
-              </w:rPr>
-              <w:t xml:space="preserve"> </w:t>
-            </w:r>
-          </w:p>
-        </w:tc>
-        <w:tc>
-          <w:tcPr>
-            <w:tcW w:type="pct" w:w="2200"/>
-            <w:shd w:fill="FBFAF6" w:val="clear"/>
-            <w:tcMar>
-              <w:top w:type="dxa" w:w="50"/>
-              <w:left w:type="dxa" w:w="110"/>
-              <w:bottom w:type="dxa" w:w="50"/>
-              <w:right w:type="dxa" w:w="110"/>
-            </w:tcMar>
-          </w:tcPr>
-          <w:p>
-            <w:pPr>
-              <w:spacing w:before="28" w:after="28"/>
-            </w:pPr>
-            <w:r>
-              <w:rPr>
-                <w:sz w:val="15"/>
-                <w:szCs w:val="15"/>
-              </w:rPr>
-              <w:t xml:space="preserve">MOH Control</w:t>
-            </w:r>
-          </w:p>
-        </w:tc>
-        <w:tc>
-          <w:tcPr>
-            <w:tcW w:type="pct" w:w="1115"/>
-            <w:shd w:fill="FBFAF6" w:val="clear"/>
-            <w:tcMar>
-              <w:top w:type="dxa" w:w="50"/>
-              <w:left w:type="dxa" w:w="110"/>
-              <w:bottom w:type="dxa" w:w="50"/>
-              <w:right w:type="dxa" w:w="110"/>
-            </w:tcMar>
-          </w:tcPr>
-          <w:p>
-            <w:pPr>
-              <w:spacing w:before="28" w:after="28"/>
-            </w:pPr>
-            <w:r>
-              <w:rPr>
-                <w:sz w:val="15"/>
-                <w:szCs w:val="15"/>
-              </w:rPr>
-              <w:t xml:space="preserve"> </w:t>
-            </w:r>
-          </w:p>
-        </w:tc>
-        <w:tc>
-          <w:tcPr>
-            <w:tcW w:type="pct" w:w="1117"/>
-            <w:shd w:fill="FBFAF6" w:val="clear"/>
-            <w:tcMar>
-              <w:top w:type="dxa" w:w="50"/>
-              <w:left w:type="dxa" w:w="110"/>
-              <w:bottom w:type="dxa" w:w="50"/>
-              <w:right w:type="dxa" w:w="110"/>
-            </w:tcMar>
-          </w:tcPr>
-          <w:p>
-            <w:pPr>
-              <w:spacing w:before="28" w:after="28"/>
-            </w:pPr>
-            <w:r>
-              <w:rPr>
-                <w:sz w:val="15"/>
-                <w:szCs w:val="15"/>
-              </w:rPr>
-              <w:t xml:space="preserve">900,000</w:t>
-            </w:r>
-          </w:p>
-        </w:tc>
-      </w:tr>
-      <w:tr>
-        <w:tc>
-          <w:tcPr>
-            <w:tcW w:type="pct" w:w="568"/>
-            <w:tcMar>
-              <w:top w:type="dxa" w:w="50"/>
-              <w:left w:type="dxa" w:w="110"/>
-              <w:bottom w:type="dxa" w:w="50"/>
-              <w:right w:type="dxa" w:w="110"/>
-            </w:tcMar>
-          </w:tcPr>
-          <w:p>
-            <w:pPr>
-              <w:spacing w:before="28" w:after="28"/>
-            </w:pPr>
-            <w:r>
-              <w:rPr>
-                <w:sz w:val="15"/>
-                <w:szCs w:val="15"/>
-              </w:rPr>
-              <w:t xml:space="preserve"> </w:t>
-            </w:r>
-          </w:p>
-        </w:tc>
-        <w:tc>
-          <w:tcPr>
-            <w:tcW w:type="pct" w:w="2200"/>
-            <w:tcMar>
-              <w:top w:type="dxa" w:w="50"/>
-              <w:left w:type="dxa" w:w="110"/>
-              <w:bottom w:type="dxa" w:w="50"/>
-              <w:right w:type="dxa" w:w="110"/>
-            </w:tcMar>
-          </w:tcPr>
-          <w:p>
-            <w:pPr>
-              <w:spacing w:before="28" w:after="28"/>
-            </w:pPr>
-            <w:r>
-              <w:rPr>
-                <w:sz w:val="15"/>
-                <w:szCs w:val="15"/>
-              </w:rPr>
-              <w:t xml:space="preserve">Totals</w:t>
+              <w:t xml:space="preserve">(13)</w:t>
             </w:r>
           </w:p>
         </w:tc>
@@ -13908,7 +14646,7 @@
                 <w:sz w:val="16"/>
                 <w:szCs w:val="16"/>
               </w:rPr>
-              <w:t xml:space="preserve">Cost of Goods Sold   ·   MOH Control   ·   Various accounts   ·   Finished Goods   ·   WIP - Pulses &amp; Spices   ·   Quality tests   ·   Wages Payable   ·   MOH Applied</w:t>
+              <w:t xml:space="preserve">Raw Materials Inventory   ·   MOH Control   ·   WIP - Pulses &amp; Spices   ·   Overhead item   ·   Totals   ·   Wages Payable   ·   MOH Applied</w:t>
             </w:r>
           </w:p>
         </w:tc>
@@ -14007,7 +14745,7 @@
           <w:sz w:val="16"/>
           <w:szCs w:val="16"/>
         </w:rPr>
-        <w:t xml:space="preserve">      gaps 18–19</w:t>
+        <w:t xml:space="preserve">      gaps 14–15</w:t>
       </w:r>
     </w:p>
     <w:p>
@@ -14037,7 +14775,7 @@
           <w:sz w:val="15"/>
           <w:szCs w:val="15"/>
         </w:rPr>
-        <w:t xml:space="preserve"> (18) </w:t>
+        <w:t xml:space="preserve"> (14) </w:t>
       </w:r>
       <w:r>
         <w:rPr>
@@ -14076,7 +14814,7 @@
           <w:sz w:val="15"/>
           <w:szCs w:val="15"/>
         </w:rPr>
-        <w:t xml:space="preserve"> (19) </w:t>
+        <w:t xml:space="preserve"> (15) </w:t>
       </w:r>
       <w:r>
         <w:rPr>
@@ -14230,7 +14968,7 @@
           <w:sz w:val="16"/>
           <w:szCs w:val="16"/>
         </w:rPr>
-        <w:t xml:space="preserve">      gaps 20–21</w:t>
+        <w:t xml:space="preserve">      gaps 16–17</w:t>
       </w:r>
     </w:p>
     <w:p>
@@ -14253,7 +14991,7 @@
           <w:sz w:val="15"/>
           <w:szCs w:val="15"/>
         </w:rPr>
-        <w:t xml:space="preserve"> (20) </w:t>
+        <w:t xml:space="preserve"> (16) </w:t>
       </w:r>
       <w:r>
         <w:rPr>
@@ -14292,7 +15030,7 @@
           <w:sz w:val="15"/>
           <w:szCs w:val="15"/>
         </w:rPr>
-        <w:t xml:space="preserve"> (21) </w:t>
+        <w:t xml:space="preserve"> (17) </w:t>
       </w:r>
       <w:r>
         <w:rPr>
@@ -14415,7 +15153,845 @@
       <w:r>
         <w:drawing>
           <wp:inline distT="0" distB="0" distL="0" distR="0">
-            <wp:extent cx="5734050" cy="1946550"/>
+            <wp:extent cx="5734050" cy="2648225"/>
+            <wp:effectExtent t="0" r="0" b="0" l="0"/>
+            <wp:docPr id="1" name="" descr="" title=""/>
+            <wp:cNvGraphicFramePr>
+              <a:graphicFrameLocks xmlns:a="http://schemas.openxmlformats.org/drawingml/2006/main" noChangeAspect="1"/>
+            </wp:cNvGraphicFramePr>
+            <a:graphic xmlns:a="http://schemas.openxmlformats.org/drawingml/2006/main">
+              <a:graphicData uri="http://schemas.openxmlformats.org/drawingml/2006/picture">
+                <pic:pic xmlns:pic="http://schemas.openxmlformats.org/drawingml/2006/picture">
+                  <pic:nvPicPr>
+                    <pic:cNvPr id="0" name="" descr=""/>
+                    <pic:cNvPicPr>
+                      <a:picLocks noChangeAspect="1" noChangeArrowheads="1"/>
+                    </pic:cNvPicPr>
+                  </pic:nvPicPr>
+                  <pic:blipFill>
+                    <a:blip r:embed="rId106" cstate="none"/>
+                    <a:srcRect/>
+                    <a:stretch>
+                      <a:fillRect/>
+                    </a:stretch>
+                  </pic:blipFill>
+                  <pic:spPr bwMode="auto">
+                    <a:xfrm>
+                      <a:off x="0" y="0"/>
+                      <a:ext cx="5734050" cy="2648225"/>
+                    </a:xfrm>
+                    <a:prstGeom prst="rect">
+                      <a:avLst/>
+                    </a:prstGeom>
+                  </pic:spPr>
+                </pic:pic>
+              </a:graphicData>
+            </a:graphic>
+          </wp:inline>
+        </w:drawing>
+      </w:r>
+    </w:p>
+    <w:tbl>
+      <w:tblPr>
+        <w:tblW w:type="pct" w:w="100%"/>
+        <w:tblLayout w:type="fixed"/>
+        <w:tblBorders>
+          <w:top w:val="single" w:color="FBFAF6" w:sz="4"/>
+          <w:left w:val="single" w:color="FBFAF6" w:sz="4"/>
+          <w:bottom w:val="single" w:color="FBFAF6" w:sz="4"/>
+          <w:right w:val="single" w:color="FBFAF6" w:sz="4"/>
+          <w:insideH w:val="single" w:color="FBFAF6" w:sz="4"/>
+          <w:insideV w:val="single" w:color="FBFAF6" w:sz="4"/>
+        </w:tblBorders>
+      </w:tblPr>
+      <w:tblGrid>
+        <w:gridCol w:w="9600"/>
+      </w:tblGrid>
+      <w:tr>
+        <w:tc>
+          <w:tcPr>
+            <w:tcW w:type="pct" w:w="5000"/>
+            <w:shd w:fill="FBFAF6" w:val="clear"/>
+            <w:tcMar>
+              <w:top w:type="dxa" w:w="40"/>
+              <w:left w:type="dxa" w:w="100"/>
+              <w:bottom w:type="dxa" w:w="40"/>
+              <w:right w:type="dxa" w:w="100"/>
+            </w:tcMar>
+          </w:tcPr>
+          <w:p>
+            <w:pPr>
+              <w:spacing w:before="18" w:after="6"/>
+            </w:pPr>
+            <w:r>
+              <w:rPr>
+                <w:b/>
+                <w:bCs/>
+                <w:color w:val="6B7280"/>
+                <w:sz w:val="14"/>
+                <w:szCs w:val="14"/>
+              </w:rPr>
+              <w:t xml:space="preserve">word list</w:t>
+            </w:r>
+          </w:p>
+          <w:p>
+            <w:pPr>
+              <w:spacing w:before="0" w:after="18"/>
+            </w:pPr>
+            <w:r>
+              <w:rPr>
+                <w:b/>
+                <w:bCs/>
+                <w:color w:val="353A7C"/>
+                <w:sz w:val="16"/>
+                <w:szCs w:val="16"/>
+              </w:rPr>
+              <w:t xml:space="preserve">Recipe design (traced)   ·   activity cost pool</w:t>
+            </w:r>
+          </w:p>
+        </w:tc>
+      </w:tr>
+    </w:tbl>
+    <w:p/>
+    <w:tbl>
+      <w:tblPr>
+        <w:tblW w:type="pct" w:w="100%"/>
+        <w:tblLayout w:type="fixed"/>
+        <w:tblBorders>
+          <w:top w:val="single" w:color="353A7C" w:sz="6"/>
+          <w:left w:val="single" w:color="353A7C" w:sz="6"/>
+          <w:bottom w:val="single" w:color="353A7C" w:sz="6"/>
+          <w:right w:val="single" w:color="353A7C" w:sz="6"/>
+          <w:insideH w:val="single" w:color="353A7C" w:sz="6"/>
+          <w:insideV w:val="single" w:color="353A7C" w:sz="6"/>
+        </w:tblBorders>
+      </w:tblPr>
+      <w:tblGrid>
+        <w:gridCol w:w="4608"/>
+        <w:gridCol w:w="4992"/>
+      </w:tblGrid>
+      <w:tr>
+        <w:tc>
+          <w:tcPr>
+            <w:tcW w:type="pct" w:w="5000"/>
+            <w:gridSpan w:val="2"/>
+            <w:shd w:fill="353A7C" w:val="clear"/>
+            <w:tcMar>
+              <w:top w:type="dxa" w:w="60"/>
+              <w:left w:type="dxa" w:w="120"/>
+              <w:bottom w:type="dxa" w:w="60"/>
+              <w:right w:type="dxa" w:w="120"/>
+            </w:tcMar>
+          </w:tcPr>
+          <w:p>
+            <w:pPr>
+              <w:spacing w:before="40" w:after="40"/>
+            </w:pPr>
+            <w:r>
+              <w:rPr>
+                <w:b/>
+                <w:bCs/>
+                <w:color w:val="FFFFFF"/>
+                <w:sz w:val="17"/>
+                <w:szCs w:val="17"/>
+              </w:rPr>
+              <w:t xml:space="preserve">Item — Answer</w:t>
+            </w:r>
+          </w:p>
+        </w:tc>
+      </w:tr>
+      <w:tr>
+        <w:tc>
+          <w:tcPr>
+            <w:tcW w:type="pct" w:w="2400"/>
+            <w:shd w:fill="353A7C" w:val="clear"/>
+            <w:tcMar>
+              <w:top w:type="dxa" w:w="50"/>
+              <w:left w:type="dxa" w:w="110"/>
+              <w:bottom w:type="dxa" w:w="50"/>
+              <w:right w:type="dxa" w:w="110"/>
+            </w:tcMar>
+          </w:tcPr>
+          <w:p>
+            <w:pPr>
+              <w:spacing w:before="30" w:after="30"/>
+            </w:pPr>
+            <w:r>
+              <w:rPr>
+                <w:b/>
+                <w:bCs/>
+                <w:color w:val="FFFFFF"/>
+                <w:sz w:val="15"/>
+                <w:szCs w:val="15"/>
+              </w:rPr>
+              <w:t xml:space="preserve">Item</w:t>
+            </w:r>
+          </w:p>
+        </w:tc>
+        <w:tc>
+          <w:tcPr>
+            <w:tcW w:type="pct" w:w="2600"/>
+            <w:shd w:fill="353A7C" w:val="clear"/>
+            <w:tcMar>
+              <w:top w:type="dxa" w:w="50"/>
+              <w:left w:type="dxa" w:w="110"/>
+              <w:bottom w:type="dxa" w:w="50"/>
+              <w:right w:type="dxa" w:w="110"/>
+            </w:tcMar>
+          </w:tcPr>
+          <w:p>
+            <w:pPr>
+              <w:spacing w:before="30" w:after="30"/>
+            </w:pPr>
+            <w:r>
+              <w:rPr>
+                <w:b/>
+                <w:bCs/>
+                <w:color w:val="FFFFFF"/>
+                <w:sz w:val="15"/>
+                <w:szCs w:val="15"/>
+              </w:rPr>
+              <w:t xml:space="preserve">Answer</w:t>
+            </w:r>
+          </w:p>
+        </w:tc>
+      </w:tr>
+      <w:tr>
+        <w:tc>
+          <w:tcPr>
+            <w:tcW w:type="pct" w:w="2400"/>
+            <w:tcMar>
+              <w:top w:type="dxa" w:w="50"/>
+              <w:left w:type="dxa" w:w="110"/>
+              <w:bottom w:type="dxa" w:w="50"/>
+              <w:right w:type="dxa" w:w="110"/>
+            </w:tcMar>
+          </w:tcPr>
+          <w:p>
+            <w:pPr>
+              <w:spacing w:before="28" w:after="28"/>
+            </w:pPr>
+            <w:r>
+              <w:rPr>
+                <w:sz w:val="15"/>
+                <w:szCs w:val="15"/>
+              </w:rPr>
+              <w:t xml:space="preserve">Packaging (za'atar)</w:t>
+            </w:r>
+          </w:p>
+        </w:tc>
+        <w:tc>
+          <w:tcPr>
+            <w:tcW w:type="pct" w:w="2600"/>
+            <w:shd w:fill="FFFFFF" w:val="clear"/>
+            <w:tcMar>
+              <w:top w:type="dxa" w:w="50"/>
+              <w:left w:type="dxa" w:w="110"/>
+              <w:bottom w:type="dxa" w:w="50"/>
+              <w:right w:type="dxa" w:w="110"/>
+            </w:tcMar>
+          </w:tcPr>
+          <w:p>
+            <w:pPr>
+              <w:spacing w:before="46" w:after="46"/>
+            </w:pPr>
+            <w:r>
+              <w:rPr>
+                <w:b/>
+                <w:bCs/>
+                <w:color w:val="8186EF"/>
+                <w:sz w:val="14"/>
+                <w:szCs w:val="14"/>
+              </w:rPr>
+              <w:t xml:space="preserve">(19)</w:t>
+            </w:r>
+          </w:p>
+        </w:tc>
+      </w:tr>
+      <w:tr>
+        <w:tc>
+          <w:tcPr>
+            <w:tcW w:type="pct" w:w="2400"/>
+            <w:shd w:fill="FBFAF6" w:val="clear"/>
+            <w:tcMar>
+              <w:top w:type="dxa" w:w="50"/>
+              <w:left w:type="dxa" w:w="110"/>
+              <w:bottom w:type="dxa" w:w="50"/>
+              <w:right w:type="dxa" w:w="110"/>
+            </w:tcMar>
+          </w:tcPr>
+          <w:p>
+            <w:pPr>
+              <w:spacing w:before="28" w:after="28"/>
+            </w:pPr>
+            <w:r>
+              <w:rPr>
+                <w:sz w:val="15"/>
+                <w:szCs w:val="15"/>
+              </w:rPr>
+              <w:t xml:space="preserve">Facility (za'atar)</w:t>
+            </w:r>
+          </w:p>
+        </w:tc>
+        <w:tc>
+          <w:tcPr>
+            <w:tcW w:type="pct" w:w="2600"/>
+            <w:shd w:fill="FBFAF6" w:val="clear"/>
+            <w:tcMar>
+              <w:top w:type="dxa" w:w="50"/>
+              <w:left w:type="dxa" w:w="110"/>
+              <w:bottom w:type="dxa" w:w="50"/>
+              <w:right w:type="dxa" w:w="110"/>
+            </w:tcMar>
+          </w:tcPr>
+          <w:p>
+            <w:pPr>
+              <w:spacing w:before="28" w:after="28"/>
+            </w:pPr>
+            <w:r>
+              <w:rPr>
+                <w:sz w:val="15"/>
+                <w:szCs w:val="15"/>
+              </w:rPr>
+              <w:t xml:space="preserve">500 pallet positions × $100 = $50,000</w:t>
+            </w:r>
+          </w:p>
+        </w:tc>
+      </w:tr>
+    </w:tbl>
+    <w:p/>
+    <w:tbl>
+      <w:tblPr>
+        <w:tblW w:type="pct" w:w="100%"/>
+        <w:tblLayout w:type="fixed"/>
+        <w:tblBorders>
+          <w:top w:val="single" w:color="FBFAF6" w:sz="4"/>
+          <w:left w:val="single" w:color="FBFAF6" w:sz="4"/>
+          <w:bottom w:val="single" w:color="FBFAF6" w:sz="4"/>
+          <w:right w:val="single" w:color="FBFAF6" w:sz="4"/>
+          <w:insideH w:val="single" w:color="FBFAF6" w:sz="4"/>
+          <w:insideV w:val="single" w:color="FBFAF6" w:sz="4"/>
+        </w:tblBorders>
+      </w:tblPr>
+      <w:tblGrid>
+        <w:gridCol w:w="9600"/>
+      </w:tblGrid>
+      <w:tr>
+        <w:tc>
+          <w:tcPr>
+            <w:tcW w:type="pct" w:w="5000"/>
+            <w:shd w:fill="FBFAF6" w:val="clear"/>
+            <w:tcMar>
+              <w:top w:type="dxa" w:w="40"/>
+              <w:left w:type="dxa" w:w="100"/>
+              <w:bottom w:type="dxa" w:w="40"/>
+              <w:right w:type="dxa" w:w="100"/>
+            </w:tcMar>
+          </w:tcPr>
+          <w:p>
+            <w:pPr>
+              <w:spacing w:before="18" w:after="6"/>
+            </w:pPr>
+            <w:r>
+              <w:rPr>
+                <w:b/>
+                <w:bCs/>
+                <w:color w:val="6B7280"/>
+                <w:sz w:val="14"/>
+                <w:szCs w:val="14"/>
+              </w:rPr>
+              <w:t xml:space="preserve">word list</w:t>
+            </w:r>
+          </w:p>
+          <w:p>
+            <w:pPr>
+              <w:spacing w:before="0" w:after="18"/>
+            </w:pPr>
+            <w:r>
+              <w:rPr>
+                <w:b/>
+                <w:bCs/>
+                <w:color w:val="353A7C"/>
+                <w:sz w:val="16"/>
+                <w:szCs w:val="16"/>
+              </w:rPr>
+              <w:t xml:space="preserve">2,000 packing hours × $30 = $60,000   ·   500 pallet positions × $100 = $50,000</w:t>
+            </w:r>
+          </w:p>
+        </w:tc>
+      </w:tr>
+    </w:tbl>
+    <w:p/>
+    <w:p>
+      <w:pPr>
+        <w:pageBreakBefore w:val="true"/>
+        <w:spacing w:after="0"/>
+      </w:pPr>
+      <w:r>
+        <w:rPr>
+          <w:sz w:val="2"/>
+        </w:rPr>
+        <w:t xml:space="preserve"> </w:t>
+      </w:r>
+    </w:p>
+    <w:tbl>
+      <w:tblPr>
+        <w:tblW w:type="pct" w:w="100%"/>
+        <w:tblLayout w:type="fixed"/>
+        <w:tblBorders>
+          <w:top w:val="single" w:color="353A7C" w:sz="6"/>
+          <w:left w:val="single" w:color="353A7C" w:sz="6"/>
+          <w:bottom w:val="single" w:color="353A7C" w:sz="6"/>
+          <w:right w:val="single" w:color="353A7C" w:sz="6"/>
+          <w:insideH w:val="single" w:color="353A7C" w:sz="6"/>
+          <w:insideV w:val="single" w:color="353A7C" w:sz="6"/>
+        </w:tblBorders>
+      </w:tblPr>
+      <w:tblGrid>
+        <w:gridCol w:w="4992"/>
+        <w:gridCol w:w="4608"/>
+      </w:tblGrid>
+      <w:tr>
+        <w:tc>
+          <w:tcPr>
+            <w:tcW w:type="pct" w:w="5000"/>
+            <w:gridSpan w:val="2"/>
+            <w:shd w:fill="353A7C" w:val="clear"/>
+            <w:tcMar>
+              <w:top w:type="dxa" w:w="60"/>
+              <w:left w:type="dxa" w:w="120"/>
+              <w:bottom w:type="dxa" w:w="60"/>
+              <w:right w:type="dxa" w:w="120"/>
+            </w:tcMar>
+          </w:tcPr>
+          <w:p>
+            <w:pPr>
+              <w:spacing w:before="40" w:after="40"/>
+            </w:pPr>
+            <w:r>
+              <w:rPr>
+                <w:b/>
+                <w:bCs/>
+                <w:color w:val="FFFFFF"/>
+                <w:sz w:val="17"/>
+                <w:szCs w:val="17"/>
+              </w:rPr>
+              <w:t xml:space="preserve">Overhead item — Category</w:t>
+            </w:r>
+          </w:p>
+        </w:tc>
+      </w:tr>
+      <w:tr>
+        <w:tc>
+          <w:tcPr>
+            <w:tcW w:type="pct" w:w="2600"/>
+            <w:shd w:fill="353A7C" w:val="clear"/>
+            <w:tcMar>
+              <w:top w:type="dxa" w:w="50"/>
+              <w:left w:type="dxa" w:w="110"/>
+              <w:bottom w:type="dxa" w:w="50"/>
+              <w:right w:type="dxa" w:w="110"/>
+            </w:tcMar>
+          </w:tcPr>
+          <w:p>
+            <w:pPr>
+              <w:spacing w:before="30" w:after="30"/>
+            </w:pPr>
+            <w:r>
+              <w:rPr>
+                <w:b/>
+                <w:bCs/>
+                <w:color w:val="FFFFFF"/>
+                <w:sz w:val="15"/>
+                <w:szCs w:val="15"/>
+              </w:rPr>
+              <w:t xml:space="preserve">Overhead item</w:t>
+            </w:r>
+          </w:p>
+        </w:tc>
+        <w:tc>
+          <w:tcPr>
+            <w:tcW w:type="pct" w:w="2400"/>
+            <w:shd w:fill="353A7C" w:val="clear"/>
+            <w:tcMar>
+              <w:top w:type="dxa" w:w="50"/>
+              <w:left w:type="dxa" w:w="110"/>
+              <w:bottom w:type="dxa" w:w="50"/>
+              <w:right w:type="dxa" w:w="110"/>
+            </w:tcMar>
+          </w:tcPr>
+          <w:p>
+            <w:pPr>
+              <w:spacing w:before="30" w:after="30"/>
+            </w:pPr>
+            <w:r>
+              <w:rPr>
+                <w:b/>
+                <w:bCs/>
+                <w:color w:val="FFFFFF"/>
+                <w:sz w:val="15"/>
+                <w:szCs w:val="15"/>
+              </w:rPr>
+              <w:t xml:space="preserve">Category</w:t>
+            </w:r>
+          </w:p>
+        </w:tc>
+      </w:tr>
+      <w:tr>
+        <w:tc>
+          <w:tcPr>
+            <w:tcW w:type="pct" w:w="2600"/>
+            <w:tcMar>
+              <w:top w:type="dxa" w:w="50"/>
+              <w:left w:type="dxa" w:w="110"/>
+              <w:bottom w:type="dxa" w:w="50"/>
+              <w:right w:type="dxa" w:w="110"/>
+            </w:tcMar>
+          </w:tcPr>
+          <w:p>
+            <w:pPr>
+              <w:spacing w:before="28" w:after="28"/>
+            </w:pPr>
+            <w:r>
+              <w:rPr>
+                <w:sz w:val="15"/>
+                <w:szCs w:val="15"/>
+              </w:rPr>
+              <w:t xml:space="preserve">Machine operations</w:t>
+            </w:r>
+          </w:p>
+        </w:tc>
+        <w:tc>
+          <w:tcPr>
+            <w:tcW w:type="pct" w:w="2400"/>
+            <w:shd w:fill="FFFFFF" w:val="clear"/>
+            <w:tcMar>
+              <w:top w:type="dxa" w:w="50"/>
+              <w:left w:type="dxa" w:w="110"/>
+              <w:bottom w:type="dxa" w:w="50"/>
+              <w:right w:type="dxa" w:w="110"/>
+            </w:tcMar>
+          </w:tcPr>
+          <w:p>
+            <w:pPr>
+              <w:spacing w:before="46" w:after="46"/>
+            </w:pPr>
+            <w:r>
+              <w:rPr>
+                <w:b/>
+                <w:bCs/>
+                <w:color w:val="8186EF"/>
+                <w:sz w:val="14"/>
+                <w:szCs w:val="14"/>
+              </w:rPr>
+              <w:t xml:space="preserve">(20)</w:t>
+            </w:r>
+          </w:p>
+        </w:tc>
+      </w:tr>
+      <w:tr>
+        <w:tc>
+          <w:tcPr>
+            <w:tcW w:type="pct" w:w="2600"/>
+            <w:shd w:fill="FBFAF6" w:val="clear"/>
+            <w:tcMar>
+              <w:top w:type="dxa" w:w="50"/>
+              <w:left w:type="dxa" w:w="110"/>
+              <w:bottom w:type="dxa" w:w="50"/>
+              <w:right w:type="dxa" w:w="110"/>
+            </w:tcMar>
+          </w:tcPr>
+          <w:p>
+            <w:pPr>
+              <w:spacing w:before="28" w:after="28"/>
+            </w:pPr>
+            <w:r>
+              <w:rPr>
+                <w:sz w:val="15"/>
+                <w:szCs w:val="15"/>
+              </w:rPr>
+              <w:t xml:space="preserve">Setups</w:t>
+            </w:r>
+          </w:p>
+        </w:tc>
+        <w:tc>
+          <w:tcPr>
+            <w:tcW w:type="pct" w:w="2400"/>
+            <w:shd w:fill="FFFFFF" w:val="clear"/>
+            <w:tcMar>
+              <w:top w:type="dxa" w:w="50"/>
+              <w:left w:type="dxa" w:w="110"/>
+              <w:bottom w:type="dxa" w:w="50"/>
+              <w:right w:type="dxa" w:w="110"/>
+            </w:tcMar>
+          </w:tcPr>
+          <w:p>
+            <w:pPr>
+              <w:spacing w:before="46" w:after="46"/>
+            </w:pPr>
+            <w:r>
+              <w:rPr>
+                <w:b/>
+                <w:bCs/>
+                <w:color w:val="8186EF"/>
+                <w:sz w:val="14"/>
+                <w:szCs w:val="14"/>
+              </w:rPr>
+              <w:t xml:space="preserve">(21)</w:t>
+            </w:r>
+          </w:p>
+        </w:tc>
+      </w:tr>
+      <w:tr>
+        <w:tc>
+          <w:tcPr>
+            <w:tcW w:type="pct" w:w="2600"/>
+            <w:tcMar>
+              <w:top w:type="dxa" w:w="50"/>
+              <w:left w:type="dxa" w:w="110"/>
+              <w:bottom w:type="dxa" w:w="50"/>
+              <w:right w:type="dxa" w:w="110"/>
+            </w:tcMar>
+          </w:tcPr>
+          <w:p>
+            <w:pPr>
+              <w:spacing w:before="28" w:after="28"/>
+            </w:pPr>
+            <w:r>
+              <w:rPr>
+                <w:sz w:val="15"/>
+                <w:szCs w:val="15"/>
+              </w:rPr>
+              <w:t xml:space="preserve">Quality tests</w:t>
+            </w:r>
+          </w:p>
+        </w:tc>
+        <w:tc>
+          <w:tcPr>
+            <w:tcW w:type="pct" w:w="2400"/>
+            <w:tcMar>
+              <w:top w:type="dxa" w:w="50"/>
+              <w:left w:type="dxa" w:w="110"/>
+              <w:bottom w:type="dxa" w:w="50"/>
+              <w:right w:type="dxa" w:w="110"/>
+            </w:tcMar>
+          </w:tcPr>
+          <w:p>
+            <w:pPr>
+              <w:spacing w:before="28" w:after="28"/>
+            </w:pPr>
+            <w:r>
+              <w:rPr>
+                <w:sz w:val="15"/>
+                <w:szCs w:val="15"/>
+              </w:rPr>
+              <w:t xml:space="preserve">Batch-level</w:t>
+            </w:r>
+          </w:p>
+        </w:tc>
+      </w:tr>
+      <w:tr>
+        <w:tc>
+          <w:tcPr>
+            <w:tcW w:type="pct" w:w="2600"/>
+            <w:shd w:fill="FBFAF6" w:val="clear"/>
+            <w:tcMar>
+              <w:top w:type="dxa" w:w="50"/>
+              <w:left w:type="dxa" w:w="110"/>
+              <w:bottom w:type="dxa" w:w="50"/>
+              <w:right w:type="dxa" w:w="110"/>
+            </w:tcMar>
+          </w:tcPr>
+          <w:p>
+            <w:pPr>
+              <w:spacing w:before="28" w:after="28"/>
+            </w:pPr>
+            <w:r>
+              <w:rPr>
+                <w:sz w:val="15"/>
+                <w:szCs w:val="15"/>
+              </w:rPr>
+              <w:t xml:space="preserve">Recipe design</w:t>
+            </w:r>
+          </w:p>
+        </w:tc>
+        <w:tc>
+          <w:tcPr>
+            <w:tcW w:type="pct" w:w="2400"/>
+            <w:shd w:fill="FFFFFF" w:val="clear"/>
+            <w:tcMar>
+              <w:top w:type="dxa" w:w="50"/>
+              <w:left w:type="dxa" w:w="110"/>
+              <w:bottom w:type="dxa" w:w="50"/>
+              <w:right w:type="dxa" w:w="110"/>
+            </w:tcMar>
+          </w:tcPr>
+          <w:p>
+            <w:pPr>
+              <w:spacing w:before="46" w:after="46"/>
+            </w:pPr>
+            <w:r>
+              <w:rPr>
+                <w:b/>
+                <w:bCs/>
+                <w:color w:val="8186EF"/>
+                <w:sz w:val="14"/>
+                <w:szCs w:val="14"/>
+              </w:rPr>
+              <w:t xml:space="preserve">(22)</w:t>
+            </w:r>
+          </w:p>
+        </w:tc>
+      </w:tr>
+      <w:tr>
+        <w:tc>
+          <w:tcPr>
+            <w:tcW w:type="pct" w:w="2600"/>
+            <w:tcMar>
+              <w:top w:type="dxa" w:w="50"/>
+              <w:left w:type="dxa" w:w="110"/>
+              <w:bottom w:type="dxa" w:w="50"/>
+              <w:right w:type="dxa" w:w="110"/>
+            </w:tcMar>
+          </w:tcPr>
+          <w:p>
+            <w:pPr>
+              <w:spacing w:before="28" w:after="28"/>
+            </w:pPr>
+            <w:r>
+              <w:rPr>
+                <w:sz w:val="15"/>
+                <w:szCs w:val="15"/>
+              </w:rPr>
+              <w:t xml:space="preserve">Plant manager's salary</w:t>
+            </w:r>
+          </w:p>
+        </w:tc>
+        <w:tc>
+          <w:tcPr>
+            <w:tcW w:type="pct" w:w="2400"/>
+            <w:tcMar>
+              <w:top w:type="dxa" w:w="50"/>
+              <w:left w:type="dxa" w:w="110"/>
+              <w:bottom w:type="dxa" w:w="50"/>
+              <w:right w:type="dxa" w:w="110"/>
+            </w:tcMar>
+          </w:tcPr>
+          <w:p>
+            <w:pPr>
+              <w:spacing w:before="28" w:after="28"/>
+            </w:pPr>
+            <w:r>
+              <w:rPr>
+                <w:sz w:val="15"/>
+                <w:szCs w:val="15"/>
+              </w:rPr>
+              <w:t xml:space="preserve">Facility-sustaining</w:t>
+            </w:r>
+          </w:p>
+        </w:tc>
+      </w:tr>
+    </w:tbl>
+    <w:p/>
+    <w:tbl>
+      <w:tblPr>
+        <w:tblW w:type="pct" w:w="100%"/>
+        <w:tblLayout w:type="fixed"/>
+        <w:tblBorders>
+          <w:top w:val="single" w:color="FBFAF6" w:sz="4"/>
+          <w:left w:val="single" w:color="FBFAF6" w:sz="4"/>
+          <w:bottom w:val="single" w:color="FBFAF6" w:sz="4"/>
+          <w:right w:val="single" w:color="FBFAF6" w:sz="4"/>
+          <w:insideH w:val="single" w:color="FBFAF6" w:sz="4"/>
+          <w:insideV w:val="single" w:color="FBFAF6" w:sz="4"/>
+        </w:tblBorders>
+      </w:tblPr>
+      <w:tblGrid>
+        <w:gridCol w:w="9600"/>
+      </w:tblGrid>
+      <w:tr>
+        <w:tc>
+          <w:tcPr>
+            <w:tcW w:type="pct" w:w="5000"/>
+            <w:shd w:fill="FBFAF6" w:val="clear"/>
+            <w:tcMar>
+              <w:top w:type="dxa" w:w="40"/>
+              <w:left w:type="dxa" w:w="100"/>
+              <w:bottom w:type="dxa" w:w="40"/>
+              <w:right w:type="dxa" w:w="100"/>
+            </w:tcMar>
+          </w:tcPr>
+          <w:p>
+            <w:pPr>
+              <w:spacing w:before="18" w:after="6"/>
+            </w:pPr>
+            <w:r>
+              <w:rPr>
+                <w:b/>
+                <w:bCs/>
+                <w:color w:val="6B7280"/>
+                <w:sz w:val="14"/>
+                <w:szCs w:val="14"/>
+              </w:rPr>
+              <w:t xml:space="preserve">word list</w:t>
+            </w:r>
+          </w:p>
+          <w:p>
+            <w:pPr>
+              <w:spacing w:before="0" w:after="18"/>
+            </w:pPr>
+            <w:r>
+              <w:rPr>
+                <w:b/>
+                <w:bCs/>
+                <w:color w:val="353A7C"/>
+                <w:sz w:val="16"/>
+                <w:szCs w:val="16"/>
+              </w:rPr>
+              <w:t xml:space="preserve">Product-sustaining   ·   Batch-level   ·   Unit-level   ·   No.</w:t>
+            </w:r>
+          </w:p>
+        </w:tc>
+      </w:tr>
+    </w:tbl>
+    <w:p/>
+    <w:p>
+      <w:pPr>
+        <w:spacing w:before="44" w:after="10"/>
+      </w:pPr>
+      <w:r>
+        <w:rPr>
+          <w:b/>
+          <w:bCs/>
+          <w:color w:val="353A7C"/>
+          <w:sz w:val="18"/>
+          <w:szCs w:val="18"/>
+        </w:rPr>
+        <w:t xml:space="preserve">The English this section uses, and its Arabic</w:t>
+      </w:r>
+    </w:p>
+    <w:p>
+      <w:pPr>
+        <w:spacing w:before="0" w:after="12"/>
+      </w:pPr>
+      <w:r>
+        <w:rPr>
+          <w:color w:val="6B7280"/>
+          <w:sz w:val="15"/>
+          <w:szCs w:val="15"/>
+        </w:rPr>
+        <w:t xml:space="preserve">Each term sits against what it means.</w:t>
+      </w:r>
+    </w:p>
+    <w:p>
+      <w:pPr>
+        <w:spacing w:after="40" w:before="90"/>
+        <w:jc w:val="center"/>
+      </w:pPr>
+      <w:r>
+        <w:drawing>
+          <wp:inline distT="0" distB="0" distL="0" distR="0">
+            <wp:extent cx="5734050" cy="2421875"/>
             <wp:effectExtent t="0" r="0" b="0" l="0"/>
             <wp:docPr id="1" name="" descr="" title=""/>
             <wp:cNvGraphicFramePr>
@@ -14440,7 +16016,7 @@
                   <pic:spPr bwMode="auto">
                     <a:xfrm>
                       <a:off x="0" y="0"/>
-                      <a:ext cx="5734050" cy="1946550"/>
+                      <a:ext cx="5734050" cy="2421875"/>
                     </a:xfrm>
                     <a:prstGeom prst="rect">
                       <a:avLst/>
@@ -14508,845 +16084,7 @@
                 <w:sz w:val="16"/>
                 <w:szCs w:val="16"/>
               </w:rPr>
-              <w:t xml:space="preserve">Machine operations   ·   activity driver   ·   Quality tests</w:t>
-            </w:r>
-          </w:p>
-        </w:tc>
-      </w:tr>
-    </w:tbl>
-    <w:p/>
-    <w:tbl>
-      <w:tblPr>
-        <w:tblW w:type="pct" w:w="100%"/>
-        <w:tblLayout w:type="fixed"/>
-        <w:tblBorders>
-          <w:top w:val="single" w:color="353A7C" w:sz="6"/>
-          <w:left w:val="single" w:color="353A7C" w:sz="6"/>
-          <w:bottom w:val="single" w:color="353A7C" w:sz="6"/>
-          <w:right w:val="single" w:color="353A7C" w:sz="6"/>
-          <w:insideH w:val="single" w:color="353A7C" w:sz="6"/>
-          <w:insideV w:val="single" w:color="353A7C" w:sz="6"/>
-        </w:tblBorders>
-      </w:tblPr>
-      <w:tblGrid>
-        <w:gridCol w:w="4608"/>
-        <w:gridCol w:w="4992"/>
-      </w:tblGrid>
-      <w:tr>
-        <w:tc>
-          <w:tcPr>
-            <w:tcW w:type="pct" w:w="5000"/>
-            <w:gridSpan w:val="2"/>
-            <w:shd w:fill="353A7C" w:val="clear"/>
-            <w:tcMar>
-              <w:top w:type="dxa" w:w="60"/>
-              <w:left w:type="dxa" w:w="120"/>
-              <w:bottom w:type="dxa" w:w="60"/>
-              <w:right w:type="dxa" w:w="120"/>
-            </w:tcMar>
-          </w:tcPr>
-          <w:p>
-            <w:pPr>
-              <w:spacing w:before="40" w:after="40"/>
-            </w:pPr>
-            <w:r>
-              <w:rPr>
-                <w:b/>
-                <w:bCs/>
-                <w:color w:val="FFFFFF"/>
-                <w:sz w:val="17"/>
-                <w:szCs w:val="17"/>
-              </w:rPr>
-              <w:t xml:space="preserve">Item — Answer</w:t>
-            </w:r>
-          </w:p>
-        </w:tc>
-      </w:tr>
-      <w:tr>
-        <w:tc>
-          <w:tcPr>
-            <w:tcW w:type="pct" w:w="2400"/>
-            <w:shd w:fill="353A7C" w:val="clear"/>
-            <w:tcMar>
-              <w:top w:type="dxa" w:w="50"/>
-              <w:left w:type="dxa" w:w="110"/>
-              <w:bottom w:type="dxa" w:w="50"/>
-              <w:right w:type="dxa" w:w="110"/>
-            </w:tcMar>
-          </w:tcPr>
-          <w:p>
-            <w:pPr>
-              <w:spacing w:before="30" w:after="30"/>
-            </w:pPr>
-            <w:r>
-              <w:rPr>
-                <w:b/>
-                <w:bCs/>
-                <w:color w:val="FFFFFF"/>
-                <w:sz w:val="15"/>
-                <w:szCs w:val="15"/>
-              </w:rPr>
-              <w:t xml:space="preserve">Item</w:t>
-            </w:r>
-          </w:p>
-        </w:tc>
-        <w:tc>
-          <w:tcPr>
-            <w:tcW w:type="pct" w:w="2600"/>
-            <w:shd w:fill="353A7C" w:val="clear"/>
-            <w:tcMar>
-              <w:top w:type="dxa" w:w="50"/>
-              <w:left w:type="dxa" w:w="110"/>
-              <w:bottom w:type="dxa" w:w="50"/>
-              <w:right w:type="dxa" w:w="110"/>
-            </w:tcMar>
-          </w:tcPr>
-          <w:p>
-            <w:pPr>
-              <w:spacing w:before="30" w:after="30"/>
-            </w:pPr>
-            <w:r>
-              <w:rPr>
-                <w:b/>
-                <w:bCs/>
-                <w:color w:val="FFFFFF"/>
-                <w:sz w:val="15"/>
-                <w:szCs w:val="15"/>
-              </w:rPr>
-              <w:t xml:space="preserve">Answer</w:t>
-            </w:r>
-          </w:p>
-        </w:tc>
-      </w:tr>
-      <w:tr>
-        <w:tc>
-          <w:tcPr>
-            <w:tcW w:type="pct" w:w="2400"/>
-            <w:tcMar>
-              <w:top w:type="dxa" w:w="50"/>
-              <w:left w:type="dxa" w:w="110"/>
-              <w:bottom w:type="dxa" w:w="50"/>
-              <w:right w:type="dxa" w:w="110"/>
-            </w:tcMar>
-          </w:tcPr>
-          <w:p>
-            <w:pPr>
-              <w:spacing w:before="28" w:after="28"/>
-            </w:pPr>
-            <w:r>
-              <w:rPr>
-                <w:sz w:val="15"/>
-                <w:szCs w:val="15"/>
-              </w:rPr>
-              <w:t xml:space="preserve">Packaging (za'atar)</w:t>
-            </w:r>
-          </w:p>
-        </w:tc>
-        <w:tc>
-          <w:tcPr>
-            <w:tcW w:type="pct" w:w="2600"/>
-            <w:shd w:fill="FFFFFF" w:val="clear"/>
-            <w:tcMar>
-              <w:top w:type="dxa" w:w="50"/>
-              <w:left w:type="dxa" w:w="110"/>
-              <w:bottom w:type="dxa" w:w="50"/>
-              <w:right w:type="dxa" w:w="110"/>
-            </w:tcMar>
-          </w:tcPr>
-          <w:p>
-            <w:pPr>
-              <w:spacing w:before="46" w:after="46"/>
-            </w:pPr>
-            <w:r>
-              <w:rPr>
-                <w:b/>
-                <w:bCs/>
-                <w:color w:val="8186EF"/>
-                <w:sz w:val="14"/>
-                <w:szCs w:val="14"/>
-              </w:rPr>
-              <w:t xml:space="preserve">(24)</w:t>
-            </w:r>
-          </w:p>
-        </w:tc>
-      </w:tr>
-      <w:tr>
-        <w:tc>
-          <w:tcPr>
-            <w:tcW w:type="pct" w:w="2400"/>
-            <w:shd w:fill="FBFAF6" w:val="clear"/>
-            <w:tcMar>
-              <w:top w:type="dxa" w:w="50"/>
-              <w:left w:type="dxa" w:w="110"/>
-              <w:bottom w:type="dxa" w:w="50"/>
-              <w:right w:type="dxa" w:w="110"/>
-            </w:tcMar>
-          </w:tcPr>
-          <w:p>
-            <w:pPr>
-              <w:spacing w:before="28" w:after="28"/>
-            </w:pPr>
-            <w:r>
-              <w:rPr>
-                <w:sz w:val="15"/>
-                <w:szCs w:val="15"/>
-              </w:rPr>
-              <w:t xml:space="preserve">Facility (za'atar)</w:t>
-            </w:r>
-          </w:p>
-        </w:tc>
-        <w:tc>
-          <w:tcPr>
-            <w:tcW w:type="pct" w:w="2600"/>
-            <w:shd w:fill="FBFAF6" w:val="clear"/>
-            <w:tcMar>
-              <w:top w:type="dxa" w:w="50"/>
-              <w:left w:type="dxa" w:w="110"/>
-              <w:bottom w:type="dxa" w:w="50"/>
-              <w:right w:type="dxa" w:w="110"/>
-            </w:tcMar>
-          </w:tcPr>
-          <w:p>
-            <w:pPr>
-              <w:spacing w:before="28" w:after="28"/>
-            </w:pPr>
-            <w:r>
-              <w:rPr>
-                <w:sz w:val="15"/>
-                <w:szCs w:val="15"/>
-              </w:rPr>
-              <w:t xml:space="preserve">500 pallet positions × $100 = $50,000</w:t>
-            </w:r>
-          </w:p>
-        </w:tc>
-      </w:tr>
-    </w:tbl>
-    <w:p/>
-    <w:tbl>
-      <w:tblPr>
-        <w:tblW w:type="pct" w:w="100%"/>
-        <w:tblLayout w:type="fixed"/>
-        <w:tblBorders>
-          <w:top w:val="single" w:color="FBFAF6" w:sz="4"/>
-          <w:left w:val="single" w:color="FBFAF6" w:sz="4"/>
-          <w:bottom w:val="single" w:color="FBFAF6" w:sz="4"/>
-          <w:right w:val="single" w:color="FBFAF6" w:sz="4"/>
-          <w:insideH w:val="single" w:color="FBFAF6" w:sz="4"/>
-          <w:insideV w:val="single" w:color="FBFAF6" w:sz="4"/>
-        </w:tblBorders>
-      </w:tblPr>
-      <w:tblGrid>
-        <w:gridCol w:w="9600"/>
-      </w:tblGrid>
-      <w:tr>
-        <w:tc>
-          <w:tcPr>
-            <w:tcW w:type="pct" w:w="5000"/>
-            <w:shd w:fill="FBFAF6" w:val="clear"/>
-            <w:tcMar>
-              <w:top w:type="dxa" w:w="40"/>
-              <w:left w:type="dxa" w:w="100"/>
-              <w:bottom w:type="dxa" w:w="40"/>
-              <w:right w:type="dxa" w:w="100"/>
-            </w:tcMar>
-          </w:tcPr>
-          <w:p>
-            <w:pPr>
-              <w:spacing w:before="18" w:after="6"/>
-            </w:pPr>
-            <w:r>
-              <w:rPr>
-                <w:b/>
-                <w:bCs/>
-                <w:color w:val="6B7280"/>
-                <w:sz w:val="14"/>
-                <w:szCs w:val="14"/>
-              </w:rPr>
-              <w:t xml:space="preserve">word list</w:t>
-            </w:r>
-          </w:p>
-          <w:p>
-            <w:pPr>
-              <w:spacing w:before="0" w:after="18"/>
-            </w:pPr>
-            <w:r>
-              <w:rPr>
-                <w:b/>
-                <w:bCs/>
-                <w:color w:val="353A7C"/>
-                <w:sz w:val="16"/>
-                <w:szCs w:val="16"/>
-              </w:rPr>
-              <w:t xml:space="preserve">2,000 packing hours × $30 = $60,000   ·   500 pallet positions × $100 = $50,000</w:t>
-            </w:r>
-          </w:p>
-        </w:tc>
-      </w:tr>
-    </w:tbl>
-    <w:p/>
-    <w:p>
-      <w:pPr>
-        <w:pageBreakBefore w:val="true"/>
-        <w:spacing w:after="0"/>
-      </w:pPr>
-      <w:r>
-        <w:rPr>
-          <w:sz w:val="2"/>
-        </w:rPr>
-        <w:t xml:space="preserve"> </w:t>
-      </w:r>
-    </w:p>
-    <w:tbl>
-      <w:tblPr>
-        <w:tblW w:type="pct" w:w="100%"/>
-        <w:tblLayout w:type="fixed"/>
-        <w:tblBorders>
-          <w:top w:val="single" w:color="353A7C" w:sz="6"/>
-          <w:left w:val="single" w:color="353A7C" w:sz="6"/>
-          <w:bottom w:val="single" w:color="353A7C" w:sz="6"/>
-          <w:right w:val="single" w:color="353A7C" w:sz="6"/>
-          <w:insideH w:val="single" w:color="353A7C" w:sz="6"/>
-          <w:insideV w:val="single" w:color="353A7C" w:sz="6"/>
-        </w:tblBorders>
-      </w:tblPr>
-      <w:tblGrid>
-        <w:gridCol w:w="4992"/>
-        <w:gridCol w:w="4608"/>
-      </w:tblGrid>
-      <w:tr>
-        <w:tc>
-          <w:tcPr>
-            <w:tcW w:type="pct" w:w="5000"/>
-            <w:gridSpan w:val="2"/>
-            <w:shd w:fill="353A7C" w:val="clear"/>
-            <w:tcMar>
-              <w:top w:type="dxa" w:w="60"/>
-              <w:left w:type="dxa" w:w="120"/>
-              <w:bottom w:type="dxa" w:w="60"/>
-              <w:right w:type="dxa" w:w="120"/>
-            </w:tcMar>
-          </w:tcPr>
-          <w:p>
-            <w:pPr>
-              <w:spacing w:before="40" w:after="40"/>
-            </w:pPr>
-            <w:r>
-              <w:rPr>
-                <w:b/>
-                <w:bCs/>
-                <w:color w:val="FFFFFF"/>
-                <w:sz w:val="17"/>
-                <w:szCs w:val="17"/>
-              </w:rPr>
-              <w:t xml:space="preserve">Overhead item — Category</w:t>
-            </w:r>
-          </w:p>
-        </w:tc>
-      </w:tr>
-      <w:tr>
-        <w:tc>
-          <w:tcPr>
-            <w:tcW w:type="pct" w:w="2600"/>
-            <w:shd w:fill="353A7C" w:val="clear"/>
-            <w:tcMar>
-              <w:top w:type="dxa" w:w="50"/>
-              <w:left w:type="dxa" w:w="110"/>
-              <w:bottom w:type="dxa" w:w="50"/>
-              <w:right w:type="dxa" w:w="110"/>
-            </w:tcMar>
-          </w:tcPr>
-          <w:p>
-            <w:pPr>
-              <w:spacing w:before="30" w:after="30"/>
-            </w:pPr>
-            <w:r>
-              <w:rPr>
-                <w:b/>
-                <w:bCs/>
-                <w:color w:val="FFFFFF"/>
-                <w:sz w:val="15"/>
-                <w:szCs w:val="15"/>
-              </w:rPr>
-              <w:t xml:space="preserve">Overhead item</w:t>
-            </w:r>
-          </w:p>
-        </w:tc>
-        <w:tc>
-          <w:tcPr>
-            <w:tcW w:type="pct" w:w="2400"/>
-            <w:shd w:fill="353A7C" w:val="clear"/>
-            <w:tcMar>
-              <w:top w:type="dxa" w:w="50"/>
-              <w:left w:type="dxa" w:w="110"/>
-              <w:bottom w:type="dxa" w:w="50"/>
-              <w:right w:type="dxa" w:w="110"/>
-            </w:tcMar>
-          </w:tcPr>
-          <w:p>
-            <w:pPr>
-              <w:spacing w:before="30" w:after="30"/>
-            </w:pPr>
-            <w:r>
-              <w:rPr>
-                <w:b/>
-                <w:bCs/>
-                <w:color w:val="FFFFFF"/>
-                <w:sz w:val="15"/>
-                <w:szCs w:val="15"/>
-              </w:rPr>
-              <w:t xml:space="preserve">Category</w:t>
-            </w:r>
-          </w:p>
-        </w:tc>
-      </w:tr>
-      <w:tr>
-        <w:tc>
-          <w:tcPr>
-            <w:tcW w:type="pct" w:w="2600"/>
-            <w:tcMar>
-              <w:top w:type="dxa" w:w="50"/>
-              <w:left w:type="dxa" w:w="110"/>
-              <w:bottom w:type="dxa" w:w="50"/>
-              <w:right w:type="dxa" w:w="110"/>
-            </w:tcMar>
-          </w:tcPr>
-          <w:p>
-            <w:pPr>
-              <w:spacing w:before="28" w:after="28"/>
-            </w:pPr>
-            <w:r>
-              <w:rPr>
-                <w:sz w:val="15"/>
-                <w:szCs w:val="15"/>
-              </w:rPr>
-              <w:t xml:space="preserve">Machine operations</w:t>
-            </w:r>
-          </w:p>
-        </w:tc>
-        <w:tc>
-          <w:tcPr>
-            <w:tcW w:type="pct" w:w="2400"/>
-            <w:shd w:fill="FFFFFF" w:val="clear"/>
-            <w:tcMar>
-              <w:top w:type="dxa" w:w="50"/>
-              <w:left w:type="dxa" w:w="110"/>
-              <w:bottom w:type="dxa" w:w="50"/>
-              <w:right w:type="dxa" w:w="110"/>
-            </w:tcMar>
-          </w:tcPr>
-          <w:p>
-            <w:pPr>
-              <w:spacing w:before="46" w:after="46"/>
-            </w:pPr>
-            <w:r>
-              <w:rPr>
-                <w:b/>
-                <w:bCs/>
-                <w:color w:val="8186EF"/>
-                <w:sz w:val="14"/>
-                <w:szCs w:val="14"/>
-              </w:rPr>
-              <w:t xml:space="preserve">(25)</w:t>
-            </w:r>
-          </w:p>
-        </w:tc>
-      </w:tr>
-      <w:tr>
-        <w:tc>
-          <w:tcPr>
-            <w:tcW w:type="pct" w:w="2600"/>
-            <w:shd w:fill="FBFAF6" w:val="clear"/>
-            <w:tcMar>
-              <w:top w:type="dxa" w:w="50"/>
-              <w:left w:type="dxa" w:w="110"/>
-              <w:bottom w:type="dxa" w:w="50"/>
-              <w:right w:type="dxa" w:w="110"/>
-            </w:tcMar>
-          </w:tcPr>
-          <w:p>
-            <w:pPr>
-              <w:spacing w:before="28" w:after="28"/>
-            </w:pPr>
-            <w:r>
-              <w:rPr>
-                <w:sz w:val="15"/>
-                <w:szCs w:val="15"/>
-              </w:rPr>
-              <w:t xml:space="preserve">Setups</w:t>
-            </w:r>
-          </w:p>
-        </w:tc>
-        <w:tc>
-          <w:tcPr>
-            <w:tcW w:type="pct" w:w="2400"/>
-            <w:shd w:fill="FFFFFF" w:val="clear"/>
-            <w:tcMar>
-              <w:top w:type="dxa" w:w="50"/>
-              <w:left w:type="dxa" w:w="110"/>
-              <w:bottom w:type="dxa" w:w="50"/>
-              <w:right w:type="dxa" w:w="110"/>
-            </w:tcMar>
-          </w:tcPr>
-          <w:p>
-            <w:pPr>
-              <w:spacing w:before="46" w:after="46"/>
-            </w:pPr>
-            <w:r>
-              <w:rPr>
-                <w:b/>
-                <w:bCs/>
-                <w:color w:val="8186EF"/>
-                <w:sz w:val="14"/>
-                <w:szCs w:val="14"/>
-              </w:rPr>
-              <w:t xml:space="preserve">(26)</w:t>
-            </w:r>
-          </w:p>
-        </w:tc>
-      </w:tr>
-      <w:tr>
-        <w:tc>
-          <w:tcPr>
-            <w:tcW w:type="pct" w:w="2600"/>
-            <w:tcMar>
-              <w:top w:type="dxa" w:w="50"/>
-              <w:left w:type="dxa" w:w="110"/>
-              <w:bottom w:type="dxa" w:w="50"/>
-              <w:right w:type="dxa" w:w="110"/>
-            </w:tcMar>
-          </w:tcPr>
-          <w:p>
-            <w:pPr>
-              <w:spacing w:before="28" w:after="28"/>
-            </w:pPr>
-            <w:r>
-              <w:rPr>
-                <w:sz w:val="15"/>
-                <w:szCs w:val="15"/>
-              </w:rPr>
-              <w:t xml:space="preserve">Quality tests</w:t>
-            </w:r>
-          </w:p>
-        </w:tc>
-        <w:tc>
-          <w:tcPr>
-            <w:tcW w:type="pct" w:w="2400"/>
-            <w:tcMar>
-              <w:top w:type="dxa" w:w="50"/>
-              <w:left w:type="dxa" w:w="110"/>
-              <w:bottom w:type="dxa" w:w="50"/>
-              <w:right w:type="dxa" w:w="110"/>
-            </w:tcMar>
-          </w:tcPr>
-          <w:p>
-            <w:pPr>
-              <w:spacing w:before="28" w:after="28"/>
-            </w:pPr>
-            <w:r>
-              <w:rPr>
-                <w:sz w:val="15"/>
-                <w:szCs w:val="15"/>
-              </w:rPr>
-              <w:t xml:space="preserve">Batch-level</w:t>
-            </w:r>
-          </w:p>
-        </w:tc>
-      </w:tr>
-      <w:tr>
-        <w:tc>
-          <w:tcPr>
-            <w:tcW w:type="pct" w:w="2600"/>
-            <w:shd w:fill="FBFAF6" w:val="clear"/>
-            <w:tcMar>
-              <w:top w:type="dxa" w:w="50"/>
-              <w:left w:type="dxa" w:w="110"/>
-              <w:bottom w:type="dxa" w:w="50"/>
-              <w:right w:type="dxa" w:w="110"/>
-            </w:tcMar>
-          </w:tcPr>
-          <w:p>
-            <w:pPr>
-              <w:spacing w:before="28" w:after="28"/>
-            </w:pPr>
-            <w:r>
-              <w:rPr>
-                <w:sz w:val="15"/>
-                <w:szCs w:val="15"/>
-              </w:rPr>
-              <w:t xml:space="preserve">Recipe design</w:t>
-            </w:r>
-          </w:p>
-        </w:tc>
-        <w:tc>
-          <w:tcPr>
-            <w:tcW w:type="pct" w:w="2400"/>
-            <w:shd w:fill="FFFFFF" w:val="clear"/>
-            <w:tcMar>
-              <w:top w:type="dxa" w:w="50"/>
-              <w:left w:type="dxa" w:w="110"/>
-              <w:bottom w:type="dxa" w:w="50"/>
-              <w:right w:type="dxa" w:w="110"/>
-            </w:tcMar>
-          </w:tcPr>
-          <w:p>
-            <w:pPr>
-              <w:spacing w:before="46" w:after="46"/>
-            </w:pPr>
-            <w:r>
-              <w:rPr>
-                <w:b/>
-                <w:bCs/>
-                <w:color w:val="8186EF"/>
-                <w:sz w:val="14"/>
-                <w:szCs w:val="14"/>
-              </w:rPr>
-              <w:t xml:space="preserve">(27)</w:t>
-            </w:r>
-          </w:p>
-        </w:tc>
-      </w:tr>
-      <w:tr>
-        <w:tc>
-          <w:tcPr>
-            <w:tcW w:type="pct" w:w="2600"/>
-            <w:tcMar>
-              <w:top w:type="dxa" w:w="50"/>
-              <w:left w:type="dxa" w:w="110"/>
-              <w:bottom w:type="dxa" w:w="50"/>
-              <w:right w:type="dxa" w:w="110"/>
-            </w:tcMar>
-          </w:tcPr>
-          <w:p>
-            <w:pPr>
-              <w:spacing w:before="28" w:after="28"/>
-            </w:pPr>
-            <w:r>
-              <w:rPr>
-                <w:sz w:val="15"/>
-                <w:szCs w:val="15"/>
-              </w:rPr>
-              <w:t xml:space="preserve">Plant manager's salary</w:t>
-            </w:r>
-          </w:p>
-        </w:tc>
-        <w:tc>
-          <w:tcPr>
-            <w:tcW w:type="pct" w:w="2400"/>
-            <w:tcMar>
-              <w:top w:type="dxa" w:w="50"/>
-              <w:left w:type="dxa" w:w="110"/>
-              <w:bottom w:type="dxa" w:w="50"/>
-              <w:right w:type="dxa" w:w="110"/>
-            </w:tcMar>
-          </w:tcPr>
-          <w:p>
-            <w:pPr>
-              <w:spacing w:before="28" w:after="28"/>
-            </w:pPr>
-            <w:r>
-              <w:rPr>
-                <w:sz w:val="15"/>
-                <w:szCs w:val="15"/>
-              </w:rPr>
-              <w:t xml:space="preserve">Facility-sustaining</w:t>
-            </w:r>
-          </w:p>
-        </w:tc>
-      </w:tr>
-    </w:tbl>
-    <w:p/>
-    <w:tbl>
-      <w:tblPr>
-        <w:tblW w:type="pct" w:w="100%"/>
-        <w:tblLayout w:type="fixed"/>
-        <w:tblBorders>
-          <w:top w:val="single" w:color="FBFAF6" w:sz="4"/>
-          <w:left w:val="single" w:color="FBFAF6" w:sz="4"/>
-          <w:bottom w:val="single" w:color="FBFAF6" w:sz="4"/>
-          <w:right w:val="single" w:color="FBFAF6" w:sz="4"/>
-          <w:insideH w:val="single" w:color="FBFAF6" w:sz="4"/>
-          <w:insideV w:val="single" w:color="FBFAF6" w:sz="4"/>
-        </w:tblBorders>
-      </w:tblPr>
-      <w:tblGrid>
-        <w:gridCol w:w="9600"/>
-      </w:tblGrid>
-      <w:tr>
-        <w:tc>
-          <w:tcPr>
-            <w:tcW w:type="pct" w:w="5000"/>
-            <w:shd w:fill="FBFAF6" w:val="clear"/>
-            <w:tcMar>
-              <w:top w:type="dxa" w:w="40"/>
-              <w:left w:type="dxa" w:w="100"/>
-              <w:bottom w:type="dxa" w:w="40"/>
-              <w:right w:type="dxa" w:w="100"/>
-            </w:tcMar>
-          </w:tcPr>
-          <w:p>
-            <w:pPr>
-              <w:spacing w:before="18" w:after="6"/>
-            </w:pPr>
-            <w:r>
-              <w:rPr>
-                <w:b/>
-                <w:bCs/>
-                <w:color w:val="6B7280"/>
-                <w:sz w:val="14"/>
-                <w:szCs w:val="14"/>
-              </w:rPr>
-              <w:t xml:space="preserve">word list</w:t>
-            </w:r>
-          </w:p>
-          <w:p>
-            <w:pPr>
-              <w:spacing w:before="0" w:after="18"/>
-            </w:pPr>
-            <w:r>
-              <w:rPr>
-                <w:b/>
-                <w:bCs/>
-                <w:color w:val="353A7C"/>
-                <w:sz w:val="16"/>
-                <w:szCs w:val="16"/>
-              </w:rPr>
-              <w:t xml:space="preserve">Product-sustaining   ·   Batch-level   ·   Unit-level   ·   Credit</w:t>
-            </w:r>
-          </w:p>
-        </w:tc>
-      </w:tr>
-    </w:tbl>
-    <w:p/>
-    <w:p>
-      <w:pPr>
-        <w:spacing w:before="44" w:after="10"/>
-      </w:pPr>
-      <w:r>
-        <w:rPr>
-          <w:b/>
-          <w:bCs/>
-          <w:color w:val="353A7C"/>
-          <w:sz w:val="18"/>
-          <w:szCs w:val="18"/>
-        </w:rPr>
-        <w:t xml:space="preserve">The English this section uses, and its Arabic</w:t>
-      </w:r>
-    </w:p>
-    <w:p>
-      <w:pPr>
-        <w:spacing w:before="0" w:after="12"/>
-      </w:pPr>
-      <w:r>
-        <w:rPr>
-          <w:color w:val="6B7280"/>
-          <w:sz w:val="15"/>
-          <w:szCs w:val="15"/>
-        </w:rPr>
-        <w:t xml:space="preserve">Each term sits against what it means.</w:t>
-      </w:r>
-    </w:p>
-    <w:p>
-      <w:pPr>
-        <w:spacing w:after="40" w:before="90"/>
-        <w:jc w:val="center"/>
-      </w:pPr>
-      <w:r>
-        <w:drawing>
-          <wp:inline distT="0" distB="0" distL="0" distR="0">
-            <wp:extent cx="5734050" cy="2421875"/>
-            <wp:effectExtent t="0" r="0" b="0" l="0"/>
-            <wp:docPr id="1" name="" descr="" title=""/>
-            <wp:cNvGraphicFramePr>
-              <a:graphicFrameLocks xmlns:a="http://schemas.openxmlformats.org/drawingml/2006/main" noChangeAspect="1"/>
-            </wp:cNvGraphicFramePr>
-            <a:graphic xmlns:a="http://schemas.openxmlformats.org/drawingml/2006/main">
-              <a:graphicData uri="http://schemas.openxmlformats.org/drawingml/2006/picture">
-                <pic:pic xmlns:pic="http://schemas.openxmlformats.org/drawingml/2006/picture">
-                  <pic:nvPicPr>
-                    <pic:cNvPr id="0" name="" descr=""/>
-                    <pic:cNvPicPr>
-                      <a:picLocks noChangeAspect="1" noChangeArrowheads="1"/>
-                    </pic:cNvPicPr>
-                  </pic:nvPicPr>
-                  <pic:blipFill>
-                    <a:blip r:embed="rId108" cstate="none"/>
-                    <a:srcRect/>
-                    <a:stretch>
-                      <a:fillRect/>
-                    </a:stretch>
-                  </pic:blipFill>
-                  <pic:spPr bwMode="auto">
-                    <a:xfrm>
-                      <a:off x="0" y="0"/>
-                      <a:ext cx="5734050" cy="2421875"/>
-                    </a:xfrm>
-                    <a:prstGeom prst="rect">
-                      <a:avLst/>
-                    </a:prstGeom>
-                  </pic:spPr>
-                </pic:pic>
-              </a:graphicData>
-            </a:graphic>
-          </wp:inline>
-        </w:drawing>
-      </w:r>
-    </w:p>
-    <w:tbl>
-      <w:tblPr>
-        <w:tblW w:type="pct" w:w="100%"/>
-        <w:tblLayout w:type="fixed"/>
-        <w:tblBorders>
-          <w:top w:val="single" w:color="FBFAF6" w:sz="4"/>
-          <w:left w:val="single" w:color="FBFAF6" w:sz="4"/>
-          <w:bottom w:val="single" w:color="FBFAF6" w:sz="4"/>
-          <w:right w:val="single" w:color="FBFAF6" w:sz="4"/>
-          <w:insideH w:val="single" w:color="FBFAF6" w:sz="4"/>
-          <w:insideV w:val="single" w:color="FBFAF6" w:sz="4"/>
-        </w:tblBorders>
-      </w:tblPr>
-      <w:tblGrid>
-        <w:gridCol w:w="9600"/>
-      </w:tblGrid>
-      <w:tr>
-        <w:tc>
-          <w:tcPr>
-            <w:tcW w:type="pct" w:w="5000"/>
-            <w:shd w:fill="FBFAF6" w:val="clear"/>
-            <w:tcMar>
-              <w:top w:type="dxa" w:w="40"/>
-              <w:left w:type="dxa" w:w="100"/>
-              <w:bottom w:type="dxa" w:w="40"/>
-              <w:right w:type="dxa" w:w="100"/>
-            </w:tcMar>
-          </w:tcPr>
-          <w:p>
-            <w:pPr>
-              <w:spacing w:before="18" w:after="6"/>
-            </w:pPr>
-            <w:r>
-              <w:rPr>
-                <w:b/>
-                <w:bCs/>
-                <w:color w:val="6B7280"/>
-                <w:sz w:val="14"/>
-                <w:szCs w:val="14"/>
-              </w:rPr>
-              <w:t xml:space="preserve">word list</w:t>
-            </w:r>
-          </w:p>
-          <w:p>
-            <w:pPr>
-              <w:spacing w:before="0" w:after="18"/>
-            </w:pPr>
-            <w:r>
-              <w:rPr>
-                <w:b/>
-                <w:bCs/>
-                <w:color w:val="353A7C"/>
-                <w:sz w:val="16"/>
-                <w:szCs w:val="16"/>
-              </w:rPr>
-              <w:t xml:space="preserve">activity driver   ·   value-added activity   ·   resource driver</w:t>
+              <w:t xml:space="preserve">value-added activity   ·   resource driver</w:t>
             </w:r>
           </w:p>
         </w:tc>
@@ -15783,14 +16521,14 @@
                 <w:sz w:val="16"/>
                 <w:szCs w:val="16"/>
               </w:rPr>
-              <w:t xml:space="preserve">16  </w:t>
-            </w:r>
-            <w:r>
-              <w:rPr>
-                <w:sz w:val="16"/>
-                <w:szCs w:val="16"/>
-              </w:rPr>
-              <w:t xml:space="preserve">Cost of Goods Sold</w:t>
+              <w:t xml:space="preserve">13  </w:t>
+            </w:r>
+            <w:r>
+              <w:rPr>
+                <w:sz w:val="16"/>
+                <w:szCs w:val="16"/>
+              </w:rPr>
+              <w:t xml:space="preserve">Totals</w:t>
             </w:r>
           </w:p>
         </w:tc>
@@ -15825,7 +16563,7 @@
                 <w:sz w:val="16"/>
                 <w:szCs w:val="16"/>
               </w:rPr>
-              <w:t xml:space="preserve">Pulses</w:t>
+              <w:t xml:space="preserve">exam-core</w:t>
             </w:r>
           </w:p>
         </w:tc>
@@ -15851,14 +16589,14 @@
                 <w:sz w:val="16"/>
                 <w:szCs w:val="16"/>
               </w:rPr>
-              <w:t xml:space="preserve">17  </w:t>
-            </w:r>
-            <w:r>
-              <w:rPr>
-                <w:sz w:val="16"/>
-                <w:szCs w:val="16"/>
-              </w:rPr>
-              <w:t xml:space="preserve">MOH Applied</w:t>
+              <w:t xml:space="preserve">14  </w:t>
+            </w:r>
+            <w:r>
+              <w:rPr>
+                <w:sz w:val="16"/>
+                <w:szCs w:val="16"/>
+              </w:rPr>
+              <w:t xml:space="preserve">Finished</w:t>
             </w:r>
           </w:p>
         </w:tc>
@@ -15893,7 +16631,7 @@
                 <w:sz w:val="16"/>
                 <w:szCs w:val="16"/>
               </w:rPr>
-              <w:t xml:space="preserve">exam-core</w:t>
+              <w:t xml:space="preserve">Output</w:t>
             </w:r>
           </w:p>
         </w:tc>
@@ -15919,14 +16657,14 @@
                 <w:sz w:val="16"/>
                 <w:szCs w:val="16"/>
               </w:rPr>
-              <w:t xml:space="preserve">18  </w:t>
-            </w:r>
-            <w:r>
-              <w:rPr>
-                <w:sz w:val="16"/>
-                <w:szCs w:val="16"/>
-              </w:rPr>
-              <w:t xml:space="preserve">Finished</w:t>
+              <w:t xml:space="preserve">15  </w:t>
+            </w:r>
+            <w:r>
+              <w:rPr>
+                <w:sz w:val="16"/>
+                <w:szCs w:val="16"/>
+              </w:rPr>
+              <w:t xml:space="preserve">products</w:t>
             </w:r>
           </w:p>
         </w:tc>
@@ -15961,7 +16699,7 @@
                 <w:sz w:val="16"/>
                 <w:szCs w:val="16"/>
               </w:rPr>
-              <w:t xml:space="preserve">Output</w:t>
+              <w:t xml:space="preserve">application</w:t>
             </w:r>
           </w:p>
         </w:tc>
@@ -15987,14 +16725,14 @@
                 <w:sz w:val="16"/>
                 <w:szCs w:val="16"/>
               </w:rPr>
-              <w:t xml:space="preserve">19  </w:t>
-            </w:r>
-            <w:r>
-              <w:rPr>
-                <w:sz w:val="16"/>
-                <w:szCs w:val="16"/>
-              </w:rPr>
-              <w:t xml:space="preserve">products</w:t>
+              <w:t xml:space="preserve">16  </w:t>
+            </w:r>
+            <w:r>
+              <w:rPr>
+                <w:sz w:val="16"/>
+                <w:szCs w:val="16"/>
+              </w:rPr>
+              <w:t xml:space="preserve">quantities</w:t>
             </w:r>
           </w:p>
         </w:tc>
@@ -16029,7 +16767,7 @@
                 <w:sz w:val="16"/>
                 <w:szCs w:val="16"/>
               </w:rPr>
-              <w:t xml:space="preserve">materials</w:t>
+              <w:t xml:space="preserve">balance</w:t>
             </w:r>
           </w:p>
         </w:tc>
@@ -16055,14 +16793,14 @@
                 <w:sz w:val="16"/>
                 <w:szCs w:val="16"/>
               </w:rPr>
-              <w:t xml:space="preserve">20  </w:t>
-            </w:r>
-            <w:r>
-              <w:rPr>
-                <w:sz w:val="16"/>
-                <w:szCs w:val="16"/>
-              </w:rPr>
-              <w:t xml:space="preserve">quantities</w:t>
+              <w:t xml:space="preserve">17  </w:t>
+            </w:r>
+            <w:r>
+              <w:rPr>
+                <w:sz w:val="16"/>
+                <w:szCs w:val="16"/>
+              </w:rPr>
+              <w:t xml:space="preserve">quantity</w:t>
             </w:r>
           </w:p>
         </w:tc>
@@ -16097,7 +16835,7 @@
                 <w:sz w:val="16"/>
                 <w:szCs w:val="16"/>
               </w:rPr>
-              <w:t xml:space="preserve">application</w:t>
+              <w:t xml:space="preserve">ending</w:t>
             </w:r>
           </w:p>
         </w:tc>
@@ -16123,14 +16861,14 @@
                 <w:sz w:val="16"/>
                 <w:szCs w:val="16"/>
               </w:rPr>
-              <w:t xml:space="preserve">21  </w:t>
-            </w:r>
-            <w:r>
-              <w:rPr>
-                <w:sz w:val="16"/>
-                <w:szCs w:val="16"/>
-              </w:rPr>
-              <w:t xml:space="preserve">quantity</w:t>
+              <w:t xml:space="preserve">18  </w:t>
+            </w:r>
+            <w:r>
+              <w:rPr>
+                <w:sz w:val="16"/>
+                <w:szCs w:val="16"/>
+              </w:rPr>
+              <w:t xml:space="preserve">Recipe design (traced)</w:t>
             </w:r>
           </w:p>
         </w:tc>
@@ -16165,7 +16903,7 @@
                 <w:sz w:val="16"/>
                 <w:szCs w:val="16"/>
               </w:rPr>
-              <w:t xml:space="preserve">accounts</w:t>
+              <w:t xml:space="preserve">differs</w:t>
             </w:r>
           </w:p>
         </w:tc>
@@ -16191,14 +16929,14 @@
                 <w:sz w:val="16"/>
                 <w:szCs w:val="16"/>
               </w:rPr>
-              <w:t xml:space="preserve">22  </w:t>
-            </w:r>
-            <w:r>
-              <w:rPr>
-                <w:sz w:val="16"/>
-                <w:szCs w:val="16"/>
-              </w:rPr>
-              <w:t xml:space="preserve">Machine operations</w:t>
+              <w:t xml:space="preserve">19  </w:t>
+            </w:r>
+            <w:r>
+              <w:rPr>
+                <w:sz w:val="16"/>
+                <w:szCs w:val="16"/>
+              </w:rPr>
+              <w:t xml:space="preserve">2,000 packing hours × $30 = $60,000</w:t>
             </w:r>
           </w:p>
         </w:tc>
@@ -16233,7 +16971,7 @@
                 <w:sz w:val="16"/>
                 <w:szCs w:val="16"/>
               </w:rPr>
-              <w:t xml:space="preserve">balance</w:t>
+              <w:t xml:space="preserve">Raw Materials Inventory</w:t>
             </w:r>
           </w:p>
         </w:tc>
@@ -16259,14 +16997,14 @@
                 <w:sz w:val="16"/>
                 <w:szCs w:val="16"/>
               </w:rPr>
-              <w:t xml:space="preserve">23  </w:t>
-            </w:r>
-            <w:r>
-              <w:rPr>
-                <w:sz w:val="16"/>
-                <w:szCs w:val="16"/>
-              </w:rPr>
-              <w:t xml:space="preserve">Quality tests</w:t>
+              <w:t xml:space="preserve">20  </w:t>
+            </w:r>
+            <w:r>
+              <w:rPr>
+                <w:sz w:val="16"/>
+                <w:szCs w:val="16"/>
+              </w:rPr>
+              <w:t xml:space="preserve">Unit-level</w:t>
             </w:r>
           </w:p>
         </w:tc>
@@ -16301,7 +17039,7 @@
                 <w:sz w:val="16"/>
                 <w:szCs w:val="16"/>
               </w:rPr>
-              <w:t xml:space="preserve">ending</w:t>
+              <w:t xml:space="preserve">WIP - Pulses &amp; Spices</w:t>
             </w:r>
           </w:p>
         </w:tc>
@@ -16327,14 +17065,14 @@
                 <w:sz w:val="16"/>
                 <w:szCs w:val="16"/>
               </w:rPr>
-              <w:t xml:space="preserve">24  </w:t>
-            </w:r>
-            <w:r>
-              <w:rPr>
-                <w:sz w:val="16"/>
-                <w:szCs w:val="16"/>
-              </w:rPr>
-              <w:t xml:space="preserve">2,000 packing hours × $30 = $60,000</w:t>
+              <w:t xml:space="preserve">21  </w:t>
+            </w:r>
+            <w:r>
+              <w:rPr>
+                <w:sz w:val="16"/>
+                <w:szCs w:val="16"/>
+              </w:rPr>
+              <w:t xml:space="preserve">Batch-level</w:t>
             </w:r>
           </w:p>
         </w:tc>
@@ -16369,7 +17107,7 @@
                 <w:sz w:val="16"/>
                 <w:szCs w:val="16"/>
               </w:rPr>
-              <w:t xml:space="preserve">differs</w:t>
+              <w:t xml:space="preserve">Wages Payable</w:t>
             </w:r>
           </w:p>
         </w:tc>
@@ -16395,14 +17133,14 @@
                 <w:sz w:val="16"/>
                 <w:szCs w:val="16"/>
               </w:rPr>
-              <w:t xml:space="preserve">25  </w:t>
-            </w:r>
-            <w:r>
-              <w:rPr>
-                <w:sz w:val="16"/>
-                <w:szCs w:val="16"/>
-              </w:rPr>
-              <w:t xml:space="preserve">Unit-level</w:t>
+              <w:t xml:space="preserve">22  </w:t>
+            </w:r>
+            <w:r>
+              <w:rPr>
+                <w:sz w:val="16"/>
+                <w:szCs w:val="16"/>
+              </w:rPr>
+              <w:t xml:space="preserve">Product-sustaining</w:t>
             </w:r>
           </w:p>
         </w:tc>
@@ -16437,7 +17175,7 @@
                 <w:sz w:val="16"/>
                 <w:szCs w:val="16"/>
               </w:rPr>
-              <w:t xml:space="preserve">MOH Control</w:t>
+              <w:t xml:space="preserve">MOH Applied</w:t>
             </w:r>
           </w:p>
         </w:tc>
@@ -16463,14 +17201,14 @@
                 <w:sz w:val="16"/>
                 <w:szCs w:val="16"/>
               </w:rPr>
-              <w:t xml:space="preserve">26  </w:t>
-            </w:r>
-            <w:r>
-              <w:rPr>
-                <w:sz w:val="16"/>
-                <w:szCs w:val="16"/>
-              </w:rPr>
-              <w:t xml:space="preserve">Batch-level</w:t>
+              <w:t xml:space="preserve">23  </w:t>
+            </w:r>
+            <w:r>
+              <w:rPr>
+                <w:sz w:val="16"/>
+                <w:szCs w:val="16"/>
+              </w:rPr>
+              <w:t xml:space="preserve">resource driver</w:t>
             </w:r>
           </w:p>
         </w:tc>
@@ -16505,211 +17243,7 @@
                 <w:sz w:val="16"/>
                 <w:szCs w:val="16"/>
               </w:rPr>
-              <w:t xml:space="preserve">Various accounts</w:t>
-            </w:r>
-          </w:p>
-        </w:tc>
-        <w:tc>
-          <w:tcPr>
-            <w:tcW w:type="pct" w:w="2500"/>
-            <w:tcMar>
-              <w:top w:type="dxa" w:w="20"/>
-              <w:left w:type="dxa" w:w="80"/>
-              <w:bottom w:type="dxa" w:w="20"/>
-              <w:right w:type="dxa" w:w="80"/>
-            </w:tcMar>
-          </w:tcPr>
-          <w:p>
-            <w:pPr>
-              <w:spacing w:before="12" w:after="12"/>
-            </w:pPr>
-            <w:r>
-              <w:rPr>
-                <w:b/>
-                <w:bCs/>
-                <w:color w:val="8186EF"/>
-                <w:sz w:val="16"/>
-                <w:szCs w:val="16"/>
-              </w:rPr>
-              <w:t xml:space="preserve">27  </w:t>
-            </w:r>
-            <w:r>
-              <w:rPr>
-                <w:sz w:val="16"/>
-                <w:szCs w:val="16"/>
-              </w:rPr>
-              <w:t xml:space="preserve">Product-sustaining</w:t>
-            </w:r>
-          </w:p>
-        </w:tc>
-      </w:tr>
-      <w:tr>
-        <w:tc>
-          <w:tcPr>
-            <w:tcW w:type="pct" w:w="2500"/>
-            <w:tcMar>
-              <w:top w:type="dxa" w:w="20"/>
-              <w:left w:type="dxa" w:w="80"/>
-              <w:bottom w:type="dxa" w:w="20"/>
-              <w:right w:type="dxa" w:w="80"/>
-            </w:tcMar>
-          </w:tcPr>
-          <w:p>
-            <w:pPr>
-              <w:spacing w:before="12" w:after="12"/>
-            </w:pPr>
-            <w:r>
-              <w:rPr>
-                <w:b/>
-                <w:bCs/>
-                <w:color w:val="8186EF"/>
-                <w:sz w:val="16"/>
-                <w:szCs w:val="16"/>
-              </w:rPr>
-              <w:t xml:space="preserve">13  </w:t>
-            </w:r>
-            <w:r>
-              <w:rPr>
-                <w:sz w:val="16"/>
-                <w:szCs w:val="16"/>
-              </w:rPr>
-              <w:t xml:space="preserve">Wages Payable</w:t>
-            </w:r>
-          </w:p>
-        </w:tc>
-        <w:tc>
-          <w:tcPr>
-            <w:tcW w:type="pct" w:w="2500"/>
-            <w:tcMar>
-              <w:top w:type="dxa" w:w="20"/>
-              <w:left w:type="dxa" w:w="80"/>
-              <w:bottom w:type="dxa" w:w="20"/>
-              <w:right w:type="dxa" w:w="80"/>
-            </w:tcMar>
-          </w:tcPr>
-          <w:p>
-            <w:pPr>
-              <w:spacing w:before="12" w:after="12"/>
-            </w:pPr>
-            <w:r>
-              <w:rPr>
-                <w:b/>
-                <w:bCs/>
-                <w:color w:val="8186EF"/>
-                <w:sz w:val="16"/>
-                <w:szCs w:val="16"/>
-              </w:rPr>
-              <w:t xml:space="preserve">28  </w:t>
-            </w:r>
-            <w:r>
-              <w:rPr>
-                <w:sz w:val="16"/>
-                <w:szCs w:val="16"/>
-              </w:rPr>
-              <w:t xml:space="preserve">resource driver</w:t>
-            </w:r>
-          </w:p>
-        </w:tc>
-      </w:tr>
-      <w:tr>
-        <w:tc>
-          <w:tcPr>
-            <w:tcW w:type="pct" w:w="2500"/>
-            <w:tcMar>
-              <w:top w:type="dxa" w:w="20"/>
-              <w:left w:type="dxa" w:w="80"/>
-              <w:bottom w:type="dxa" w:w="20"/>
-              <w:right w:type="dxa" w:w="80"/>
-            </w:tcMar>
-          </w:tcPr>
-          <w:p>
-            <w:pPr>
-              <w:spacing w:before="12" w:after="12"/>
-            </w:pPr>
-            <w:r>
-              <w:rPr>
-                <w:b/>
-                <w:bCs/>
-                <w:color w:val="8186EF"/>
-                <w:sz w:val="16"/>
-                <w:szCs w:val="16"/>
-              </w:rPr>
-              <w:t xml:space="preserve">14  </w:t>
-            </w:r>
-            <w:r>
-              <w:rPr>
-                <w:sz w:val="16"/>
-                <w:szCs w:val="16"/>
-              </w:rPr>
-              <w:t xml:space="preserve">WIP - Pulses &amp; Spices</w:t>
-            </w:r>
-          </w:p>
-        </w:tc>
-        <w:tc>
-          <w:tcPr>
-            <w:tcW w:type="pct" w:w="2500"/>
-            <w:tcMar>
-              <w:top w:type="dxa" w:w="20"/>
-              <w:left w:type="dxa" w:w="80"/>
-              <w:bottom w:type="dxa" w:w="20"/>
-              <w:right w:type="dxa" w:w="80"/>
-            </w:tcMar>
-          </w:tcPr>
-          <w:p>
-            <w:pPr>
-              <w:spacing w:before="12" w:after="12"/>
-            </w:pPr>
-            <w:r>
-              <w:rPr>
-                <w:b/>
-                <w:bCs/>
-                <w:color w:val="8186EF"/>
-                <w:sz w:val="16"/>
-                <w:szCs w:val="16"/>
-              </w:rPr>
-              <w:t xml:space="preserve">29  </w:t>
-            </w:r>
-            <w:r>
-              <w:rPr>
-                <w:sz w:val="16"/>
-                <w:szCs w:val="16"/>
-              </w:rPr>
-              <w:t xml:space="preserve">activity driver</w:t>
-            </w:r>
-          </w:p>
-        </w:tc>
-      </w:tr>
-      <w:tr>
-        <w:tc>
-          <w:tcPr>
-            <w:tcW w:type="pct" w:w="2500"/>
-            <w:tcMar>
-              <w:top w:type="dxa" w:w="20"/>
-              <w:left w:type="dxa" w:w="80"/>
-              <w:bottom w:type="dxa" w:w="20"/>
-              <w:right w:type="dxa" w:w="80"/>
-            </w:tcMar>
-          </w:tcPr>
-          <w:p>
-            <w:pPr>
-              <w:spacing w:before="12" w:after="12"/>
-            </w:pPr>
-            <w:r>
-              <w:rPr>
-                <w:b/>
-                <w:bCs/>
-                <w:color w:val="8186EF"/>
-                <w:sz w:val="16"/>
-                <w:szCs w:val="16"/>
-              </w:rPr>
-              <w:t xml:space="preserve">15  </w:t>
-            </w:r>
-            <w:r>
-              <w:rPr>
-                <w:sz w:val="16"/>
-                <w:szCs w:val="16"/>
-              </w:rPr>
-              <w:t xml:space="preserve">Finished Goods</w:t>
+              <w:t xml:space="preserve">MOH Control</w:t>
             </w:r>
           </w:p>
         </w:tc>
